--- a/pr-preview/pr-373/estimation-handout-tracked-changes.docx
+++ b/pr-preview/pr-373/estimation-handout-tracked-changes.docx
@@ -16,7 +16,7 @@
       </w:pPr>
       <w:del w:id="1" w:author="PR Preview" w:date="2026-01-01T00:00:00Z">
         <w:r>
-          <w:delText xml:space="preserve">Last modified: 2026-10-19 01:42:24 (PDT)</w:delText>
+          <w:delText xml:space="preserve">Last modified: 2026-10-19 03:13:51 (PDT)</w:delText>
         </w:r>
       </w:del>
     </w:p>
@@ -26,7 +26,7 @@
       </w:pPr>
       <w:ins w:id="2" w:author="PR Preview" w:date="2026-01-01T00:00:00Z">
         <w:r>
-          <w:t xml:space="preserve">Last modified: 2026-10-19 02:32:24 (PDT)</w:t>
+          <w:t xml:space="preserve">Last modified: 2026-10-19 03:23:45 (PDT)</w:t>
         </w:r>
       </w:ins>
     </w:p>
@@ -4789,33 +4789,45 @@
       <w:pPr>
         <w:pStyle w:val="BodyText"/>
       </w:pPr>
-      <w:r>
-        <w:rPr>
-          <w:b/>
-          <w:bCs/>
-        </w:rPr>
-        <w:t xml:space="preserve">Exercise 1 (Bias in terms of the expectation)</w:t>
-      </w:r>
-      <w:r>
-        <w:t xml:space="preserve"> </w:t>
-      </w:r>
-      <w:r>
-        <w:t xml:space="preserve">Write the</w:t>
-      </w:r>
-      <w:r>
-        <w:t xml:space="preserve"> </w:t>
-      </w:r>
-      <w:hyperlink w:anchor="def-bias">
+      <w:del w:id="3" w:author="PR Preview" w:date="2026-01-01T00:00:00Z">
         <w:r>
           <w:rPr>
-            <w:rStyle w:val="Hyperlink"/>
+            <w:b/>
+            <w:bCs/>
           </w:rPr>
-          <w:t xml:space="preserve">bias</w:t>
+          <w:delText xml:space="preserve">Exercise 1 (Bias in terms of the expectation)</w:delText>
         </w:r>
+      </w:del>
+      <w:del w:id="4" w:author="PR Preview" w:date="2026-01-01T00:00:00Z">
+        <w:r>
+          <w:delText xml:space="preserve"> </w:delText>
+        </w:r>
+      </w:del>
+      <w:del w:id="5" w:author="PR Preview" w:date="2026-01-01T00:00:00Z">
+        <w:r>
+          <w:delText xml:space="preserve">Derive an expression for the</w:delText>
+        </w:r>
+      </w:del>
+      <w:del w:id="6" w:author="PR Preview" w:date="2026-01-01T00:00:00Z">
+        <w:r>
+          <w:delText xml:space="preserve"> </w:delText>
+        </w:r>
+      </w:del>
+      <w:hyperlink w:anchor="def-bias">
+        <w:del w:id="7" w:author="PR Preview" w:date="2026-01-01T00:00:00Z">
+          <w:r>
+            <w:rPr>
+              <w:rStyle w:val="Hyperlink"/>
+            </w:rPr>
+            <w:delText xml:space="preserve">bias</w:delText>
+          </w:r>
+        </w:del>
       </w:hyperlink>
-      <w:r>
-        <w:t xml:space="preserve"> </w:t>
-      </w:r>
+      <w:del w:id="8" w:author="PR Preview" w:date="2026-01-01T00:00:00Z">
+        <w:r>
+          <w:delText xml:space="preserve"> </w:delText>
+        </w:r>
+      </w:del>
       <m:oMath>
         <m:r>
           <m:rPr>
@@ -4850,15 +4862,36 @@
           <m:t>​</m:t>
         </m:r>
       </m:oMath>
-      <w:r>
-        <w:t xml:space="preserve"> </w:t>
-      </w:r>
-      <w:r>
-        <w:t xml:space="preserve">of an estimator</w:t>
-      </w:r>
-      <w:r>
-        <w:t xml:space="preserve"> </w:t>
-      </w:r>
+      <w:del w:id="9" w:author="PR Preview" w:date="2026-01-01T00:00:00Z">
+        <w:r>
+          <w:delText xml:space="preserve"> </w:delText>
+        </w:r>
+      </w:del>
+      <w:del w:id="10" w:author="PR Preview" w:date="2026-01-01T00:00:00Z">
+        <w:r>
+          <w:delText xml:space="preserve">of an</w:delText>
+        </w:r>
+      </w:del>
+      <w:del w:id="11" w:author="PR Preview" w:date="2026-01-01T00:00:00Z">
+        <w:r>
+          <w:delText xml:space="preserve"> </w:delText>
+        </w:r>
+      </w:del>
+      <w:hyperlink w:anchor="def-estimator">
+        <w:del w:id="12" w:author="PR Preview" w:date="2026-01-01T00:00:00Z">
+          <w:r>
+            <w:rPr>
+              <w:rStyle w:val="Hyperlink"/>
+            </w:rPr>
+            <w:delText xml:space="preserve">estimator</w:delText>
+          </w:r>
+        </w:del>
+      </w:hyperlink>
+      <w:del w:id="13" w:author="PR Preview" w:date="2026-01-01T00:00:00Z">
+        <w:r>
+          <w:delText xml:space="preserve"> </w:delText>
+        </w:r>
+      </w:del>
       <m:oMath>
         <m:acc>
           <m:accPr>
@@ -4871,15 +4904,21 @@
           </m:e>
         </m:acc>
       </m:oMath>
-      <w:r>
-        <w:t xml:space="preserve"> </w:t>
-      </w:r>
-      <w:r>
-        <w:t xml:space="preserve">in terms of its expected value</w:t>
-      </w:r>
-      <w:r>
-        <w:t xml:space="preserve"> </w:t>
-      </w:r>
+      <w:del w:id="14" w:author="PR Preview" w:date="2026-01-01T00:00:00Z">
+        <w:r>
+          <w:delText xml:space="preserve"> </w:delText>
+        </w:r>
+      </w:del>
+      <w:del w:id="15" w:author="PR Preview" w:date="2026-01-01T00:00:00Z">
+        <w:r>
+          <w:delText xml:space="preserve">in terms of its expected value</w:delText>
+        </w:r>
+      </w:del>
+      <w:del w:id="16" w:author="PR Preview" w:date="2026-01-01T00:00:00Z">
+        <w:r>
+          <w:delText xml:space="preserve"> </w:delText>
+        </w:r>
+      </w:del>
       <m:oMath>
         <m:r>
           <m:rPr>
@@ -4914,23 +4953,210 @@
           <m:t>​</m:t>
         </m:r>
       </m:oMath>
-      <w:r>
-        <w:t xml:space="preserve"> </w:t>
-      </w:r>
-      <w:r>
-        <w:t xml:space="preserve">and the estimand</w:t>
-      </w:r>
-      <w:r>
-        <w:t xml:space="preserve"> </w:t>
-      </w:r>
+      <w:del w:id="17" w:author="PR Preview" w:date="2026-01-01T00:00:00Z">
+        <w:r>
+          <w:delText xml:space="preserve"> </w:delText>
+        </w:r>
+      </w:del>
+      <w:del w:id="18" w:author="PR Preview" w:date="2026-01-01T00:00:00Z">
+        <w:r>
+          <w:delText xml:space="preserve">and the estimand</w:delText>
+        </w:r>
+      </w:del>
+      <w:del w:id="19" w:author="PR Preview" w:date="2026-01-01T00:00:00Z">
+        <w:r>
+          <w:delText xml:space="preserve"> </w:delText>
+        </w:r>
+      </w:del>
       <m:oMath>
         <m:r>
           <m:t>θ</m:t>
         </m:r>
       </m:oMath>
-      <w:r>
-        <w:t xml:space="preserve">.</w:t>
-      </w:r>
+      <w:del w:id="20" w:author="PR Preview" w:date="2026-01-01T00:00:00Z">
+        <w:r>
+          <w:delText xml:space="preserve">.</w:delText>
+        </w:r>
+      </w:del>
+    </w:p>
+    <w:p>
+      <w:pPr>
+        <w:pStyle w:val="BodyText"/>
+      </w:pPr>
+      <w:ins w:id="21" w:author="PR Preview" w:date="2026-01-01T00:00:00Z">
+        <w:r>
+          <w:rPr>
+            <w:b/>
+            <w:bCs/>
+          </w:rPr>
+          <w:t xml:space="preserve">Exercise 1 (Bias in terms of the expectation)</w:t>
+        </w:r>
+      </w:ins>
+      <w:ins w:id="22" w:author="PR Preview" w:date="2026-01-01T00:00:00Z">
+        <w:r>
+          <w:t xml:space="preserve"> </w:t>
+        </w:r>
+      </w:ins>
+      <w:ins w:id="23" w:author="PR Preview" w:date="2026-01-01T00:00:00Z">
+        <w:r>
+          <w:t xml:space="preserve">Write the</w:t>
+        </w:r>
+      </w:ins>
+      <w:ins w:id="24" w:author="PR Preview" w:date="2026-01-01T00:00:00Z">
+        <w:r>
+          <w:t xml:space="preserve"> </w:t>
+        </w:r>
+      </w:ins>
+      <w:hyperlink w:anchor="def-bias">
+        <w:ins w:id="25" w:author="PR Preview" w:date="2026-01-01T00:00:00Z">
+          <w:r>
+            <w:rPr>
+              <w:rStyle w:val="Hyperlink"/>
+            </w:rPr>
+            <w:t xml:space="preserve">bias</w:t>
+          </w:r>
+        </w:ins>
+      </w:hyperlink>
+      <w:ins w:id="26" w:author="PR Preview" w:date="2026-01-01T00:00:00Z">
+        <w:r>
+          <w:t xml:space="preserve"> </w:t>
+        </w:r>
+      </w:ins>
+      <m:oMath>
+        <m:r>
+          <m:rPr>
+            <m:sty m:val="p"/>
+          </m:rPr>
+          <m:t>Bias</m:t>
+        </m:r>
+        <m:r>
+          <m:t>​</m:t>
+        </m:r>
+        <m:d>
+          <m:dPr>
+            <m:begChr m:val="("/>
+            <m:sepChr m:val=""/>
+            <m:endChr m:val=")"/>
+            <m:grow/>
+          </m:dPr>
+          <m:e>
+            <m:acc>
+              <m:accPr>
+                <m:chr m:val="̂"/>
+              </m:accPr>
+              <m:e>
+                <m:r>
+                  <m:t>θ</m:t>
+                </m:r>
+              </m:e>
+            </m:acc>
+          </m:e>
+        </m:d>
+        <m:r>
+          <m:t>​</m:t>
+        </m:r>
+      </m:oMath>
+      <w:ins w:id="27" w:author="PR Preview" w:date="2026-01-01T00:00:00Z">
+        <w:r>
+          <w:t xml:space="preserve"> </w:t>
+        </w:r>
+      </w:ins>
+      <w:ins w:id="28" w:author="PR Preview" w:date="2026-01-01T00:00:00Z">
+        <w:r>
+          <w:t xml:space="preserve">of an estimator</w:t>
+        </w:r>
+      </w:ins>
+      <w:ins w:id="29" w:author="PR Preview" w:date="2026-01-01T00:00:00Z">
+        <w:r>
+          <w:t xml:space="preserve"> </w:t>
+        </w:r>
+      </w:ins>
+      <m:oMath>
+        <m:acc>
+          <m:accPr>
+            <m:chr m:val="̂"/>
+          </m:accPr>
+          <m:e>
+            <m:r>
+              <m:t>θ</m:t>
+            </m:r>
+          </m:e>
+        </m:acc>
+      </m:oMath>
+      <w:ins w:id="30" w:author="PR Preview" w:date="2026-01-01T00:00:00Z">
+        <w:r>
+          <w:t xml:space="preserve"> </w:t>
+        </w:r>
+      </w:ins>
+      <w:ins w:id="31" w:author="PR Preview" w:date="2026-01-01T00:00:00Z">
+        <w:r>
+          <w:t xml:space="preserve">in terms of its expected value</w:t>
+        </w:r>
+      </w:ins>
+      <w:ins w:id="32" w:author="PR Preview" w:date="2026-01-01T00:00:00Z">
+        <w:r>
+          <w:t xml:space="preserve"> </w:t>
+        </w:r>
+      </w:ins>
+      <m:oMath>
+        <m:r>
+          <m:rPr>
+            <m:sty m:val="p"/>
+          </m:rPr>
+          <m:t>E</m:t>
+        </m:r>
+        <m:r>
+          <m:t>​</m:t>
+        </m:r>
+        <m:d>
+          <m:dPr>
+            <m:begChr m:val="["/>
+            <m:sepChr m:val=""/>
+            <m:endChr m:val="]"/>
+            <m:grow/>
+          </m:dPr>
+          <m:e>
+            <m:acc>
+              <m:accPr>
+                <m:chr m:val="̂"/>
+              </m:accPr>
+              <m:e>
+                <m:r>
+                  <m:t>θ</m:t>
+                </m:r>
+              </m:e>
+            </m:acc>
+          </m:e>
+        </m:d>
+        <m:r>
+          <m:t>​</m:t>
+        </m:r>
+      </m:oMath>
+      <w:ins w:id="33" w:author="PR Preview" w:date="2026-01-01T00:00:00Z">
+        <w:r>
+          <w:t xml:space="preserve"> </w:t>
+        </w:r>
+      </w:ins>
+      <w:ins w:id="34" w:author="PR Preview" w:date="2026-01-01T00:00:00Z">
+        <w:r>
+          <w:t xml:space="preserve">and the estimand</w:t>
+        </w:r>
+      </w:ins>
+      <w:ins w:id="35" w:author="PR Preview" w:date="2026-01-01T00:00:00Z">
+        <w:r>
+          <w:t xml:space="preserve"> </w:t>
+        </w:r>
+      </w:ins>
+      <m:oMath>
+        <m:r>
+          <m:t>θ</m:t>
+        </m:r>
+      </m:oMath>
+      <w:ins w:id="36" w:author="PR Preview" w:date="2026-01-01T00:00:00Z">
+        <w:r>
+          <w:t xml:space="preserve">.</w:t>
+        </w:r>
+      </w:ins>
     </w:p>
     <w:bookmarkEnd w:id="47"/>
     <w:bookmarkStart w:id="48" w:name="sol-bias-exprs"/>
@@ -10181,33 +10407,45 @@
       <w:pPr>
         <w:pStyle w:val="BodyText"/>
       </w:pPr>
-      <w:r>
-        <w:rPr>
-          <w:b/>
-          <w:bCs/>
-        </w:rPr>
-        <w:t xml:space="preserve">Exercise 4 (Expanding the population mean squared error)</w:t>
-      </w:r>
-      <w:r>
-        <w:t xml:space="preserve"> </w:t>
-      </w:r>
-      <w:r>
-        <w:t xml:space="preserve">Write the</w:t>
-      </w:r>
-      <w:r>
-        <w:t xml:space="preserve"> </w:t>
-      </w:r>
-      <w:hyperlink w:anchor="def-mse">
+      <w:del w:id="37" w:author="PR Preview" w:date="2026-01-01T00:00:00Z">
         <w:r>
           <w:rPr>
-            <w:rStyle w:val="Hyperlink"/>
+            <w:b/>
+            <w:bCs/>
           </w:rPr>
-          <w:t xml:space="preserve">pMSE</w:t>
+          <w:delText xml:space="preserve">Exercise 4 (Expanding the population mean squared error)</w:delText>
         </w:r>
+      </w:del>
+      <w:del w:id="38" w:author="PR Preview" w:date="2026-01-01T00:00:00Z">
+        <w:r>
+          <w:delText xml:space="preserve"> </w:delText>
+        </w:r>
+      </w:del>
+      <w:del w:id="39" w:author="PR Preview" w:date="2026-01-01T00:00:00Z">
+        <w:r>
+          <w:delText xml:space="preserve">Derive an expression for the</w:delText>
+        </w:r>
+      </w:del>
+      <w:del w:id="40" w:author="PR Preview" w:date="2026-01-01T00:00:00Z">
+        <w:r>
+          <w:delText xml:space="preserve"> </w:delText>
+        </w:r>
+      </w:del>
+      <w:hyperlink w:anchor="def-mse">
+        <w:del w:id="41" w:author="PR Preview" w:date="2026-01-01T00:00:00Z">
+          <w:r>
+            <w:rPr>
+              <w:rStyle w:val="Hyperlink"/>
+            </w:rPr>
+            <w:delText xml:space="preserve">pMSE</w:delText>
+          </w:r>
+        </w:del>
       </w:hyperlink>
-      <w:r>
-        <w:t xml:space="preserve"> </w:t>
-      </w:r>
+      <w:del w:id="42" w:author="PR Preview" w:date="2026-01-01T00:00:00Z">
+        <w:r>
+          <w:delText xml:space="preserve"> </w:delText>
+        </w:r>
+      </w:del>
       <m:oMath>
         <m:r>
           <m:rPr>
@@ -10242,15 +10480,21 @@
           <m:t>​</m:t>
         </m:r>
       </m:oMath>
-      <w:r>
-        <w:t xml:space="preserve"> </w:t>
-      </w:r>
-      <w:r>
-        <w:t xml:space="preserve">in terms of</w:t>
-      </w:r>
-      <w:r>
-        <w:t xml:space="preserve"> </w:t>
-      </w:r>
+      <w:del w:id="43" w:author="PR Preview" w:date="2026-01-01T00:00:00Z">
+        <w:r>
+          <w:delText xml:space="preserve"> </w:delText>
+        </w:r>
+      </w:del>
+      <w:del w:id="44" w:author="PR Preview" w:date="2026-01-01T00:00:00Z">
+        <w:r>
+          <w:delText xml:space="preserve">in terms of</w:delText>
+        </w:r>
+      </w:del>
+      <w:del w:id="45" w:author="PR Preview" w:date="2026-01-01T00:00:00Z">
+        <w:r>
+          <w:delText xml:space="preserve"> </w:delText>
+        </w:r>
+      </w:del>
       <m:oMath>
         <m:r>
           <m:rPr>
@@ -10294,12 +10538,16 @@
           <m:t>​</m:t>
         </m:r>
       </m:oMath>
-      <w:r>
-        <w:t xml:space="preserve">,</w:t>
-      </w:r>
-      <w:r>
-        <w:t xml:space="preserve"> </w:t>
-      </w:r>
+      <w:del w:id="46" w:author="PR Preview" w:date="2026-01-01T00:00:00Z">
+        <w:r>
+          <w:delText xml:space="preserve">,</w:delText>
+        </w:r>
+      </w:del>
+      <w:del w:id="47" w:author="PR Preview" w:date="2026-01-01T00:00:00Z">
+        <w:r>
+          <w:delText xml:space="preserve"> </w:delText>
+        </w:r>
+      </w:del>
       <m:oMath>
         <m:r>
           <m:rPr>
@@ -10334,20 +10582,226 @@
           <m:t>​</m:t>
         </m:r>
       </m:oMath>
-      <w:r>
-        <w:t xml:space="preserve">, and the estimand</w:t>
-      </w:r>
-      <w:r>
-        <w:t xml:space="preserve"> </w:t>
-      </w:r>
+      <w:del w:id="48" w:author="PR Preview" w:date="2026-01-01T00:00:00Z">
+        <w:r>
+          <w:delText xml:space="preserve">, and the estimand</w:delText>
+        </w:r>
+      </w:del>
+      <w:del w:id="49" w:author="PR Preview" w:date="2026-01-01T00:00:00Z">
+        <w:r>
+          <w:delText xml:space="preserve"> </w:delText>
+        </w:r>
+      </w:del>
       <m:oMath>
         <m:r>
           <m:t>θ</m:t>
         </m:r>
       </m:oMath>
-      <w:r>
-        <w:t xml:space="preserve">.</w:t>
-      </w:r>
+      <w:del w:id="50" w:author="PR Preview" w:date="2026-01-01T00:00:00Z">
+        <w:r>
+          <w:delText xml:space="preserve">.</w:delText>
+        </w:r>
+      </w:del>
+    </w:p>
+    <w:p>
+      <w:pPr>
+        <w:pStyle w:val="BodyText"/>
+      </w:pPr>
+      <w:ins w:id="51" w:author="PR Preview" w:date="2026-01-01T00:00:00Z">
+        <w:r>
+          <w:rPr>
+            <w:b/>
+            <w:bCs/>
+          </w:rPr>
+          <w:t xml:space="preserve">Exercise 4 (Expanding the population mean squared error)</w:t>
+        </w:r>
+      </w:ins>
+      <w:ins w:id="52" w:author="PR Preview" w:date="2026-01-01T00:00:00Z">
+        <w:r>
+          <w:t xml:space="preserve"> </w:t>
+        </w:r>
+      </w:ins>
+      <w:ins w:id="53" w:author="PR Preview" w:date="2026-01-01T00:00:00Z">
+        <w:r>
+          <w:t xml:space="preserve">Write the</w:t>
+        </w:r>
+      </w:ins>
+      <w:ins w:id="54" w:author="PR Preview" w:date="2026-01-01T00:00:00Z">
+        <w:r>
+          <w:t xml:space="preserve"> </w:t>
+        </w:r>
+      </w:ins>
+      <w:hyperlink w:anchor="def-mse">
+        <w:ins w:id="55" w:author="PR Preview" w:date="2026-01-01T00:00:00Z">
+          <w:r>
+            <w:rPr>
+              <w:rStyle w:val="Hyperlink"/>
+            </w:rPr>
+            <w:t xml:space="preserve">pMSE</w:t>
+          </w:r>
+        </w:ins>
+      </w:hyperlink>
+      <w:ins w:id="56" w:author="PR Preview" w:date="2026-01-01T00:00:00Z">
+        <w:r>
+          <w:t xml:space="preserve"> </w:t>
+        </w:r>
+      </w:ins>
+      <m:oMath>
+        <m:r>
+          <m:rPr>
+            <m:sty m:val="p"/>
+          </m:rPr>
+          <m:t>pMSE</m:t>
+        </m:r>
+        <m:r>
+          <m:t>​</m:t>
+        </m:r>
+        <m:d>
+          <m:dPr>
+            <m:begChr m:val="("/>
+            <m:sepChr m:val=""/>
+            <m:endChr m:val=")"/>
+            <m:grow/>
+          </m:dPr>
+          <m:e>
+            <m:acc>
+              <m:accPr>
+                <m:chr m:val="̂"/>
+              </m:accPr>
+              <m:e>
+                <m:r>
+                  <m:t>θ</m:t>
+                </m:r>
+              </m:e>
+            </m:acc>
+          </m:e>
+        </m:d>
+        <m:r>
+          <m:t>​</m:t>
+        </m:r>
+      </m:oMath>
+      <w:ins w:id="57" w:author="PR Preview" w:date="2026-01-01T00:00:00Z">
+        <w:r>
+          <w:t xml:space="preserve"> </w:t>
+        </w:r>
+      </w:ins>
+      <w:ins w:id="58" w:author="PR Preview" w:date="2026-01-01T00:00:00Z">
+        <w:r>
+          <w:t xml:space="preserve">in terms of</w:t>
+        </w:r>
+      </w:ins>
+      <w:ins w:id="59" w:author="PR Preview" w:date="2026-01-01T00:00:00Z">
+        <w:r>
+          <w:t xml:space="preserve"> </w:t>
+        </w:r>
+      </w:ins>
+      <m:oMath>
+        <m:r>
+          <m:rPr>
+            <m:sty m:val="p"/>
+          </m:rPr>
+          <m:t>E</m:t>
+        </m:r>
+        <m:r>
+          <m:t>​</m:t>
+        </m:r>
+        <m:d>
+          <m:dPr>
+            <m:begChr m:val="["/>
+            <m:sepChr m:val=""/>
+            <m:endChr m:val="]"/>
+            <m:grow/>
+          </m:dPr>
+          <m:e>
+            <m:sSup>
+              <m:e>
+                <m:acc>
+                  <m:accPr>
+                    <m:chr m:val="̂"/>
+                  </m:accPr>
+                  <m:e>
+                    <m:r>
+                      <m:t>θ</m:t>
+                    </m:r>
+                  </m:e>
+                </m:acc>
+              </m:e>
+              <m:sup>
+                <m:r>
+                  <m:t>2</m:t>
+                </m:r>
+              </m:sup>
+            </m:sSup>
+          </m:e>
+        </m:d>
+        <m:r>
+          <m:t>​</m:t>
+        </m:r>
+      </m:oMath>
+      <w:ins w:id="60" w:author="PR Preview" w:date="2026-01-01T00:00:00Z">
+        <w:r>
+          <w:t xml:space="preserve">,</w:t>
+        </w:r>
+      </w:ins>
+      <w:ins w:id="61" w:author="PR Preview" w:date="2026-01-01T00:00:00Z">
+        <w:r>
+          <w:t xml:space="preserve"> </w:t>
+        </w:r>
+      </w:ins>
+      <m:oMath>
+        <m:r>
+          <m:rPr>
+            <m:sty m:val="p"/>
+          </m:rPr>
+          <m:t>E</m:t>
+        </m:r>
+        <m:r>
+          <m:t>​</m:t>
+        </m:r>
+        <m:d>
+          <m:dPr>
+            <m:begChr m:val="["/>
+            <m:sepChr m:val=""/>
+            <m:endChr m:val="]"/>
+            <m:grow/>
+          </m:dPr>
+          <m:e>
+            <m:acc>
+              <m:accPr>
+                <m:chr m:val="̂"/>
+              </m:accPr>
+              <m:e>
+                <m:r>
+                  <m:t>θ</m:t>
+                </m:r>
+              </m:e>
+            </m:acc>
+          </m:e>
+        </m:d>
+        <m:r>
+          <m:t>​</m:t>
+        </m:r>
+      </m:oMath>
+      <w:ins w:id="62" w:author="PR Preview" w:date="2026-01-01T00:00:00Z">
+        <w:r>
+          <w:t xml:space="preserve">, and the estimand</w:t>
+        </w:r>
+      </w:ins>
+      <w:ins w:id="63" w:author="PR Preview" w:date="2026-01-01T00:00:00Z">
+        <w:r>
+          <w:t xml:space="preserve"> </w:t>
+        </w:r>
+      </w:ins>
+      <m:oMath>
+        <m:r>
+          <m:t>θ</m:t>
+        </m:r>
+      </m:oMath>
+      <w:ins w:id="64" w:author="PR Preview" w:date="2026-01-01T00:00:00Z">
+        <w:r>
+          <w:t xml:space="preserve">.</w:t>
+        </w:r>
+      </w:ins>
     </w:p>
     <w:bookmarkEnd w:id="62"/>
     <w:bookmarkStart w:id="63" w:name="sol-mse-expand"/>

--- a/pr-preview/pr-373/estimation-handout-tracked-changes.docx
+++ b/pr-preview/pr-373/estimation-handout-tracked-changes.docx
@@ -16,7 +16,7 @@
       </w:pPr>
       <w:del w:id="1" w:author="PR Preview" w:date="2026-01-01T00:00:00Z">
         <w:r>
-          <w:delText xml:space="preserve">Last modified: 2026-10-19 03:13:51 (PDT)</w:delText>
+          <w:delText xml:space="preserve">Last modified: 2026-10-19 03:59:32 (PDT)</w:delText>
         </w:r>
       </w:del>
     </w:p>
@@ -26,7 +26,7 @@
       </w:pPr>
       <w:ins w:id="2" w:author="PR Preview" w:date="2026-01-01T00:00:00Z">
         <w:r>
-          <w:t xml:space="preserve">Last modified: 2026-10-19 03:23:45 (PDT)</w:t>
+          <w:t xml:space="preserve">Last modified: 2026-10-19 04:10:08 (PDT)</w:t>
         </w:r>
       </w:ins>
     </w:p>
@@ -3896,7 +3896,7 @@
     </w:p>
     <w:bookmarkEnd w:id="37"/>
     <w:bookmarkEnd w:id="38"/>
-    <w:bookmarkStart w:id="107" w:name="sec-est-accuracy"/>
+    <w:bookmarkStart w:id="108" w:name="sec-est-accuracy"/>
     <w:p>
       <w:pPr>
         <w:pStyle w:val="Heading2"/>
@@ -4789,45 +4789,33 @@
       <w:pPr>
         <w:pStyle w:val="BodyText"/>
       </w:pPr>
-      <w:del w:id="3" w:author="PR Preview" w:date="2026-01-01T00:00:00Z">
+      <w:r>
+        <w:rPr>
+          <w:b/>
+          <w:bCs/>
+        </w:rPr>
+        <w:t xml:space="preserve">Exercise 1 (Bias in terms of the expectation)</w:t>
+      </w:r>
+      <w:r>
+        <w:t xml:space="preserve"> </w:t>
+      </w:r>
+      <w:r>
+        <w:t xml:space="preserve">Derive an expression for the</w:t>
+      </w:r>
+      <w:r>
+        <w:t xml:space="preserve"> </w:t>
+      </w:r>
+      <w:hyperlink w:anchor="def-bias">
         <w:r>
           <w:rPr>
-            <w:b/>
-            <w:bCs/>
+            <w:rStyle w:val="Hyperlink"/>
           </w:rPr>
-          <w:delText xml:space="preserve">Exercise 1 (Bias in terms of the expectation)</w:delText>
+          <w:t xml:space="preserve">bias</w:t>
         </w:r>
-      </w:del>
-      <w:del w:id="4" w:author="PR Preview" w:date="2026-01-01T00:00:00Z">
-        <w:r>
-          <w:delText xml:space="preserve"> </w:delText>
-        </w:r>
-      </w:del>
-      <w:del w:id="5" w:author="PR Preview" w:date="2026-01-01T00:00:00Z">
-        <w:r>
-          <w:delText xml:space="preserve">Derive an expression for the</w:delText>
-        </w:r>
-      </w:del>
-      <w:del w:id="6" w:author="PR Preview" w:date="2026-01-01T00:00:00Z">
-        <w:r>
-          <w:delText xml:space="preserve"> </w:delText>
-        </w:r>
-      </w:del>
-      <w:hyperlink w:anchor="def-bias">
-        <w:del w:id="7" w:author="PR Preview" w:date="2026-01-01T00:00:00Z">
-          <w:r>
-            <w:rPr>
-              <w:rStyle w:val="Hyperlink"/>
-            </w:rPr>
-            <w:delText xml:space="preserve">bias</w:delText>
-          </w:r>
-        </w:del>
       </w:hyperlink>
-      <w:del w:id="8" w:author="PR Preview" w:date="2026-01-01T00:00:00Z">
-        <w:r>
-          <w:delText xml:space="preserve"> </w:delText>
-        </w:r>
-      </w:del>
+      <w:r>
+        <w:t xml:space="preserve"> </w:t>
+      </w:r>
       <m:oMath>
         <m:r>
           <m:rPr>
@@ -4862,36 +4850,26 @@
           <m:t>​</m:t>
         </m:r>
       </m:oMath>
-      <w:del w:id="9" w:author="PR Preview" w:date="2026-01-01T00:00:00Z">
+      <w:r>
+        <w:t xml:space="preserve"> </w:t>
+      </w:r>
+      <w:r>
+        <w:t xml:space="preserve">of an</w:t>
+      </w:r>
+      <w:r>
+        <w:t xml:space="preserve"> </w:t>
+      </w:r>
+      <w:hyperlink w:anchor="def-estimator">
         <w:r>
-          <w:delText xml:space="preserve"> </w:delText>
+          <w:rPr>
+            <w:rStyle w:val="Hyperlink"/>
+          </w:rPr>
+          <w:t xml:space="preserve">estimator</w:t>
         </w:r>
-      </w:del>
-      <w:del w:id="10" w:author="PR Preview" w:date="2026-01-01T00:00:00Z">
-        <w:r>
-          <w:delText xml:space="preserve">of an</w:delText>
-        </w:r>
-      </w:del>
-      <w:del w:id="11" w:author="PR Preview" w:date="2026-01-01T00:00:00Z">
-        <w:r>
-          <w:delText xml:space="preserve"> </w:delText>
-        </w:r>
-      </w:del>
-      <w:hyperlink w:anchor="def-estimator">
-        <w:del w:id="12" w:author="PR Preview" w:date="2026-01-01T00:00:00Z">
-          <w:r>
-            <w:rPr>
-              <w:rStyle w:val="Hyperlink"/>
-            </w:rPr>
-            <w:delText xml:space="preserve">estimator</w:delText>
-          </w:r>
-        </w:del>
       </w:hyperlink>
-      <w:del w:id="13" w:author="PR Preview" w:date="2026-01-01T00:00:00Z">
-        <w:r>
-          <w:delText xml:space="preserve"> </w:delText>
-        </w:r>
-      </w:del>
+      <w:r>
+        <w:t xml:space="preserve"> </w:t>
+      </w:r>
       <m:oMath>
         <m:acc>
           <m:accPr>
@@ -4904,21 +4882,15 @@
           </m:e>
         </m:acc>
       </m:oMath>
-      <w:del w:id="14" w:author="PR Preview" w:date="2026-01-01T00:00:00Z">
-        <w:r>
-          <w:delText xml:space="preserve"> </w:delText>
-        </w:r>
-      </w:del>
-      <w:del w:id="15" w:author="PR Preview" w:date="2026-01-01T00:00:00Z">
-        <w:r>
-          <w:delText xml:space="preserve">in terms of its expected value</w:delText>
-        </w:r>
-      </w:del>
-      <w:del w:id="16" w:author="PR Preview" w:date="2026-01-01T00:00:00Z">
-        <w:r>
-          <w:delText xml:space="preserve"> </w:delText>
-        </w:r>
-      </w:del>
+      <w:r>
+        <w:t xml:space="preserve"> </w:t>
+      </w:r>
+      <w:r>
+        <w:t xml:space="preserve">in terms of its expected value</w:t>
+      </w:r>
+      <w:r>
+        <w:t xml:space="preserve"> </w:t>
+      </w:r>
       <m:oMath>
         <m:r>
           <m:rPr>
@@ -4953,210 +4925,23 @@
           <m:t>​</m:t>
         </m:r>
       </m:oMath>
-      <w:del w:id="17" w:author="PR Preview" w:date="2026-01-01T00:00:00Z">
-        <w:r>
-          <w:delText xml:space="preserve"> </w:delText>
-        </w:r>
-      </w:del>
-      <w:del w:id="18" w:author="PR Preview" w:date="2026-01-01T00:00:00Z">
-        <w:r>
-          <w:delText xml:space="preserve">and the estimand</w:delText>
-        </w:r>
-      </w:del>
-      <w:del w:id="19" w:author="PR Preview" w:date="2026-01-01T00:00:00Z">
-        <w:r>
-          <w:delText xml:space="preserve"> </w:delText>
-        </w:r>
-      </w:del>
+      <w:r>
+        <w:t xml:space="preserve"> </w:t>
+      </w:r>
+      <w:r>
+        <w:t xml:space="preserve">and the estimand</w:t>
+      </w:r>
+      <w:r>
+        <w:t xml:space="preserve"> </w:t>
+      </w:r>
       <m:oMath>
         <m:r>
           <m:t>θ</m:t>
         </m:r>
       </m:oMath>
-      <w:del w:id="20" w:author="PR Preview" w:date="2026-01-01T00:00:00Z">
-        <w:r>
-          <w:delText xml:space="preserve">.</w:delText>
-        </w:r>
-      </w:del>
-    </w:p>
-    <w:p>
-      <w:pPr>
-        <w:pStyle w:val="BodyText"/>
-      </w:pPr>
-      <w:ins w:id="21" w:author="PR Preview" w:date="2026-01-01T00:00:00Z">
-        <w:r>
-          <w:rPr>
-            <w:b/>
-            <w:bCs/>
-          </w:rPr>
-          <w:t xml:space="preserve">Exercise 1 (Bias in terms of the expectation)</w:t>
-        </w:r>
-      </w:ins>
-      <w:ins w:id="22" w:author="PR Preview" w:date="2026-01-01T00:00:00Z">
-        <w:r>
-          <w:t xml:space="preserve"> </w:t>
-        </w:r>
-      </w:ins>
-      <w:ins w:id="23" w:author="PR Preview" w:date="2026-01-01T00:00:00Z">
-        <w:r>
-          <w:t xml:space="preserve">Write the</w:t>
-        </w:r>
-      </w:ins>
-      <w:ins w:id="24" w:author="PR Preview" w:date="2026-01-01T00:00:00Z">
-        <w:r>
-          <w:t xml:space="preserve"> </w:t>
-        </w:r>
-      </w:ins>
-      <w:hyperlink w:anchor="def-bias">
-        <w:ins w:id="25" w:author="PR Preview" w:date="2026-01-01T00:00:00Z">
-          <w:r>
-            <w:rPr>
-              <w:rStyle w:val="Hyperlink"/>
-            </w:rPr>
-            <w:t xml:space="preserve">bias</w:t>
-          </w:r>
-        </w:ins>
-      </w:hyperlink>
-      <w:ins w:id="26" w:author="PR Preview" w:date="2026-01-01T00:00:00Z">
-        <w:r>
-          <w:t xml:space="preserve"> </w:t>
-        </w:r>
-      </w:ins>
-      <m:oMath>
-        <m:r>
-          <m:rPr>
-            <m:sty m:val="p"/>
-          </m:rPr>
-          <m:t>Bias</m:t>
-        </m:r>
-        <m:r>
-          <m:t>​</m:t>
-        </m:r>
-        <m:d>
-          <m:dPr>
-            <m:begChr m:val="("/>
-            <m:sepChr m:val=""/>
-            <m:endChr m:val=")"/>
-            <m:grow/>
-          </m:dPr>
-          <m:e>
-            <m:acc>
-              <m:accPr>
-                <m:chr m:val="̂"/>
-              </m:accPr>
-              <m:e>
-                <m:r>
-                  <m:t>θ</m:t>
-                </m:r>
-              </m:e>
-            </m:acc>
-          </m:e>
-        </m:d>
-        <m:r>
-          <m:t>​</m:t>
-        </m:r>
-      </m:oMath>
-      <w:ins w:id="27" w:author="PR Preview" w:date="2026-01-01T00:00:00Z">
-        <w:r>
-          <w:t xml:space="preserve"> </w:t>
-        </w:r>
-      </w:ins>
-      <w:ins w:id="28" w:author="PR Preview" w:date="2026-01-01T00:00:00Z">
-        <w:r>
-          <w:t xml:space="preserve">of an estimator</w:t>
-        </w:r>
-      </w:ins>
-      <w:ins w:id="29" w:author="PR Preview" w:date="2026-01-01T00:00:00Z">
-        <w:r>
-          <w:t xml:space="preserve"> </w:t>
-        </w:r>
-      </w:ins>
-      <m:oMath>
-        <m:acc>
-          <m:accPr>
-            <m:chr m:val="̂"/>
-          </m:accPr>
-          <m:e>
-            <m:r>
-              <m:t>θ</m:t>
-            </m:r>
-          </m:e>
-        </m:acc>
-      </m:oMath>
-      <w:ins w:id="30" w:author="PR Preview" w:date="2026-01-01T00:00:00Z">
-        <w:r>
-          <w:t xml:space="preserve"> </w:t>
-        </w:r>
-      </w:ins>
-      <w:ins w:id="31" w:author="PR Preview" w:date="2026-01-01T00:00:00Z">
-        <w:r>
-          <w:t xml:space="preserve">in terms of its expected value</w:t>
-        </w:r>
-      </w:ins>
-      <w:ins w:id="32" w:author="PR Preview" w:date="2026-01-01T00:00:00Z">
-        <w:r>
-          <w:t xml:space="preserve"> </w:t>
-        </w:r>
-      </w:ins>
-      <m:oMath>
-        <m:r>
-          <m:rPr>
-            <m:sty m:val="p"/>
-          </m:rPr>
-          <m:t>E</m:t>
-        </m:r>
-        <m:r>
-          <m:t>​</m:t>
-        </m:r>
-        <m:d>
-          <m:dPr>
-            <m:begChr m:val="["/>
-            <m:sepChr m:val=""/>
-            <m:endChr m:val="]"/>
-            <m:grow/>
-          </m:dPr>
-          <m:e>
-            <m:acc>
-              <m:accPr>
-                <m:chr m:val="̂"/>
-              </m:accPr>
-              <m:e>
-                <m:r>
-                  <m:t>θ</m:t>
-                </m:r>
-              </m:e>
-            </m:acc>
-          </m:e>
-        </m:d>
-        <m:r>
-          <m:t>​</m:t>
-        </m:r>
-      </m:oMath>
-      <w:ins w:id="33" w:author="PR Preview" w:date="2026-01-01T00:00:00Z">
-        <w:r>
-          <w:t xml:space="preserve"> </w:t>
-        </w:r>
-      </w:ins>
-      <w:ins w:id="34" w:author="PR Preview" w:date="2026-01-01T00:00:00Z">
-        <w:r>
-          <w:t xml:space="preserve">and the estimand</w:t>
-        </w:r>
-      </w:ins>
-      <w:ins w:id="35" w:author="PR Preview" w:date="2026-01-01T00:00:00Z">
-        <w:r>
-          <w:t xml:space="preserve"> </w:t>
-        </w:r>
-      </w:ins>
-      <m:oMath>
-        <m:r>
-          <m:t>θ</m:t>
-        </m:r>
-      </m:oMath>
-      <w:ins w:id="36" w:author="PR Preview" w:date="2026-01-01T00:00:00Z">
-        <w:r>
-          <w:t xml:space="preserve">.</w:t>
-        </w:r>
-      </w:ins>
+      <w:r>
+        <w:t xml:space="preserve">.</w:t>
+      </w:r>
     </w:p>
     <w:bookmarkEnd w:id="47"/>
     <w:bookmarkStart w:id="48" w:name="sol-bias-exprs"/>
@@ -6290,36 +6075,36 @@
                     </m:rPr>
                     <m:t>E</m:t>
                   </m:r>
+                  <m:r>
+                    <m:t>​</m:t>
+                  </m:r>
+                  <m:d>
+                    <m:dPr>
+                      <m:begChr m:val="["/>
+                      <m:sepChr m:val=""/>
+                      <m:endChr m:val="]"/>
+                      <m:grow/>
+                    </m:dPr>
+                    <m:e>
+                      <m:sSub>
+                        <m:e>
+                          <m:r>
+                            <m:t>X</m:t>
+                          </m:r>
+                        </m:e>
+                        <m:sub>
+                          <m:r>
+                            <m:t>i</m:t>
+                          </m:r>
+                        </m:sub>
+                      </m:sSub>
+                    </m:e>
+                  </m:d>
+                  <m:r>
+                    <m:t>​</m:t>
+                  </m:r>
                 </m:e>
               </m:nary>
-              <m:r>
-                <m:t>​</m:t>
-              </m:r>
-              <m:d>
-                <m:dPr>
-                  <m:begChr m:val="["/>
-                  <m:sepChr m:val=""/>
-                  <m:endChr m:val="]"/>
-                  <m:grow/>
-                </m:dPr>
-                <m:e>
-                  <m:sSub>
-                    <m:e>
-                      <m:r>
-                        <m:t>X</m:t>
-                      </m:r>
-                    </m:e>
-                    <m:sub>
-                      <m:r>
-                        <m:t>i</m:t>
-                      </m:r>
-                    </m:sub>
-                  </m:sSub>
-                </m:e>
-              </m:d>
-              <m:r>
-                <m:t>​</m:t>
-              </m:r>
               <m:r>
                 <m:rPr>
                   <m:sty m:val="p"/>
@@ -7010,7 +6795,7 @@
     </w:p>
     <w:bookmarkEnd w:id="50"/>
     <w:bookmarkEnd w:id="51"/>
-    <w:bookmarkStart w:id="75" w:name="mean-squared-error"/>
+    <w:bookmarkStart w:id="76" w:name="mean-squared-error"/>
     <w:p>
       <w:pPr>
         <w:pStyle w:val="Heading3"/>
@@ -8422,7 +8207,7 @@
       </w:r>
     </w:p>
     <w:bookmarkEnd w:id="56"/>
-    <w:bookmarkStart w:id="60" w:name="sol-bias-sq-plus-var"/>
+    <w:bookmarkStart w:id="61" w:name="sol-bias-sq-plus-var"/>
     <w:p>
       <w:pPr>
         <w:pStyle w:val="BodyText"/>
@@ -8636,1453 +8421,91 @@
       <w:pPr>
         <w:pStyle w:val="FirstParagraph"/>
       </w:pPr>
-      <w:r>
-        <w:t xml:space="preserve">Add it to the squared bias from</w:t>
-      </w:r>
-      <w:r>
-        <w:t xml:space="preserve"> </w:t>
-      </w:r>
+      <w:del w:id="3" w:author="PR Preview" w:date="2026-01-01T00:00:00Z">
+        <w:r>
+          <w:delText xml:space="preserve">Add it to the squared bias from</w:delText>
+        </w:r>
+      </w:del>
+      <w:del w:id="4" w:author="PR Preview" w:date="2026-01-01T00:00:00Z">
+        <w:r>
+          <w:delText xml:space="preserve"> </w:delText>
+        </w:r>
+      </w:del>
       <w:hyperlink w:anchor="exr-sq-bias-expand">
+        <w:del w:id="5" w:author="PR Preview" w:date="2026-01-01T00:00:00Z">
+          <w:r>
+            <w:rPr>
+              <w:rStyle w:val="Hyperlink"/>
+            </w:rPr>
+            <w:delText xml:space="preserve">Exercise 2</w:delText>
+          </w:r>
+        </w:del>
+      </w:hyperlink>
+      <w:del w:id="6" w:author="PR Preview" w:date="2026-01-01T00:00:00Z">
         <w:r>
-          <w:rPr>
-            <w:rStyle w:val="Hyperlink"/>
-          </w:rPr>
-          <w:t xml:space="preserve">Exercise 2</w:t>
+          <w:delText xml:space="preserve"> </w:delText>
         </w:r>
-      </w:hyperlink>
-      <w:r>
-        <w:t xml:space="preserve"> </w:t>
-      </w:r>
-      <w:r>
-        <w:t xml:space="preserve">and simplify:</w:t>
-      </w:r>
+      </w:del>
+      <w:del w:id="7" w:author="PR Preview" w:date="2026-01-01T00:00:00Z">
+        <w:r>
+          <w:delText xml:space="preserve">and simplify:</w:delText>
+        </w:r>
+      </w:del>
     </w:p>
-    <w:p>
-      <w:pPr>
-        <w:pStyle w:val="BodyText"/>
-      </w:pPr>
-      <w:bookmarkStart w:id="59" w:name="eq-bias-sq-plus-var-exr-2"/>
-      <m:oMathPara>
-        <m:oMathParaPr>
-          <m:jc m:val="center"/>
-        </m:oMathParaPr>
-        <m:oMath>
-          <m:eqArr>
-            <m:e>
-              <m:sSup>
-                <m:e>
-                  <m:r>
-                    <m:t>​</m:t>
-                  </m:r>
-                  <m:d>
-                    <m:dPr>
-                      <m:begChr m:val="("/>
-                      <m:sepChr m:val=""/>
-                      <m:endChr m:val=")"/>
-                      <m:grow/>
-                    </m:dPr>
-                    <m:e>
-                      <m:r>
-                        <m:rPr>
-                          <m:sty m:val="p"/>
-                        </m:rPr>
-                        <m:t>Bias</m:t>
-                      </m:r>
-                      <m:r>
-                        <m:t>​</m:t>
-                      </m:r>
-                      <m:d>
-                        <m:dPr>
-                          <m:begChr m:val="("/>
-                          <m:sepChr m:val=""/>
-                          <m:endChr m:val=")"/>
-                          <m:grow/>
-                        </m:dPr>
-                        <m:e>
-                          <m:acc>
-                            <m:accPr>
-                              <m:chr m:val="̂"/>
-                            </m:accPr>
-                            <m:e>
-                              <m:r>
-                                <m:t>θ</m:t>
-                              </m:r>
-                            </m:e>
-                          </m:acc>
-                        </m:e>
-                      </m:d>
-                      <m:r>
-                        <m:t>​</m:t>
-                      </m:r>
-                    </m:e>
-                  </m:d>
-                  <m:r>
-                    <m:t>​</m:t>
-                  </m:r>
-                </m:e>
-                <m:sup>
-                  <m:r>
-                    <m:t>2</m:t>
-                  </m:r>
-                </m:sup>
-              </m:sSup>
-              <m:r>
-                <m:rPr>
-                  <m:sty m:val="p"/>
-                </m:rPr>
-                <m:t>+</m:t>
-              </m:r>
-              <m:r>
-                <m:rPr>
-                  <m:sty m:val="p"/>
-                </m:rPr>
-                <m:t>Var</m:t>
-              </m:r>
-              <m:r>
-                <m:t>​</m:t>
-              </m:r>
-              <m:d>
-                <m:dPr>
-                  <m:begChr m:val="("/>
-                  <m:sepChr m:val=""/>
-                  <m:endChr m:val=")"/>
-                  <m:grow/>
-                </m:dPr>
-                <m:e>
-                  <m:acc>
-                    <m:accPr>
-                      <m:chr m:val="̂"/>
-                    </m:accPr>
-                    <m:e>
-                      <m:r>
-                        <m:t>θ</m:t>
-                      </m:r>
-                    </m:e>
-                  </m:acc>
-                </m:e>
-              </m:d>
-              <m:r>
-                <m:t>​</m:t>
-              </m:r>
-              <m:r>
-                <m:t>&amp;</m:t>
-              </m:r>
-              <m:r>
-                <m:rPr>
-                  <m:sty m:val="p"/>
-                </m:rPr>
-                <m:t>=</m:t>
-              </m:r>
-              <m:sSup>
-                <m:e>
-                  <m:r>
-                    <m:t>​</m:t>
-                  </m:r>
-                  <m:d>
-                    <m:dPr>
-                      <m:begChr m:val="("/>
-                      <m:sepChr m:val=""/>
-                      <m:endChr m:val=")"/>
-                      <m:grow/>
-                    </m:dPr>
-                    <m:e>
-                      <m:r>
-                        <m:rPr>
-                          <m:sty m:val="p"/>
-                        </m:rPr>
-                        <m:t>E</m:t>
-                      </m:r>
-                      <m:r>
-                        <m:t>​</m:t>
-                      </m:r>
-                      <m:d>
-                        <m:dPr>
-                          <m:begChr m:val="["/>
-                          <m:sepChr m:val=""/>
-                          <m:endChr m:val="]"/>
-                          <m:grow/>
-                        </m:dPr>
-                        <m:e>
-                          <m:acc>
-                            <m:accPr>
-                              <m:chr m:val="̂"/>
-                            </m:accPr>
-                            <m:e>
-                              <m:r>
-                                <m:t>θ</m:t>
-                              </m:r>
-                            </m:e>
-                          </m:acc>
-                        </m:e>
-                      </m:d>
-                      <m:r>
-                        <m:t>​</m:t>
-                      </m:r>
-                    </m:e>
-                  </m:d>
-                  <m:r>
-                    <m:t>​</m:t>
-                  </m:r>
-                </m:e>
-                <m:sup>
-                  <m:r>
-                    <m:t>2</m:t>
-                  </m:r>
-                </m:sup>
-              </m:sSup>
-              <m:r>
-                <m:rPr>
-                  <m:sty m:val="p"/>
-                </m:rPr>
-                <m:t>−</m:t>
-              </m:r>
-              <m:r>
-                <m:t>2</m:t>
-              </m:r>
-              <m:r>
-                <m:rPr>
-                  <m:sty m:val="p"/>
-                </m:rPr>
-                <m:t>E</m:t>
-              </m:r>
-              <m:r>
-                <m:t>​</m:t>
-              </m:r>
-              <m:d>
-                <m:dPr>
-                  <m:begChr m:val="["/>
-                  <m:sepChr m:val=""/>
-                  <m:endChr m:val="]"/>
-                  <m:grow/>
-                </m:dPr>
-                <m:e>
-                  <m:acc>
-                    <m:accPr>
-                      <m:chr m:val="̂"/>
-                    </m:accPr>
-                    <m:e>
-                      <m:r>
-                        <m:t>θ</m:t>
-                      </m:r>
-                    </m:e>
-                  </m:acc>
-                </m:e>
-              </m:d>
-              <m:r>
-                <m:t>​</m:t>
-              </m:r>
-              <m:r>
-                <m:t>θ</m:t>
-              </m:r>
-              <m:r>
-                <m:rPr>
-                  <m:sty m:val="p"/>
-                </m:rPr>
-                <m:t>+</m:t>
-              </m:r>
-              <m:sSup>
-                <m:e>
-                  <m:r>
-                    <m:t>θ</m:t>
-                  </m:r>
-                </m:e>
-                <m:sup>
-                  <m:r>
-                    <m:t>2</m:t>
-                  </m:r>
-                </m:sup>
-              </m:sSup>
-              <m:r>
-                <m:rPr>
-                  <m:sty m:val="p"/>
-                </m:rPr>
-                <m:t>+</m:t>
-              </m:r>
-              <m:r>
-                <m:rPr>
-                  <m:sty m:val="p"/>
-                </m:rPr>
-                <m:t>Var</m:t>
-              </m:r>
-              <m:r>
-                <m:t>​</m:t>
-              </m:r>
-              <m:d>
-                <m:dPr>
-                  <m:begChr m:val="("/>
-                  <m:sepChr m:val=""/>
-                  <m:endChr m:val=")"/>
-                  <m:grow/>
-                </m:dPr>
-                <m:e>
-                  <m:acc>
-                    <m:accPr>
-                      <m:chr m:val="̂"/>
-                    </m:accPr>
-                    <m:e>
-                      <m:r>
-                        <m:t>θ</m:t>
-                      </m:r>
-                    </m:e>
-                  </m:acc>
-                </m:e>
-              </m:d>
-              <m:r>
-                <m:t>​</m:t>
-              </m:r>
-              <m:r>
-                <m:t>&amp;</m:t>
-              </m:r>
-              <m:r>
-                <m:t>&amp;</m:t>
-              </m:r>
-              <m:r>
-                <m:rPr>
-                  <m:nor/>
-                  <m:sty m:val="p"/>
-                </m:rPr>
-                <m:t>(substitute the squared bias)</m:t>
-              </m:r>
-            </m:e>
-            <m:e>
-              <m:r>
-                <m:t>&amp;</m:t>
-              </m:r>
-              <m:r>
-                <m:rPr>
-                  <m:sty m:val="p"/>
-                </m:rPr>
-                <m:t>=</m:t>
-              </m:r>
-              <m:sSup>
-                <m:e>
-                  <m:r>
-                    <m:t>​</m:t>
-                  </m:r>
-                  <m:d>
-                    <m:dPr>
-                      <m:begChr m:val="("/>
-                      <m:sepChr m:val=""/>
-                      <m:endChr m:val=")"/>
-                      <m:grow/>
-                    </m:dPr>
-                    <m:e>
-                      <m:r>
-                        <m:rPr>
-                          <m:sty m:val="p"/>
-                        </m:rPr>
-                        <m:t>E</m:t>
-                      </m:r>
-                      <m:r>
-                        <m:t>​</m:t>
-                      </m:r>
-                      <m:d>
-                        <m:dPr>
-                          <m:begChr m:val="["/>
-                          <m:sepChr m:val=""/>
-                          <m:endChr m:val="]"/>
-                          <m:grow/>
-                        </m:dPr>
-                        <m:e>
-                          <m:acc>
-                            <m:accPr>
-                              <m:chr m:val="̂"/>
-                            </m:accPr>
-                            <m:e>
-                              <m:r>
-                                <m:t>θ</m:t>
-                              </m:r>
-                            </m:e>
-                          </m:acc>
-                        </m:e>
-                      </m:d>
-                      <m:r>
-                        <m:t>​</m:t>
-                      </m:r>
-                    </m:e>
-                  </m:d>
-                  <m:r>
-                    <m:t>​</m:t>
-                  </m:r>
-                </m:e>
-                <m:sup>
-                  <m:r>
-                    <m:t>2</m:t>
-                  </m:r>
-                </m:sup>
-              </m:sSup>
-              <m:r>
-                <m:rPr>
-                  <m:sty m:val="p"/>
-                </m:rPr>
-                <m:t>−</m:t>
-              </m:r>
-              <m:r>
-                <m:t>2</m:t>
-              </m:r>
-              <m:r>
-                <m:rPr>
-                  <m:sty m:val="p"/>
-                </m:rPr>
-                <m:t>E</m:t>
-              </m:r>
-              <m:r>
-                <m:t>​</m:t>
-              </m:r>
-              <m:d>
-                <m:dPr>
-                  <m:begChr m:val="["/>
-                  <m:sepChr m:val=""/>
-                  <m:endChr m:val="]"/>
-                  <m:grow/>
-                </m:dPr>
-                <m:e>
-                  <m:acc>
-                    <m:accPr>
-                      <m:chr m:val="̂"/>
-                    </m:accPr>
-                    <m:e>
-                      <m:r>
-                        <m:t>θ</m:t>
-                      </m:r>
-                    </m:e>
-                  </m:acc>
-                </m:e>
-              </m:d>
-              <m:r>
-                <m:t>​</m:t>
-              </m:r>
-              <m:r>
-                <m:t>θ</m:t>
-              </m:r>
-              <m:r>
-                <m:rPr>
-                  <m:sty m:val="p"/>
-                </m:rPr>
-                <m:t>+</m:t>
-              </m:r>
-              <m:sSup>
-                <m:e>
-                  <m:r>
-                    <m:t>θ</m:t>
-                  </m:r>
-                </m:e>
-                <m:sup>
-                  <m:r>
-                    <m:t>2</m:t>
-                  </m:r>
-                </m:sup>
-              </m:sSup>
-              <m:r>
-                <m:rPr>
-                  <m:sty m:val="p"/>
-                </m:rPr>
-                <m:t>+</m:t>
-              </m:r>
-              <m:r>
-                <m:rPr>
-                  <m:sty m:val="p"/>
-                </m:rPr>
-                <m:t>E</m:t>
-              </m:r>
-              <m:r>
-                <m:t>​</m:t>
-              </m:r>
-              <m:d>
-                <m:dPr>
-                  <m:begChr m:val="["/>
-                  <m:sepChr m:val=""/>
-                  <m:endChr m:val="]"/>
-                  <m:grow/>
-                </m:dPr>
-                <m:e>
-                  <m:sSup>
-                    <m:e>
-                      <m:acc>
-                        <m:accPr>
-                          <m:chr m:val="̂"/>
-                        </m:accPr>
-                        <m:e>
-                          <m:r>
-                            <m:t>θ</m:t>
-                          </m:r>
-                        </m:e>
-                      </m:acc>
-                    </m:e>
-                    <m:sup>
-                      <m:r>
-                        <m:t>2</m:t>
-                      </m:r>
-                    </m:sup>
-                  </m:sSup>
-                </m:e>
-              </m:d>
-              <m:r>
-                <m:t>​</m:t>
-              </m:r>
-              <m:r>
-                <m:rPr>
-                  <m:sty m:val="p"/>
-                </m:rPr>
-                <m:t>−</m:t>
-              </m:r>
-              <m:sSup>
-                <m:e>
-                  <m:r>
-                    <m:t>​</m:t>
-                  </m:r>
-                  <m:d>
-                    <m:dPr>
-                      <m:begChr m:val="("/>
-                      <m:sepChr m:val=""/>
-                      <m:endChr m:val=")"/>
-                      <m:grow/>
-                    </m:dPr>
-                    <m:e>
-                      <m:r>
-                        <m:rPr>
-                          <m:sty m:val="p"/>
-                        </m:rPr>
-                        <m:t>E</m:t>
-                      </m:r>
-                      <m:r>
-                        <m:t>​</m:t>
-                      </m:r>
-                      <m:d>
-                        <m:dPr>
-                          <m:begChr m:val="["/>
-                          <m:sepChr m:val=""/>
-                          <m:endChr m:val="]"/>
-                          <m:grow/>
-                        </m:dPr>
-                        <m:e>
-                          <m:acc>
-                            <m:accPr>
-                              <m:chr m:val="̂"/>
-                            </m:accPr>
-                            <m:e>
-                              <m:r>
-                                <m:t>θ</m:t>
-                              </m:r>
-                            </m:e>
-                          </m:acc>
-                        </m:e>
-                      </m:d>
-                      <m:r>
-                        <m:t>​</m:t>
-                      </m:r>
-                    </m:e>
-                  </m:d>
-                  <m:r>
-                    <m:t>​</m:t>
-                  </m:r>
-                </m:e>
-                <m:sup>
-                  <m:r>
-                    <m:t>2</m:t>
-                  </m:r>
-                </m:sup>
-              </m:sSup>
-              <m:r>
-                <m:t>&amp;</m:t>
-              </m:r>
-              <m:r>
-                <m:t>&amp;</m:t>
-              </m:r>
-              <m:r>
-                <m:rPr>
-                  <m:nor/>
-                  <m:sty m:val="p"/>
-                </m:rPr>
-                <m:t>(substitute the variance)</m:t>
-              </m:r>
-            </m:e>
-            <m:e>
-              <m:r>
-                <m:t>&amp;</m:t>
-              </m:r>
-              <m:r>
-                <m:rPr>
-                  <m:sty m:val="p"/>
-                </m:rPr>
-                <m:t>=</m:t>
-              </m:r>
-              <m:r>
-                <m:rPr>
-                  <m:sty m:val="p"/>
-                </m:rPr>
-                <m:t>E</m:t>
-              </m:r>
-              <m:r>
-                <m:t>​</m:t>
-              </m:r>
-              <m:d>
-                <m:dPr>
-                  <m:begChr m:val="["/>
-                  <m:sepChr m:val=""/>
-                  <m:endChr m:val="]"/>
-                  <m:grow/>
-                </m:dPr>
-                <m:e>
-                  <m:sSup>
-                    <m:e>
-                      <m:acc>
-                        <m:accPr>
-                          <m:chr m:val="̂"/>
-                        </m:accPr>
-                        <m:e>
-                          <m:r>
-                            <m:t>θ</m:t>
-                          </m:r>
-                        </m:e>
-                      </m:acc>
-                    </m:e>
-                    <m:sup>
-                      <m:r>
-                        <m:t>2</m:t>
-                      </m:r>
-                    </m:sup>
-                  </m:sSup>
-                </m:e>
-              </m:d>
-              <m:r>
-                <m:t>​</m:t>
-              </m:r>
-              <m:r>
-                <m:rPr>
-                  <m:sty m:val="p"/>
-                </m:rPr>
-                <m:t>−</m:t>
-              </m:r>
-              <m:r>
-                <m:t>2</m:t>
-              </m:r>
-              <m:r>
-                <m:rPr>
-                  <m:sty m:val="p"/>
-                </m:rPr>
-                <m:t>E</m:t>
-              </m:r>
-              <m:r>
-                <m:t>​</m:t>
-              </m:r>
-              <m:d>
-                <m:dPr>
-                  <m:begChr m:val="["/>
-                  <m:sepChr m:val=""/>
-                  <m:endChr m:val="]"/>
-                  <m:grow/>
-                </m:dPr>
-                <m:e>
-                  <m:acc>
-                    <m:accPr>
-                      <m:chr m:val="̂"/>
-                    </m:accPr>
-                    <m:e>
-                      <m:r>
-                        <m:t>θ</m:t>
-                      </m:r>
-                    </m:e>
-                  </m:acc>
-                </m:e>
-              </m:d>
-              <m:r>
-                <m:t>​</m:t>
-              </m:r>
-              <m:r>
-                <m:t>θ</m:t>
-              </m:r>
-              <m:r>
-                <m:rPr>
-                  <m:sty m:val="p"/>
-                </m:rPr>
-                <m:t>+</m:t>
-              </m:r>
-              <m:sSup>
-                <m:e>
-                  <m:r>
-                    <m:t>θ</m:t>
-                  </m:r>
-                </m:e>
-                <m:sup>
-                  <m:r>
-                    <m:t>2</m:t>
-                  </m:r>
-                </m:sup>
-              </m:sSup>
-              <m:r>
-                <m:rPr>
-                  <m:sty m:val="p"/>
-                </m:rPr>
-                <m:t>+</m:t>
-              </m:r>
-              <m:sSup>
-                <m:e>
-                  <m:r>
-                    <m:t>​</m:t>
-                  </m:r>
-                  <m:d>
-                    <m:dPr>
-                      <m:begChr m:val="("/>
-                      <m:sepChr m:val=""/>
-                      <m:endChr m:val=")"/>
-                      <m:grow/>
-                    </m:dPr>
-                    <m:e>
-                      <m:r>
-                        <m:rPr>
-                          <m:sty m:val="p"/>
-                        </m:rPr>
-                        <m:t>E</m:t>
-                      </m:r>
-                      <m:r>
-                        <m:t>​</m:t>
-                      </m:r>
-                      <m:d>
-                        <m:dPr>
-                          <m:begChr m:val="["/>
-                          <m:sepChr m:val=""/>
-                          <m:endChr m:val="]"/>
-                          <m:grow/>
-                        </m:dPr>
-                        <m:e>
-                          <m:acc>
-                            <m:accPr>
-                              <m:chr m:val="̂"/>
-                            </m:accPr>
-                            <m:e>
-                              <m:r>
-                                <m:t>θ</m:t>
-                              </m:r>
-                            </m:e>
-                          </m:acc>
-                        </m:e>
-                      </m:d>
-                      <m:r>
-                        <m:t>​</m:t>
-                      </m:r>
-                    </m:e>
-                  </m:d>
-                  <m:r>
-                    <m:t>​</m:t>
-                  </m:r>
-                </m:e>
-                <m:sup>
-                  <m:r>
-                    <m:t>2</m:t>
-                  </m:r>
-                </m:sup>
-              </m:sSup>
-              <m:r>
-                <m:rPr>
-                  <m:sty m:val="p"/>
-                </m:rPr>
-                <m:t>−</m:t>
-              </m:r>
-              <m:sSup>
-                <m:e>
-                  <m:r>
-                    <m:t>​</m:t>
-                  </m:r>
-                  <m:d>
-                    <m:dPr>
-                      <m:begChr m:val="("/>
-                      <m:sepChr m:val=""/>
-                      <m:endChr m:val=")"/>
-                      <m:grow/>
-                    </m:dPr>
-                    <m:e>
-                      <m:r>
-                        <m:rPr>
-                          <m:sty m:val="p"/>
-                        </m:rPr>
-                        <m:t>E</m:t>
-                      </m:r>
-                      <m:r>
-                        <m:t>​</m:t>
-                      </m:r>
-                      <m:d>
-                        <m:dPr>
-                          <m:begChr m:val="["/>
-                          <m:sepChr m:val=""/>
-                          <m:endChr m:val="]"/>
-                          <m:grow/>
-                        </m:dPr>
-                        <m:e>
-                          <m:acc>
-                            <m:accPr>
-                              <m:chr m:val="̂"/>
-                            </m:accPr>
-                            <m:e>
-                              <m:r>
-                                <m:t>θ</m:t>
-                              </m:r>
-                            </m:e>
-                          </m:acc>
-                        </m:e>
-                      </m:d>
-                      <m:r>
-                        <m:t>​</m:t>
-                      </m:r>
-                    </m:e>
-                  </m:d>
-                  <m:r>
-                    <m:t>​</m:t>
-                  </m:r>
-                </m:e>
-                <m:sup>
-                  <m:r>
-                    <m:t>2</m:t>
-                  </m:r>
-                </m:sup>
-              </m:sSup>
-              <m:r>
-                <m:t>&amp;</m:t>
-              </m:r>
-              <m:r>
-                <m:t>&amp;</m:t>
-              </m:r>
-              <m:r>
-                <m:rPr>
-                  <m:nor/>
-                  <m:sty m:val="p"/>
-                </m:rPr>
-                <m:t>(reorder the terms)</m:t>
-              </m:r>
-            </m:e>
-            <m:e>
-              <m:r>
-                <m:t>&amp;</m:t>
-              </m:r>
-              <m:r>
-                <m:rPr>
-                  <m:sty m:val="p"/>
-                </m:rPr>
-                <m:t>=</m:t>
-              </m:r>
-              <m:r>
-                <m:rPr>
-                  <m:sty m:val="p"/>
-                </m:rPr>
-                <m:t>E</m:t>
-              </m:r>
-              <m:r>
-                <m:t>​</m:t>
-              </m:r>
-              <m:d>
-                <m:dPr>
-                  <m:begChr m:val="["/>
-                  <m:sepChr m:val=""/>
-                  <m:endChr m:val="]"/>
-                  <m:grow/>
-                </m:dPr>
-                <m:e>
-                  <m:sSup>
-                    <m:e>
-                      <m:acc>
-                        <m:accPr>
-                          <m:chr m:val="̂"/>
-                        </m:accPr>
-                        <m:e>
-                          <m:r>
-                            <m:t>θ</m:t>
-                          </m:r>
-                        </m:e>
-                      </m:acc>
-                    </m:e>
-                    <m:sup>
-                      <m:r>
-                        <m:t>2</m:t>
-                      </m:r>
-                    </m:sup>
-                  </m:sSup>
-                </m:e>
-              </m:d>
-              <m:r>
-                <m:t>​</m:t>
-              </m:r>
-              <m:r>
-                <m:rPr>
-                  <m:sty m:val="p"/>
-                </m:rPr>
-                <m:t>−</m:t>
-              </m:r>
-              <m:r>
-                <m:t>2</m:t>
-              </m:r>
-              <m:r>
-                <m:rPr>
-                  <m:sty m:val="p"/>
-                </m:rPr>
-                <m:t>E</m:t>
-              </m:r>
-              <m:r>
-                <m:t>​</m:t>
-              </m:r>
-              <m:d>
-                <m:dPr>
-                  <m:begChr m:val="["/>
-                  <m:sepChr m:val=""/>
-                  <m:endChr m:val="]"/>
-                  <m:grow/>
-                </m:dPr>
-                <m:e>
-                  <m:acc>
-                    <m:accPr>
-                      <m:chr m:val="̂"/>
-                    </m:accPr>
-                    <m:e>
-                      <m:r>
-                        <m:t>θ</m:t>
-                      </m:r>
-                    </m:e>
-                  </m:acc>
-                </m:e>
-              </m:d>
-              <m:r>
-                <m:t>​</m:t>
-              </m:r>
-              <m:r>
-                <m:t>θ</m:t>
-              </m:r>
-              <m:r>
-                <m:rPr>
-                  <m:sty m:val="p"/>
-                </m:rPr>
-                <m:t>+</m:t>
-              </m:r>
-              <m:sSup>
-                <m:e>
-                  <m:r>
-                    <m:t>θ</m:t>
-                  </m:r>
-                </m:e>
-                <m:sup>
-                  <m:r>
-                    <m:t>2</m:t>
-                  </m:r>
-                </m:sup>
-              </m:sSup>
-              <m:r>
-                <m:rPr>
-                  <m:sty m:val="p"/>
-                </m:rPr>
-                <m:t>+</m:t>
-              </m:r>
-              <m:r>
-                <m:t>​</m:t>
-              </m:r>
-              <m:d>
-                <m:dPr>
-                  <m:begChr m:val="("/>
-                  <m:sepChr m:val=""/>
-                  <m:endChr m:val=")"/>
-                  <m:grow/>
-                </m:dPr>
-                <m:e>
-                  <m:sSup>
-                    <m:e>
-                      <m:r>
-                        <m:t>​</m:t>
-                      </m:r>
-                      <m:d>
-                        <m:dPr>
-                          <m:begChr m:val="("/>
-                          <m:sepChr m:val=""/>
-                          <m:endChr m:val=")"/>
-                          <m:grow/>
-                        </m:dPr>
-                        <m:e>
-                          <m:r>
-                            <m:rPr>
-                              <m:sty m:val="p"/>
-                            </m:rPr>
-                            <m:t>E</m:t>
-                          </m:r>
-                          <m:r>
-                            <m:t>​</m:t>
-                          </m:r>
-                          <m:d>
-                            <m:dPr>
-                              <m:begChr m:val="["/>
-                              <m:sepChr m:val=""/>
-                              <m:endChr m:val="]"/>
-                              <m:grow/>
-                            </m:dPr>
-                            <m:e>
-                              <m:acc>
-                                <m:accPr>
-                                  <m:chr m:val="̂"/>
-                                </m:accPr>
-                                <m:e>
-                                  <m:r>
-                                    <m:t>θ</m:t>
-                                  </m:r>
-                                </m:e>
-                              </m:acc>
-                            </m:e>
-                          </m:d>
-                          <m:r>
-                            <m:t>​</m:t>
-                          </m:r>
-                        </m:e>
-                      </m:d>
-                      <m:r>
-                        <m:t>​</m:t>
-                      </m:r>
-                    </m:e>
-                    <m:sup>
-                      <m:r>
-                        <m:t>2</m:t>
-                      </m:r>
-                    </m:sup>
-                  </m:sSup>
-                  <m:r>
-                    <m:rPr>
-                      <m:sty m:val="p"/>
-                    </m:rPr>
-                    <m:t>−</m:t>
-                  </m:r>
-                  <m:sSup>
-                    <m:e>
-                      <m:r>
-                        <m:t>​</m:t>
-                      </m:r>
-                      <m:d>
-                        <m:dPr>
-                          <m:begChr m:val="("/>
-                          <m:sepChr m:val=""/>
-                          <m:endChr m:val=")"/>
-                          <m:grow/>
-                        </m:dPr>
-                        <m:e>
-                          <m:r>
-                            <m:rPr>
-                              <m:sty m:val="p"/>
-                            </m:rPr>
-                            <m:t>E</m:t>
-                          </m:r>
-                          <m:r>
-                            <m:t>​</m:t>
-                          </m:r>
-                          <m:d>
-                            <m:dPr>
-                              <m:begChr m:val="["/>
-                              <m:sepChr m:val=""/>
-                              <m:endChr m:val="]"/>
-                              <m:grow/>
-                            </m:dPr>
-                            <m:e>
-                              <m:acc>
-                                <m:accPr>
-                                  <m:chr m:val="̂"/>
-                                </m:accPr>
-                                <m:e>
-                                  <m:r>
-                                    <m:t>θ</m:t>
-                                  </m:r>
-                                </m:e>
-                              </m:acc>
-                            </m:e>
-                          </m:d>
-                          <m:r>
-                            <m:t>​</m:t>
-                          </m:r>
-                        </m:e>
-                      </m:d>
-                      <m:r>
-                        <m:t>​</m:t>
-                      </m:r>
-                    </m:e>
-                    <m:sup>
-                      <m:r>
-                        <m:t>2</m:t>
-                      </m:r>
-                    </m:sup>
-                  </m:sSup>
-                </m:e>
-              </m:d>
-              <m:r>
-                <m:t>​</m:t>
-              </m:r>
-              <m:r>
-                <m:t>&amp;</m:t>
-              </m:r>
-              <m:r>
-                <m:t>&amp;</m:t>
-              </m:r>
-              <m:r>
-                <m:rPr>
-                  <m:nor/>
-                  <m:sty m:val="p"/>
-                </m:rPr>
-                <m:t>(group the last two terms)</m:t>
-              </m:r>
-            </m:e>
-            <m:e>
-              <m:r>
-                <m:t>&amp;</m:t>
-              </m:r>
-              <m:r>
-                <m:rPr>
-                  <m:sty m:val="p"/>
-                </m:rPr>
-                <m:t>=</m:t>
-              </m:r>
-              <m:r>
-                <m:rPr>
-                  <m:sty m:val="p"/>
-                </m:rPr>
-                <m:t>E</m:t>
-              </m:r>
-              <m:r>
-                <m:t>​</m:t>
-              </m:r>
-              <m:d>
-                <m:dPr>
-                  <m:begChr m:val="["/>
-                  <m:sepChr m:val=""/>
-                  <m:endChr m:val="]"/>
-                  <m:grow/>
-                </m:dPr>
-                <m:e>
-                  <m:sSup>
-                    <m:e>
-                      <m:acc>
-                        <m:accPr>
-                          <m:chr m:val="̂"/>
-                        </m:accPr>
-                        <m:e>
-                          <m:r>
-                            <m:t>θ</m:t>
-                          </m:r>
-                        </m:e>
-                      </m:acc>
-                    </m:e>
-                    <m:sup>
-                      <m:r>
-                        <m:t>2</m:t>
-                      </m:r>
-                    </m:sup>
-                  </m:sSup>
-                </m:e>
-              </m:d>
-              <m:r>
-                <m:t>​</m:t>
-              </m:r>
-              <m:r>
-                <m:rPr>
-                  <m:sty m:val="p"/>
-                </m:rPr>
-                <m:t>−</m:t>
-              </m:r>
-              <m:r>
-                <m:t>2</m:t>
-              </m:r>
-              <m:r>
-                <m:rPr>
-                  <m:sty m:val="p"/>
-                </m:rPr>
-                <m:t>E</m:t>
-              </m:r>
-              <m:r>
-                <m:t>​</m:t>
-              </m:r>
-              <m:d>
-                <m:dPr>
-                  <m:begChr m:val="["/>
-                  <m:sepChr m:val=""/>
-                  <m:endChr m:val="]"/>
-                  <m:grow/>
-                </m:dPr>
-                <m:e>
-                  <m:acc>
-                    <m:accPr>
-                      <m:chr m:val="̂"/>
-                    </m:accPr>
-                    <m:e>
-                      <m:r>
-                        <m:t>θ</m:t>
-                      </m:r>
-                    </m:e>
-                  </m:acc>
-                </m:e>
-              </m:d>
-              <m:r>
-                <m:t>​</m:t>
-              </m:r>
-              <m:r>
-                <m:t>θ</m:t>
-              </m:r>
-              <m:r>
-                <m:rPr>
-                  <m:sty m:val="p"/>
-                </m:rPr>
-                <m:t>+</m:t>
-              </m:r>
-              <m:sSup>
-                <m:e>
-                  <m:r>
-                    <m:t>θ</m:t>
-                  </m:r>
-                </m:e>
-                <m:sup>
-                  <m:r>
-                    <m:t>2</m:t>
-                  </m:r>
-                </m:sup>
-              </m:sSup>
-              <m:r>
-                <m:rPr>
-                  <m:sty m:val="p"/>
-                </m:rPr>
-                <m:t>+</m:t>
-              </m:r>
-              <m:r>
-                <m:t>0</m:t>
-              </m:r>
-              <m:r>
-                <m:t>&amp;</m:t>
-              </m:r>
-              <m:r>
-                <m:t>&amp;</m:t>
-              </m:r>
-              <m:r>
-                <m:rPr>
-                  <m:nor/>
-                  <m:sty m:val="p"/>
-                </m:rPr>
-                <m:t>(</m:t>
-              </m:r>
-              <m:r>
-                <m:t>a</m:t>
-              </m:r>
-              <m:r>
-                <m:rPr>
-                  <m:sty m:val="p"/>
-                </m:rPr>
-                <m:t>−</m:t>
-              </m:r>
-              <m:r>
-                <m:t>a</m:t>
-              </m:r>
-              <m:r>
-                <m:rPr>
-                  <m:sty m:val="p"/>
-                </m:rPr>
-                <m:t>=</m:t>
-              </m:r>
-              <m:r>
-                <m:t>0</m:t>
-              </m:r>
-              <m:r>
-                <m:rPr>
-                  <m:nor/>
-                  <m:sty m:val="p"/>
-                </m:rPr>
-                <m:t>)</m:t>
-              </m:r>
-            </m:e>
-            <m:e>
-              <m:r>
-                <m:t>&amp;</m:t>
-              </m:r>
-              <m:r>
-                <m:rPr>
-                  <m:sty m:val="p"/>
-                </m:rPr>
-                <m:t>=</m:t>
-              </m:r>
-              <m:r>
-                <m:rPr>
-                  <m:sty m:val="p"/>
-                </m:rPr>
-                <m:t>E</m:t>
-              </m:r>
-              <m:r>
-                <m:t>​</m:t>
-              </m:r>
-              <m:d>
-                <m:dPr>
-                  <m:begChr m:val="["/>
-                  <m:sepChr m:val=""/>
-                  <m:endChr m:val="]"/>
-                  <m:grow/>
-                </m:dPr>
-                <m:e>
-                  <m:sSup>
-                    <m:e>
-                      <m:acc>
-                        <m:accPr>
-                          <m:chr m:val="̂"/>
-                        </m:accPr>
-                        <m:e>
-                          <m:r>
-                            <m:t>θ</m:t>
-                          </m:r>
-                        </m:e>
-                      </m:acc>
-                    </m:e>
-                    <m:sup>
-                      <m:r>
-                        <m:t>2</m:t>
-                      </m:r>
-                    </m:sup>
-                  </m:sSup>
-                </m:e>
-              </m:d>
-              <m:r>
-                <m:t>​</m:t>
-              </m:r>
-              <m:r>
-                <m:rPr>
-                  <m:sty m:val="p"/>
-                </m:rPr>
-                <m:t>−</m:t>
-              </m:r>
-              <m:r>
-                <m:t>2</m:t>
-              </m:r>
-              <m:r>
-                <m:rPr>
-                  <m:sty m:val="p"/>
-                </m:rPr>
-                <m:t>E</m:t>
-              </m:r>
-              <m:r>
-                <m:t>​</m:t>
-              </m:r>
-              <m:d>
-                <m:dPr>
-                  <m:begChr m:val="["/>
-                  <m:sepChr m:val=""/>
-                  <m:endChr m:val="]"/>
-                  <m:grow/>
-                </m:dPr>
-                <m:e>
-                  <m:acc>
-                    <m:accPr>
-                      <m:chr m:val="̂"/>
-                    </m:accPr>
-                    <m:e>
-                      <m:r>
-                        <m:t>θ</m:t>
-                      </m:r>
-                    </m:e>
-                  </m:acc>
-                </m:e>
-              </m:d>
-              <m:r>
-                <m:t>​</m:t>
-              </m:r>
-              <m:r>
-                <m:t>θ</m:t>
-              </m:r>
-              <m:r>
-                <m:rPr>
-                  <m:sty m:val="p"/>
-                </m:rPr>
-                <m:t>+</m:t>
-              </m:r>
-              <m:sSup>
-                <m:e>
-                  <m:r>
-                    <m:t>θ</m:t>
-                  </m:r>
-                </m:e>
-                <m:sup>
-                  <m:r>
-                    <m:t>2</m:t>
-                  </m:r>
-                </m:sup>
-              </m:sSup>
-              <m:r>
-                <m:t>&amp;</m:t>
-              </m:r>
-              <m:r>
-                <m:t>&amp;</m:t>
-              </m:r>
-              <m:r>
-                <m:rPr>
-                  <m:nor/>
-                  <m:sty m:val="p"/>
-                </m:rPr>
-                <m:t>(</m:t>
-              </m:r>
-              <m:r>
-                <m:t>a</m:t>
-              </m:r>
-              <m:r>
-                <m:rPr>
-                  <m:sty m:val="p"/>
-                </m:rPr>
-                <m:t>+</m:t>
-              </m:r>
-              <m:r>
-                <m:t>0</m:t>
-              </m:r>
-              <m:r>
-                <m:rPr>
-                  <m:sty m:val="p"/>
-                </m:rPr>
-                <m:t>=</m:t>
-              </m:r>
-              <m:r>
-                <m:t>a</m:t>
-              </m:r>
-              <m:r>
-                <m:rPr>
-                  <m:nor/>
-                  <m:sty m:val="p"/>
-                </m:rPr>
-                <m:t>)</m:t>
-              </m:r>
-            </m:e>
-          </m:eqArr>
-          <m:r>
-            <m:t>  </m:t>
-          </m:r>
-          <m:r>
-            <m:rPr>
-              <m:sty m:val="p"/>
-            </m:rPr>
-            <m:t>(</m:t>
-          </m:r>
-          <m:r>
-            <m:t>3</m:t>
-          </m:r>
-          <m:r>
-            <m:rPr>
-              <m:sty m:val="p"/>
-            </m:rPr>
-            <m:t>)</m:t>
-          </m:r>
-        </m:oMath>
-      </m:oMathPara>
-      <w:bookmarkEnd w:id="59"/>
-    </w:p>
-    <w:bookmarkEnd w:id="60"/>
-    <w:bookmarkStart w:id="61" w:name="thm-bias-sq-plus-var"/>
     <w:p>
       <w:pPr>
         <w:pStyle w:val="FirstParagraph"/>
       </w:pPr>
-      <w:r>
-        <w:rPr>
-          <w:b/>
-          <w:bCs/>
-        </w:rPr>
-        <w:t xml:space="preserve">Theorem 3 (Expanded squared bias plus variance)</w:t>
-      </w:r>
-      <w:r>
-        <w:t xml:space="preserve"> </w:t>
-      </w:r>
-      <w:r>
-        <w:t xml:space="preserve">For any one-dimensional estimator</w:t>
-      </w:r>
-      <w:r>
-        <w:t xml:space="preserve"> </w:t>
-      </w:r>
+      <w:ins w:id="8" w:author="PR Preview" w:date="2026-01-01T00:00:00Z">
+        <w:r>
+          <w:t xml:space="preserve">Let the</w:t>
+        </w:r>
+      </w:ins>
+      <w:ins w:id="9" w:author="PR Preview" w:date="2026-01-01T00:00:00Z">
+        <w:r>
+          <w:t xml:space="preserve"> </w:t>
+        </w:r>
+      </w:ins>
+      <w:hyperlink r:id="rId59">
+        <w:ins w:id="10" w:author="PR Preview" w:date="2026-01-01T00:00:00Z">
+          <w:r>
+            <w:rPr>
+              <w:rStyle w:val="Hyperlink"/>
+            </w:rPr>
+            <w:t xml:space="preserve">population mean</w:t>
+          </w:r>
+        </w:ins>
+      </w:hyperlink>
+      <w:ins w:id="11" w:author="PR Preview" w:date="2026-01-01T00:00:00Z">
+        <w:r>
+          <w:t xml:space="preserve"> </w:t>
+        </w:r>
+      </w:ins>
+      <w:ins w:id="12" w:author="PR Preview" w:date="2026-01-01T00:00:00Z">
+        <w:r>
+          <w:t xml:space="preserve">of the</w:t>
+        </w:r>
+      </w:ins>
+      <w:ins w:id="13" w:author="PR Preview" w:date="2026-01-01T00:00:00Z">
+        <w:r>
+          <w:t xml:space="preserve"> </w:t>
+        </w:r>
+      </w:ins>
+      <w:hyperlink w:anchor="def-estimator">
+        <w:ins w:id="14" w:author="PR Preview" w:date="2026-01-01T00:00:00Z">
+          <w:r>
+            <w:rPr>
+              <w:rStyle w:val="Hyperlink"/>
+            </w:rPr>
+            <w:t xml:space="preserve">estimator</w:t>
+          </w:r>
+        </w:ins>
+      </w:hyperlink>
+      <w:ins w:id="15" w:author="PR Preview" w:date="2026-01-01T00:00:00Z">
+        <w:r>
+          <w:t xml:space="preserve"> </w:t>
+        </w:r>
+      </w:ins>
       <m:oMath>
         <m:acc>
           <m:accPr>
@@ -10095,375 +8518,29 @@
           </m:e>
         </m:acc>
       </m:oMath>
-      <w:r>
-        <w:t xml:space="preserve"> </w:t>
-      </w:r>
-      <w:r>
-        <w:t xml:space="preserve">of an estimand</w:t>
-      </w:r>
-      <w:r>
-        <w:t xml:space="preserve"> </w:t>
-      </w:r>
+      <w:ins w:id="16" w:author="PR Preview" w:date="2026-01-01T00:00:00Z">
+        <w:r>
+          <w:t xml:space="preserve"> </w:t>
+        </w:r>
+      </w:ins>
+      <w:ins w:id="17" w:author="PR Preview" w:date="2026-01-01T00:00:00Z">
+        <w:r>
+          <w:t xml:space="preserve">be</w:t>
+        </w:r>
+      </w:ins>
+      <w:ins w:id="18" w:author="PR Preview" w:date="2026-01-01T00:00:00Z">
+        <w:r>
+          <w:t xml:space="preserve"> </w:t>
+        </w:r>
+      </w:ins>
       <m:oMath>
-        <m:r>
-          <m:t>θ</m:t>
-        </m:r>
-      </m:oMath>
-      <w:r>
-        <w:t xml:space="preserve">,</w:t>
-      </w:r>
-      <w:r>
-        <w:t xml:space="preserve"> </w:t>
-      </w:r>
-      <w:r>
-        <w:t xml:space="preserve">the squared bias plus the variance is:</w:t>
-      </w:r>
-    </w:p>
-    <w:p>
-      <w:pPr>
-        <w:pStyle w:val="BodyText"/>
-      </w:pPr>
-      <m:oMathPara>
-        <m:oMathParaPr>
-          <m:jc m:val="center"/>
-        </m:oMathParaPr>
-        <m:oMath>
-          <m:sSup>
-            <m:e>
-              <m:r>
-                <m:t>​</m:t>
-              </m:r>
-              <m:d>
-                <m:dPr>
-                  <m:begChr m:val="("/>
-                  <m:sepChr m:val=""/>
-                  <m:endChr m:val=")"/>
-                  <m:grow/>
-                </m:dPr>
-                <m:e>
-                  <m:r>
-                    <m:rPr>
-                      <m:sty m:val="p"/>
-                    </m:rPr>
-                    <m:t>Bias</m:t>
-                  </m:r>
-                  <m:r>
-                    <m:t>​</m:t>
-                  </m:r>
-                  <m:d>
-                    <m:dPr>
-                      <m:begChr m:val="("/>
-                      <m:sepChr m:val=""/>
-                      <m:endChr m:val=")"/>
-                      <m:grow/>
-                    </m:dPr>
-                    <m:e>
-                      <m:acc>
-                        <m:accPr>
-                          <m:chr m:val="̂"/>
-                        </m:accPr>
-                        <m:e>
-                          <m:r>
-                            <m:t>θ</m:t>
-                          </m:r>
-                        </m:e>
-                      </m:acc>
-                    </m:e>
-                  </m:d>
-                  <m:r>
-                    <m:t>​</m:t>
-                  </m:r>
-                </m:e>
-              </m:d>
-              <m:r>
-                <m:t>​</m:t>
-              </m:r>
-            </m:e>
-            <m:sup>
-              <m:r>
-                <m:t>2</m:t>
-              </m:r>
-            </m:sup>
-          </m:sSup>
-          <m:r>
-            <m:rPr>
-              <m:sty m:val="p"/>
-            </m:rPr>
-            <m:t>+</m:t>
-          </m:r>
-          <m:r>
-            <m:rPr>
-              <m:sty m:val="p"/>
-            </m:rPr>
-            <m:t>Var</m:t>
-          </m:r>
-          <m:r>
-            <m:t>​</m:t>
-          </m:r>
-          <m:d>
-            <m:dPr>
-              <m:begChr m:val="("/>
-              <m:sepChr m:val=""/>
-              <m:endChr m:val=")"/>
-              <m:grow/>
-            </m:dPr>
-            <m:e>
-              <m:acc>
-                <m:accPr>
-                  <m:chr m:val="̂"/>
-                </m:accPr>
-                <m:e>
-                  <m:r>
-                    <m:t>θ</m:t>
-                  </m:r>
-                </m:e>
-              </m:acc>
-            </m:e>
-          </m:d>
-          <m:r>
-            <m:t>​</m:t>
-          </m:r>
-          <m:r>
-            <m:rPr>
-              <m:sty m:val="p"/>
-            </m:rPr>
-            <m:t>=</m:t>
-          </m:r>
-          <m:r>
-            <m:rPr>
-              <m:sty m:val="p"/>
-            </m:rPr>
-            <m:t>E</m:t>
-          </m:r>
-          <m:r>
-            <m:t>​</m:t>
-          </m:r>
-          <m:d>
-            <m:dPr>
-              <m:begChr m:val="["/>
-              <m:sepChr m:val=""/>
-              <m:endChr m:val="]"/>
-              <m:grow/>
-            </m:dPr>
-            <m:e>
-              <m:sSup>
-                <m:e>
-                  <m:acc>
-                    <m:accPr>
-                      <m:chr m:val="̂"/>
-                    </m:accPr>
-                    <m:e>
-                      <m:r>
-                        <m:t>θ</m:t>
-                      </m:r>
-                    </m:e>
-                  </m:acc>
-                </m:e>
-                <m:sup>
-                  <m:r>
-                    <m:t>2</m:t>
-                  </m:r>
-                </m:sup>
-              </m:sSup>
-            </m:e>
-          </m:d>
-          <m:r>
-            <m:t>​</m:t>
-          </m:r>
-          <m:r>
-            <m:rPr>
-              <m:sty m:val="p"/>
-            </m:rPr>
-            <m:t>−</m:t>
-          </m:r>
-          <m:r>
-            <m:t>2</m:t>
-          </m:r>
-          <m:r>
-            <m:rPr>
-              <m:sty m:val="p"/>
-            </m:rPr>
-            <m:t>E</m:t>
-          </m:r>
-          <m:r>
-            <m:t>​</m:t>
-          </m:r>
-          <m:d>
-            <m:dPr>
-              <m:begChr m:val="["/>
-              <m:sepChr m:val=""/>
-              <m:endChr m:val="]"/>
-              <m:grow/>
-            </m:dPr>
-            <m:e>
-              <m:acc>
-                <m:accPr>
-                  <m:chr m:val="̂"/>
-                </m:accPr>
-                <m:e>
-                  <m:r>
-                    <m:t>θ</m:t>
-                  </m:r>
-                </m:e>
-              </m:acc>
-            </m:e>
-          </m:d>
-          <m:r>
-            <m:t>​</m:t>
-          </m:r>
-          <m:r>
-            <m:t>θ</m:t>
-          </m:r>
-          <m:r>
-            <m:rPr>
-              <m:sty m:val="p"/>
-            </m:rPr>
-            <m:t>+</m:t>
-          </m:r>
-          <m:sSup>
-            <m:e>
-              <m:r>
-                <m:t>θ</m:t>
-              </m:r>
-            </m:e>
-            <m:sup>
-              <m:r>
-                <m:t>2</m:t>
-              </m:r>
-            </m:sup>
-          </m:sSup>
-        </m:oMath>
-      </m:oMathPara>
-    </w:p>
-    <w:bookmarkEnd w:id="61"/>
-    <w:p>
-      <w:pPr>
-        <w:pStyle w:val="FirstParagraph"/>
-      </w:pPr>
-      <w:r>
-        <w:rPr>
-          <w:i/>
-          <w:iCs/>
-        </w:rPr>
-        <w:t xml:space="preserve">Proof</w:t>
-      </w:r>
-      <w:r>
-        <w:t xml:space="preserve">. </w:t>
-      </w:r>
-      <w:r>
-        <w:t xml:space="preserve">This is the solution to</w:t>
-      </w:r>
-      <w:r>
-        <w:t xml:space="preserve"> </w:t>
-      </w:r>
-      <w:hyperlink w:anchor="exr-bias-sq-plus-var">
-        <w:r>
-          <w:rPr>
-            <w:rStyle w:val="Hyperlink"/>
-          </w:rPr>
-          <w:t xml:space="preserve">Exercise 3</w:t>
-        </w:r>
-      </w:hyperlink>
-      <w:r>
-        <w:t xml:space="preserve">, worked in</w:t>
-      </w:r>
-      <w:r>
-        <w:t xml:space="preserve"> </w:t>
-      </w:r>
-      <w:hyperlink w:anchor="sol-bias-sq-plus-var">
-        <w:r>
-          <w:rPr>
-            <w:rStyle w:val="Hyperlink"/>
-          </w:rPr>
-          <w:t xml:space="preserve">Solution 3</w:t>
-        </w:r>
-      </w:hyperlink>
-      <w:r>
-        <w:t xml:space="preserve">.</w:t>
-      </w:r>
-      <w:r>
-        <w:t xml:space="preserve"> </w:t>
-      </w:r>
-      <w:r>
-        <w:t xml:space="preserve">It adds the variance to the squared bias of</w:t>
-      </w:r>
-      <w:r>
-        <w:t xml:space="preserve"> </w:t>
-      </w:r>
-      <w:hyperlink w:anchor="thm-sq-bias-expand">
-        <w:r>
-          <w:rPr>
-            <w:rStyle w:val="Hyperlink"/>
-          </w:rPr>
-          <w:t xml:space="preserve">Theorem 2</w:t>
-        </w:r>
-      </w:hyperlink>
-      <w:r>
-        <w:t xml:space="preserve">.</w:t>
-      </w:r>
-    </w:p>
-    <w:bookmarkStart w:id="62" w:name="exr-mse-expand"/>
-    <w:p>
-      <w:pPr>
-        <w:pStyle w:val="BodyText"/>
-      </w:pPr>
-      <w:del w:id="37" w:author="PR Preview" w:date="2026-01-01T00:00:00Z">
-        <w:r>
-          <w:rPr>
-            <w:b/>
-            <w:bCs/>
-          </w:rPr>
-          <w:delText xml:space="preserve">Exercise 4 (Expanding the population mean squared error)</w:delText>
-        </w:r>
-      </w:del>
-      <w:del w:id="38" w:author="PR Preview" w:date="2026-01-01T00:00:00Z">
-        <w:r>
-          <w:delText xml:space="preserve"> </w:delText>
-        </w:r>
-      </w:del>
-      <w:del w:id="39" w:author="PR Preview" w:date="2026-01-01T00:00:00Z">
-        <w:r>
-          <w:delText xml:space="preserve">Derive an expression for the</w:delText>
-        </w:r>
-      </w:del>
-      <w:del w:id="40" w:author="PR Preview" w:date="2026-01-01T00:00:00Z">
-        <w:r>
-          <w:delText xml:space="preserve"> </w:delText>
-        </w:r>
-      </w:del>
-      <w:hyperlink w:anchor="def-mse">
-        <w:del w:id="41" w:author="PR Preview" w:date="2026-01-01T00:00:00Z">
-          <w:r>
-            <w:rPr>
-              <w:rStyle w:val="Hyperlink"/>
-            </w:rPr>
-            <w:delText xml:space="preserve">pMSE</w:delText>
-          </w:r>
-        </w:del>
-      </w:hyperlink>
-      <w:del w:id="42" w:author="PR Preview" w:date="2026-01-01T00:00:00Z">
-        <w:r>
-          <w:delText xml:space="preserve"> </w:delText>
-        </w:r>
-      </w:del>
-      <m:oMath>
-        <m:r>
-          <m:rPr>
-            <m:sty m:val="p"/>
-          </m:rPr>
-          <m:t>pMSE</m:t>
-        </m:r>
-        <m:r>
-          <m:t>​</m:t>
-        </m:r>
-        <m:d>
-          <m:dPr>
-            <m:begChr m:val="("/>
-            <m:sepChr m:val=""/>
-            <m:endChr m:val=")"/>
-            <m:grow/>
-          </m:dPr>
+        <m:sSub>
           <m:e>
+            <m:r>
+              <m:t>μ</m:t>
+            </m:r>
+          </m:e>
+          <m:sub>
             <m:acc>
               <m:accPr>
                 <m:chr m:val="̂"/>
@@ -10474,81 +8551,14 @@
                 </m:r>
               </m:e>
             </m:acc>
-          </m:e>
-        </m:d>
-        <m:r>
-          <m:t>​</m:t>
-        </m:r>
-      </m:oMath>
-      <w:del w:id="43" w:author="PR Preview" w:date="2026-01-01T00:00:00Z">
-        <w:r>
-          <w:delText xml:space="preserve"> </w:delText>
-        </w:r>
-      </w:del>
-      <w:del w:id="44" w:author="PR Preview" w:date="2026-01-01T00:00:00Z">
-        <w:r>
-          <w:delText xml:space="preserve">in terms of</w:delText>
-        </w:r>
-      </w:del>
-      <w:del w:id="45" w:author="PR Preview" w:date="2026-01-01T00:00:00Z">
-        <w:r>
-          <w:delText xml:space="preserve"> </w:delText>
-        </w:r>
-      </w:del>
-      <m:oMath>
+          </m:sub>
+        </m:sSub>
         <m:r>
           <m:rPr>
             <m:sty m:val="p"/>
           </m:rPr>
-          <m:t>E</m:t>
+          <m:t>=</m:t>
         </m:r>
-        <m:r>
-          <m:t>​</m:t>
-        </m:r>
-        <m:d>
-          <m:dPr>
-            <m:begChr m:val="["/>
-            <m:sepChr m:val=""/>
-            <m:endChr m:val="]"/>
-            <m:grow/>
-          </m:dPr>
-          <m:e>
-            <m:sSup>
-              <m:e>
-                <m:acc>
-                  <m:accPr>
-                    <m:chr m:val="̂"/>
-                  </m:accPr>
-                  <m:e>
-                    <m:r>
-                      <m:t>θ</m:t>
-                    </m:r>
-                  </m:e>
-                </m:acc>
-              </m:e>
-              <m:sup>
-                <m:r>
-                  <m:t>2</m:t>
-                </m:r>
-              </m:sup>
-            </m:sSup>
-          </m:e>
-        </m:d>
-        <m:r>
-          <m:t>​</m:t>
-        </m:r>
-      </m:oMath>
-      <w:del w:id="46" w:author="PR Preview" w:date="2026-01-01T00:00:00Z">
-        <w:r>
-          <w:delText xml:space="preserve">,</w:delText>
-        </w:r>
-      </w:del>
-      <w:del w:id="47" w:author="PR Preview" w:date="2026-01-01T00:00:00Z">
-        <w:r>
-          <w:delText xml:space="preserve"> </w:delText>
-        </w:r>
-      </w:del>
-      <m:oMath>
         <m:r>
           <m:rPr>
             <m:sty m:val="p"/>
@@ -10582,115 +8592,49 @@
           <m:t>​</m:t>
         </m:r>
       </m:oMath>
-      <w:del w:id="48" w:author="PR Preview" w:date="2026-01-01T00:00:00Z">
+      <w:ins w:id="19" w:author="PR Preview" w:date="2026-01-01T00:00:00Z">
         <w:r>
-          <w:delText xml:space="preserve">, and the estimand</w:delText>
-        </w:r>
-      </w:del>
-      <w:del w:id="49" w:author="PR Preview" w:date="2026-01-01T00:00:00Z">
-        <w:r>
-          <w:delText xml:space="preserve"> </w:delText>
-        </w:r>
-      </w:del>
-      <m:oMath>
-        <m:r>
-          <m:t>θ</m:t>
-        </m:r>
-      </m:oMath>
-      <w:del w:id="50" w:author="PR Preview" w:date="2026-01-01T00:00:00Z">
-        <w:r>
-          <w:delText xml:space="preserve">.</w:delText>
-        </w:r>
-      </w:del>
-    </w:p>
-    <w:p>
-      <w:pPr>
-        <w:pStyle w:val="BodyText"/>
-      </w:pPr>
-      <w:ins w:id="51" w:author="PR Preview" w:date="2026-01-01T00:00:00Z">
-        <w:r>
-          <w:rPr>
-            <w:b/>
-            <w:bCs/>
-          </w:rPr>
-          <w:t xml:space="preserve">Exercise 4 (Expanding the population mean squared error)</w:t>
+          <w:t xml:space="preserve">.</w:t>
         </w:r>
       </w:ins>
-      <w:ins w:id="52" w:author="PR Preview" w:date="2026-01-01T00:00:00Z">
+      <w:ins w:id="20" w:author="PR Preview" w:date="2026-01-01T00:00:00Z">
         <w:r>
           <w:t xml:space="preserve"> </w:t>
         </w:r>
       </w:ins>
-      <w:ins w:id="53" w:author="PR Preview" w:date="2026-01-01T00:00:00Z">
+      <w:ins w:id="21" w:author="PR Preview" w:date="2026-01-01T00:00:00Z">
         <w:r>
-          <w:t xml:space="preserve">Write the</w:t>
+          <w:t xml:space="preserve">Then the variance of</w:t>
         </w:r>
       </w:ins>
-      <w:ins w:id="54" w:author="PR Preview" w:date="2026-01-01T00:00:00Z">
-        <w:r>
-          <w:t xml:space="preserve"> </w:t>
-        </w:r>
-      </w:ins>
-      <w:hyperlink w:anchor="def-mse">
-        <w:ins w:id="55" w:author="PR Preview" w:date="2026-01-01T00:00:00Z">
-          <w:r>
-            <w:rPr>
-              <w:rStyle w:val="Hyperlink"/>
-            </w:rPr>
-            <w:t xml:space="preserve">pMSE</w:t>
-          </w:r>
-        </w:ins>
-      </w:hyperlink>
-      <w:ins w:id="56" w:author="PR Preview" w:date="2026-01-01T00:00:00Z">
+      <w:ins w:id="22" w:author="PR Preview" w:date="2026-01-01T00:00:00Z">
         <w:r>
           <w:t xml:space="preserve"> </w:t>
         </w:r>
       </w:ins>
       <m:oMath>
-        <m:r>
-          <m:rPr>
-            <m:sty m:val="p"/>
-          </m:rPr>
-          <m:t>pMSE</m:t>
-        </m:r>
-        <m:r>
-          <m:t>​</m:t>
-        </m:r>
-        <m:d>
-          <m:dPr>
-            <m:begChr m:val="("/>
-            <m:sepChr m:val=""/>
-            <m:endChr m:val=")"/>
-            <m:grow/>
-          </m:dPr>
+        <m:acc>
+          <m:accPr>
+            <m:chr m:val="̂"/>
+          </m:accPr>
           <m:e>
-            <m:acc>
-              <m:accPr>
-                <m:chr m:val="̂"/>
-              </m:accPr>
-              <m:e>
-                <m:r>
-                  <m:t>θ</m:t>
-                </m:r>
-              </m:e>
-            </m:acc>
+            <m:r>
+              <m:t>θ</m:t>
+            </m:r>
           </m:e>
-        </m:d>
-        <m:r>
-          <m:t>​</m:t>
-        </m:r>
+        </m:acc>
       </m:oMath>
-      <w:ins w:id="57" w:author="PR Preview" w:date="2026-01-01T00:00:00Z">
+      <w:ins w:id="23" w:author="PR Preview" w:date="2026-01-01T00:00:00Z">
         <w:r>
           <w:t xml:space="preserve"> </w:t>
         </w:r>
       </w:ins>
-      <w:ins w:id="58" w:author="PR Preview" w:date="2026-01-01T00:00:00Z">
+      <w:ins w:id="24" w:author="PR Preview" w:date="2026-01-01T00:00:00Z">
         <w:r>
-          <w:t xml:space="preserve">in terms of</w:t>
+          <w:t xml:space="preserve">is</w:t>
         </w:r>
       </w:ins>
-      <w:ins w:id="59" w:author="PR Preview" w:date="2026-01-01T00:00:00Z">
+      <w:ins w:id="25" w:author="PR Preview" w:date="2026-01-01T00:00:00Z">
         <w:r>
           <w:t xml:space="preserve"> </w:t>
         </w:r>
@@ -10737,17 +8681,2000 @@
         <m:r>
           <m:t>​</m:t>
         </m:r>
+        <m:r>
+          <m:rPr>
+            <m:sty m:val="p"/>
+          </m:rPr>
+          <m:t>−</m:t>
+        </m:r>
+        <m:sSup>
+          <m:e>
+            <m:r>
+              <m:t>​</m:t>
+            </m:r>
+            <m:d>
+              <m:dPr>
+                <m:begChr m:val="("/>
+                <m:sepChr m:val=""/>
+                <m:endChr m:val=")"/>
+                <m:grow/>
+              </m:dPr>
+              <m:e>
+                <m:sSub>
+                  <m:e>
+                    <m:r>
+                      <m:t>μ</m:t>
+                    </m:r>
+                  </m:e>
+                  <m:sub>
+                    <m:acc>
+                      <m:accPr>
+                        <m:chr m:val="̂"/>
+                      </m:accPr>
+                      <m:e>
+                        <m:r>
+                          <m:t>θ</m:t>
+                        </m:r>
+                      </m:e>
+                    </m:acc>
+                  </m:sub>
+                </m:sSub>
+              </m:e>
+            </m:d>
+            <m:r>
+              <m:t>​</m:t>
+            </m:r>
+          </m:e>
+          <m:sup>
+            <m:r>
+              <m:t>2</m:t>
+            </m:r>
+          </m:sup>
+        </m:sSup>
       </m:oMath>
-      <w:ins w:id="60" w:author="PR Preview" w:date="2026-01-01T00:00:00Z">
+      <w:ins w:id="26" w:author="PR Preview" w:date="2026-01-01T00:00:00Z">
         <w:r>
           <w:t xml:space="preserve">,</w:t>
         </w:r>
       </w:ins>
-      <w:ins w:id="61" w:author="PR Preview" w:date="2026-01-01T00:00:00Z">
+      <w:ins w:id="27" w:author="PR Preview" w:date="2026-01-01T00:00:00Z">
         <w:r>
           <w:t xml:space="preserve"> </w:t>
         </w:r>
       </w:ins>
+      <w:ins w:id="28" w:author="PR Preview" w:date="2026-01-01T00:00:00Z">
+        <w:r>
+          <w:t xml:space="preserve">and the squared</w:t>
+        </w:r>
+      </w:ins>
+      <w:ins w:id="29" w:author="PR Preview" w:date="2026-01-01T00:00:00Z">
+        <w:r>
+          <w:t xml:space="preserve"> </w:t>
+        </w:r>
+      </w:ins>
+      <w:hyperlink w:anchor="def-bias">
+        <w:ins w:id="30" w:author="PR Preview" w:date="2026-01-01T00:00:00Z">
+          <w:r>
+            <w:rPr>
+              <w:rStyle w:val="Hyperlink"/>
+            </w:rPr>
+            <w:t xml:space="preserve">bias</w:t>
+          </w:r>
+        </w:ins>
+      </w:hyperlink>
+      <w:ins w:id="31" w:author="PR Preview" w:date="2026-01-01T00:00:00Z">
+        <w:r>
+          <w:t xml:space="preserve"> </w:t>
+        </w:r>
+      </w:ins>
+      <w:ins w:id="32" w:author="PR Preview" w:date="2026-01-01T00:00:00Z">
+        <w:r>
+          <w:t xml:space="preserve">of</w:t>
+        </w:r>
+      </w:ins>
+      <w:ins w:id="33" w:author="PR Preview" w:date="2026-01-01T00:00:00Z">
+        <w:r>
+          <w:t xml:space="preserve"> </w:t>
+        </w:r>
+      </w:ins>
+      <m:oMath>
+        <m:acc>
+          <m:accPr>
+            <m:chr m:val="̂"/>
+          </m:accPr>
+          <m:e>
+            <m:r>
+              <m:t>θ</m:t>
+            </m:r>
+          </m:e>
+        </m:acc>
+      </m:oMath>
+      <w:ins w:id="34" w:author="PR Preview" w:date="2026-01-01T00:00:00Z">
+        <w:r>
+          <w:t xml:space="preserve"> </w:t>
+        </w:r>
+      </w:ins>
+      <w:ins w:id="35" w:author="PR Preview" w:date="2026-01-01T00:00:00Z">
+        <w:r>
+          <w:t xml:space="preserve">for the</w:t>
+        </w:r>
+      </w:ins>
+      <w:ins w:id="36" w:author="PR Preview" w:date="2026-01-01T00:00:00Z">
+        <w:r>
+          <w:t xml:space="preserve"> </w:t>
+        </w:r>
+      </w:ins>
+      <w:hyperlink w:anchor="def-estimand">
+        <w:ins w:id="37" w:author="PR Preview" w:date="2026-01-01T00:00:00Z">
+          <w:r>
+            <w:rPr>
+              <w:rStyle w:val="Hyperlink"/>
+            </w:rPr>
+            <w:t xml:space="preserve">estimand</w:t>
+          </w:r>
+        </w:ins>
+      </w:hyperlink>
+      <w:ins w:id="38" w:author="PR Preview" w:date="2026-01-01T00:00:00Z">
+        <w:r>
+          <w:t xml:space="preserve"> </w:t>
+        </w:r>
+      </w:ins>
+      <m:oMath>
+        <m:r>
+          <m:t>θ</m:t>
+        </m:r>
+      </m:oMath>
+      <w:ins w:id="39" w:author="PR Preview" w:date="2026-01-01T00:00:00Z">
+        <w:r>
+          <w:t xml:space="preserve"> </w:t>
+        </w:r>
+      </w:ins>
+      <w:ins w:id="40" w:author="PR Preview" w:date="2026-01-01T00:00:00Z">
+        <w:r>
+          <w:t xml:space="preserve">from</w:t>
+        </w:r>
+      </w:ins>
+      <w:ins w:id="41" w:author="PR Preview" w:date="2026-01-01T00:00:00Z">
+        <w:r>
+          <w:t xml:space="preserve"> </w:t>
+        </w:r>
+      </w:ins>
+      <w:hyperlink w:anchor="exr-sq-bias-expand">
+        <w:ins w:id="42" w:author="PR Preview" w:date="2026-01-01T00:00:00Z">
+          <w:r>
+            <w:rPr>
+              <w:rStyle w:val="Hyperlink"/>
+            </w:rPr>
+            <w:t xml:space="preserve">Exercise 2</w:t>
+          </w:r>
+        </w:ins>
+      </w:hyperlink>
+      <w:ins w:id="43" w:author="PR Preview" w:date="2026-01-01T00:00:00Z">
+        <w:r>
+          <w:t xml:space="preserve"> </w:t>
+        </w:r>
+      </w:ins>
+      <w:ins w:id="44" w:author="PR Preview" w:date="2026-01-01T00:00:00Z">
+        <w:r>
+          <w:t xml:space="preserve">is</w:t>
+        </w:r>
+      </w:ins>
+      <w:ins w:id="45" w:author="PR Preview" w:date="2026-01-01T00:00:00Z">
+        <w:r>
+          <w:t xml:space="preserve"> </w:t>
+        </w:r>
+      </w:ins>
+      <m:oMath>
+        <m:sSup>
+          <m:e>
+            <m:r>
+              <m:t>​</m:t>
+            </m:r>
+            <m:d>
+              <m:dPr>
+                <m:begChr m:val="("/>
+                <m:sepChr m:val=""/>
+                <m:endChr m:val=")"/>
+                <m:grow/>
+              </m:dPr>
+              <m:e>
+                <m:sSub>
+                  <m:e>
+                    <m:r>
+                      <m:t>μ</m:t>
+                    </m:r>
+                  </m:e>
+                  <m:sub>
+                    <m:acc>
+                      <m:accPr>
+                        <m:chr m:val="̂"/>
+                      </m:accPr>
+                      <m:e>
+                        <m:r>
+                          <m:t>θ</m:t>
+                        </m:r>
+                      </m:e>
+                    </m:acc>
+                  </m:sub>
+                </m:sSub>
+              </m:e>
+            </m:d>
+            <m:r>
+              <m:t>​</m:t>
+            </m:r>
+          </m:e>
+          <m:sup>
+            <m:r>
+              <m:t>2</m:t>
+            </m:r>
+          </m:sup>
+        </m:sSup>
+        <m:r>
+          <m:rPr>
+            <m:sty m:val="p"/>
+          </m:rPr>
+          <m:t>−</m:t>
+        </m:r>
+        <m:r>
+          <m:t>2</m:t>
+        </m:r>
+        <m:sSub>
+          <m:e>
+            <m:r>
+              <m:t>μ</m:t>
+            </m:r>
+          </m:e>
+          <m:sub>
+            <m:acc>
+              <m:accPr>
+                <m:chr m:val="̂"/>
+              </m:accPr>
+              <m:e>
+                <m:r>
+                  <m:t>θ</m:t>
+                </m:r>
+              </m:e>
+            </m:acc>
+          </m:sub>
+        </m:sSub>
+        <m:r>
+          <m:t>θ</m:t>
+        </m:r>
+        <m:r>
+          <m:rPr>
+            <m:sty m:val="p"/>
+          </m:rPr>
+          <m:t>+</m:t>
+        </m:r>
+        <m:sSup>
+          <m:e>
+            <m:r>
+              <m:t>θ</m:t>
+            </m:r>
+          </m:e>
+          <m:sup>
+            <m:r>
+              <m:t>2</m:t>
+            </m:r>
+          </m:sup>
+        </m:sSup>
+      </m:oMath>
+      <w:ins w:id="46" w:author="PR Preview" w:date="2026-01-01T00:00:00Z">
+        <w:r>
+          <w:t xml:space="preserve">.</w:t>
+        </w:r>
+      </w:ins>
+      <w:ins w:id="47" w:author="PR Preview" w:date="2026-01-01T00:00:00Z">
+        <w:r>
+          <w:t xml:space="preserve"> </w:t>
+        </w:r>
+      </w:ins>
+      <w:ins w:id="48" w:author="PR Preview" w:date="2026-01-01T00:00:00Z">
+        <w:r>
+          <w:t xml:space="preserve">Add them and simplify:</w:t>
+        </w:r>
+      </w:ins>
+    </w:p>
+    <w:p>
+      <w:pPr>
+        <w:pStyle w:val="BodyText"/>
+      </w:pPr>
+      <w:bookmarkStart w:id="60" w:name="eq-bias-sq-plus-var-exr-2"/>
+      <m:oMathPara>
+        <m:oMathParaPr>
+          <m:jc m:val="center"/>
+        </m:oMathParaPr>
+        <m:oMath>
+          <m:eqArr>
+            <m:e>
+              <m:sSup>
+                <m:e>
+                  <m:r>
+                    <m:t>​</m:t>
+                  </m:r>
+                  <m:d>
+                    <m:dPr>
+                      <m:begChr m:val="("/>
+                      <m:sepChr m:val=""/>
+                      <m:endChr m:val=")"/>
+                      <m:grow/>
+                    </m:dPr>
+                    <m:e>
+                      <m:r>
+                        <m:rPr>
+                          <m:sty m:val="p"/>
+                        </m:rPr>
+                        <m:t>Bias</m:t>
+                      </m:r>
+                      <m:r>
+                        <m:t>​</m:t>
+                      </m:r>
+                      <m:d>
+                        <m:dPr>
+                          <m:begChr m:val="("/>
+                          <m:sepChr m:val=""/>
+                          <m:endChr m:val=")"/>
+                          <m:grow/>
+                        </m:dPr>
+                        <m:e>
+                          <m:acc>
+                            <m:accPr>
+                              <m:chr m:val="̂"/>
+                            </m:accPr>
+                            <m:e>
+                              <m:r>
+                                <m:t>θ</m:t>
+                              </m:r>
+                            </m:e>
+                          </m:acc>
+                        </m:e>
+                      </m:d>
+                      <m:r>
+                        <m:t>​</m:t>
+                      </m:r>
+                    </m:e>
+                  </m:d>
+                  <m:r>
+                    <m:t>​</m:t>
+                  </m:r>
+                </m:e>
+                <m:sup>
+                  <m:r>
+                    <m:t>2</m:t>
+                  </m:r>
+                </m:sup>
+              </m:sSup>
+              <m:r>
+                <m:rPr>
+                  <m:sty m:val="p"/>
+                </m:rPr>
+                <m:t>+</m:t>
+              </m:r>
+              <m:r>
+                <m:rPr>
+                  <m:sty m:val="p"/>
+                </m:rPr>
+                <m:t>Var</m:t>
+              </m:r>
+              <m:r>
+                <m:t>​</m:t>
+              </m:r>
+              <m:d>
+                <m:dPr>
+                  <m:begChr m:val="("/>
+                  <m:sepChr m:val=""/>
+                  <m:endChr m:val=")"/>
+                  <m:grow/>
+                </m:dPr>
+                <m:e>
+                  <m:acc>
+                    <m:accPr>
+                      <m:chr m:val="̂"/>
+                    </m:accPr>
+                    <m:e>
+                      <m:r>
+                        <m:t>θ</m:t>
+                      </m:r>
+                    </m:e>
+                  </m:acc>
+                </m:e>
+              </m:d>
+              <m:r>
+                <m:t>​</m:t>
+              </m:r>
+              <m:r>
+                <m:t>&amp;</m:t>
+              </m:r>
+              <m:r>
+                <m:rPr>
+                  <m:sty m:val="p"/>
+                </m:rPr>
+                <m:t>=</m:t>
+              </m:r>
+              <m:sSup>
+                <m:e>
+                  <m:r>
+                    <m:t>​</m:t>
+                  </m:r>
+                  <m:d>
+                    <m:dPr>
+                      <m:begChr m:val="("/>
+                      <m:sepChr m:val=""/>
+                      <m:endChr m:val=")"/>
+                      <m:grow/>
+                    </m:dPr>
+                    <m:e>
+                      <m:sSub>
+                        <m:e>
+                          <m:r>
+                            <m:t>μ</m:t>
+                          </m:r>
+                        </m:e>
+                        <m:sub>
+                          <m:acc>
+                            <m:accPr>
+                              <m:chr m:val="̂"/>
+                            </m:accPr>
+                            <m:e>
+                              <m:r>
+                                <m:t>θ</m:t>
+                              </m:r>
+                            </m:e>
+                          </m:acc>
+                        </m:sub>
+                      </m:sSub>
+                    </m:e>
+                  </m:d>
+                  <m:r>
+                    <m:t>​</m:t>
+                  </m:r>
+                </m:e>
+                <m:sup>
+                  <m:r>
+                    <m:t>2</m:t>
+                  </m:r>
+                </m:sup>
+              </m:sSup>
+              <m:r>
+                <m:rPr>
+                  <m:sty m:val="p"/>
+                </m:rPr>
+                <m:t>−</m:t>
+              </m:r>
+              <m:r>
+                <m:t>2</m:t>
+              </m:r>
+              <m:sSub>
+                <m:e>
+                  <m:r>
+                    <m:t>μ</m:t>
+                  </m:r>
+                </m:e>
+                <m:sub>
+                  <m:acc>
+                    <m:accPr>
+                      <m:chr m:val="̂"/>
+                    </m:accPr>
+                    <m:e>
+                      <m:r>
+                        <m:t>θ</m:t>
+                      </m:r>
+                    </m:e>
+                  </m:acc>
+                </m:sub>
+              </m:sSub>
+              <m:r>
+                <m:t>θ</m:t>
+              </m:r>
+              <m:r>
+                <m:rPr>
+                  <m:sty m:val="p"/>
+                </m:rPr>
+                <m:t>+</m:t>
+              </m:r>
+              <m:sSup>
+                <m:e>
+                  <m:r>
+                    <m:t>θ</m:t>
+                  </m:r>
+                </m:e>
+                <m:sup>
+                  <m:r>
+                    <m:t>2</m:t>
+                  </m:r>
+                </m:sup>
+              </m:sSup>
+              <m:r>
+                <m:rPr>
+                  <m:sty m:val="p"/>
+                </m:rPr>
+                <m:t>+</m:t>
+              </m:r>
+              <m:r>
+                <m:rPr>
+                  <m:sty m:val="p"/>
+                </m:rPr>
+                <m:t>Var</m:t>
+              </m:r>
+              <m:r>
+                <m:t>​</m:t>
+              </m:r>
+              <m:d>
+                <m:dPr>
+                  <m:begChr m:val="("/>
+                  <m:sepChr m:val=""/>
+                  <m:endChr m:val=")"/>
+                  <m:grow/>
+                </m:dPr>
+                <m:e>
+                  <m:acc>
+                    <m:accPr>
+                      <m:chr m:val="̂"/>
+                    </m:accPr>
+                    <m:e>
+                      <m:r>
+                        <m:t>θ</m:t>
+                      </m:r>
+                    </m:e>
+                  </m:acc>
+                </m:e>
+              </m:d>
+              <m:r>
+                <m:t>​</m:t>
+              </m:r>
+              <m:r>
+                <m:t>&amp;</m:t>
+              </m:r>
+              <m:r>
+                <m:t>&amp;</m:t>
+              </m:r>
+              <m:r>
+                <m:rPr>
+                  <m:nor/>
+                  <m:sty m:val="p"/>
+                </m:rPr>
+                <m:t>(substitute the squared bias)</m:t>
+              </m:r>
+            </m:e>
+            <m:e>
+              <m:r>
+                <m:t>&amp;</m:t>
+              </m:r>
+              <m:r>
+                <m:rPr>
+                  <m:sty m:val="p"/>
+                </m:rPr>
+                <m:t>=</m:t>
+              </m:r>
+              <m:sSup>
+                <m:e>
+                  <m:r>
+                    <m:t>​</m:t>
+                  </m:r>
+                  <m:d>
+                    <m:dPr>
+                      <m:begChr m:val="("/>
+                      <m:sepChr m:val=""/>
+                      <m:endChr m:val=")"/>
+                      <m:grow/>
+                    </m:dPr>
+                    <m:e>
+                      <m:sSub>
+                        <m:e>
+                          <m:r>
+                            <m:t>μ</m:t>
+                          </m:r>
+                        </m:e>
+                        <m:sub>
+                          <m:acc>
+                            <m:accPr>
+                              <m:chr m:val="̂"/>
+                            </m:accPr>
+                            <m:e>
+                              <m:r>
+                                <m:t>θ</m:t>
+                              </m:r>
+                            </m:e>
+                          </m:acc>
+                        </m:sub>
+                      </m:sSub>
+                    </m:e>
+                  </m:d>
+                  <m:r>
+                    <m:t>​</m:t>
+                  </m:r>
+                </m:e>
+                <m:sup>
+                  <m:r>
+                    <m:t>2</m:t>
+                  </m:r>
+                </m:sup>
+              </m:sSup>
+              <m:r>
+                <m:rPr>
+                  <m:sty m:val="p"/>
+                </m:rPr>
+                <m:t>−</m:t>
+              </m:r>
+              <m:r>
+                <m:t>2</m:t>
+              </m:r>
+              <m:sSub>
+                <m:e>
+                  <m:r>
+                    <m:t>μ</m:t>
+                  </m:r>
+                </m:e>
+                <m:sub>
+                  <m:acc>
+                    <m:accPr>
+                      <m:chr m:val="̂"/>
+                    </m:accPr>
+                    <m:e>
+                      <m:r>
+                        <m:t>θ</m:t>
+                      </m:r>
+                    </m:e>
+                  </m:acc>
+                </m:sub>
+              </m:sSub>
+              <m:r>
+                <m:t>θ</m:t>
+              </m:r>
+              <m:r>
+                <m:rPr>
+                  <m:sty m:val="p"/>
+                </m:rPr>
+                <m:t>+</m:t>
+              </m:r>
+              <m:sSup>
+                <m:e>
+                  <m:r>
+                    <m:t>θ</m:t>
+                  </m:r>
+                </m:e>
+                <m:sup>
+                  <m:r>
+                    <m:t>2</m:t>
+                  </m:r>
+                </m:sup>
+              </m:sSup>
+              <m:r>
+                <m:rPr>
+                  <m:sty m:val="p"/>
+                </m:rPr>
+                <m:t>+</m:t>
+              </m:r>
+              <m:r>
+                <m:rPr>
+                  <m:sty m:val="p"/>
+                </m:rPr>
+                <m:t>E</m:t>
+              </m:r>
+              <m:r>
+                <m:t>​</m:t>
+              </m:r>
+              <m:d>
+                <m:dPr>
+                  <m:begChr m:val="["/>
+                  <m:sepChr m:val=""/>
+                  <m:endChr m:val="]"/>
+                  <m:grow/>
+                </m:dPr>
+                <m:e>
+                  <m:sSup>
+                    <m:e>
+                      <m:acc>
+                        <m:accPr>
+                          <m:chr m:val="̂"/>
+                        </m:accPr>
+                        <m:e>
+                          <m:r>
+                            <m:t>θ</m:t>
+                          </m:r>
+                        </m:e>
+                      </m:acc>
+                    </m:e>
+                    <m:sup>
+                      <m:r>
+                        <m:t>2</m:t>
+                      </m:r>
+                    </m:sup>
+                  </m:sSup>
+                </m:e>
+              </m:d>
+              <m:r>
+                <m:t>​</m:t>
+              </m:r>
+              <m:r>
+                <m:rPr>
+                  <m:sty m:val="p"/>
+                </m:rPr>
+                <m:t>−</m:t>
+              </m:r>
+              <m:sSup>
+                <m:e>
+                  <m:r>
+                    <m:t>​</m:t>
+                  </m:r>
+                  <m:d>
+                    <m:dPr>
+                      <m:begChr m:val="("/>
+                      <m:sepChr m:val=""/>
+                      <m:endChr m:val=")"/>
+                      <m:grow/>
+                    </m:dPr>
+                    <m:e>
+                      <m:sSub>
+                        <m:e>
+                          <m:r>
+                            <m:t>μ</m:t>
+                          </m:r>
+                        </m:e>
+                        <m:sub>
+                          <m:acc>
+                            <m:accPr>
+                              <m:chr m:val="̂"/>
+                            </m:accPr>
+                            <m:e>
+                              <m:r>
+                                <m:t>θ</m:t>
+                              </m:r>
+                            </m:e>
+                          </m:acc>
+                        </m:sub>
+                      </m:sSub>
+                    </m:e>
+                  </m:d>
+                  <m:r>
+                    <m:t>​</m:t>
+                  </m:r>
+                </m:e>
+                <m:sup>
+                  <m:r>
+                    <m:t>2</m:t>
+                  </m:r>
+                </m:sup>
+              </m:sSup>
+              <m:r>
+                <m:t>&amp;</m:t>
+              </m:r>
+              <m:r>
+                <m:t>&amp;</m:t>
+              </m:r>
+              <m:r>
+                <m:rPr>
+                  <m:nor/>
+                  <m:sty m:val="p"/>
+                </m:rPr>
+                <m:t>(substitute the variance)</m:t>
+              </m:r>
+            </m:e>
+            <m:e>
+              <m:r>
+                <m:t>&amp;</m:t>
+              </m:r>
+              <m:r>
+                <m:rPr>
+                  <m:sty m:val="p"/>
+                </m:rPr>
+                <m:t>=</m:t>
+              </m:r>
+              <m:r>
+                <m:rPr>
+                  <m:sty m:val="p"/>
+                </m:rPr>
+                <m:t>E</m:t>
+              </m:r>
+              <m:r>
+                <m:t>​</m:t>
+              </m:r>
+              <m:d>
+                <m:dPr>
+                  <m:begChr m:val="["/>
+                  <m:sepChr m:val=""/>
+                  <m:endChr m:val="]"/>
+                  <m:grow/>
+                </m:dPr>
+                <m:e>
+                  <m:sSup>
+                    <m:e>
+                      <m:acc>
+                        <m:accPr>
+                          <m:chr m:val="̂"/>
+                        </m:accPr>
+                        <m:e>
+                          <m:r>
+                            <m:t>θ</m:t>
+                          </m:r>
+                        </m:e>
+                      </m:acc>
+                    </m:e>
+                    <m:sup>
+                      <m:r>
+                        <m:t>2</m:t>
+                      </m:r>
+                    </m:sup>
+                  </m:sSup>
+                </m:e>
+              </m:d>
+              <m:r>
+                <m:t>​</m:t>
+              </m:r>
+              <m:r>
+                <m:rPr>
+                  <m:sty m:val="p"/>
+                </m:rPr>
+                <m:t>−</m:t>
+              </m:r>
+              <m:r>
+                <m:t>2</m:t>
+              </m:r>
+              <m:sSub>
+                <m:e>
+                  <m:r>
+                    <m:t>μ</m:t>
+                  </m:r>
+                </m:e>
+                <m:sub>
+                  <m:acc>
+                    <m:accPr>
+                      <m:chr m:val="̂"/>
+                    </m:accPr>
+                    <m:e>
+                      <m:r>
+                        <m:t>θ</m:t>
+                      </m:r>
+                    </m:e>
+                  </m:acc>
+                </m:sub>
+              </m:sSub>
+              <m:r>
+                <m:t>θ</m:t>
+              </m:r>
+              <m:r>
+                <m:rPr>
+                  <m:sty m:val="p"/>
+                </m:rPr>
+                <m:t>+</m:t>
+              </m:r>
+              <m:sSup>
+                <m:e>
+                  <m:r>
+                    <m:t>θ</m:t>
+                  </m:r>
+                </m:e>
+                <m:sup>
+                  <m:r>
+                    <m:t>2</m:t>
+                  </m:r>
+                </m:sup>
+              </m:sSup>
+              <m:r>
+                <m:rPr>
+                  <m:sty m:val="p"/>
+                </m:rPr>
+                <m:t>+</m:t>
+              </m:r>
+              <m:sSup>
+                <m:e>
+                  <m:r>
+                    <m:t>​</m:t>
+                  </m:r>
+                  <m:d>
+                    <m:dPr>
+                      <m:begChr m:val="("/>
+                      <m:sepChr m:val=""/>
+                      <m:endChr m:val=")"/>
+                      <m:grow/>
+                    </m:dPr>
+                    <m:e>
+                      <m:sSub>
+                        <m:e>
+                          <m:r>
+                            <m:t>μ</m:t>
+                          </m:r>
+                        </m:e>
+                        <m:sub>
+                          <m:acc>
+                            <m:accPr>
+                              <m:chr m:val="̂"/>
+                            </m:accPr>
+                            <m:e>
+                              <m:r>
+                                <m:t>θ</m:t>
+                              </m:r>
+                            </m:e>
+                          </m:acc>
+                        </m:sub>
+                      </m:sSub>
+                    </m:e>
+                  </m:d>
+                  <m:r>
+                    <m:t>​</m:t>
+                  </m:r>
+                </m:e>
+                <m:sup>
+                  <m:r>
+                    <m:t>2</m:t>
+                  </m:r>
+                </m:sup>
+              </m:sSup>
+              <m:r>
+                <m:rPr>
+                  <m:sty m:val="p"/>
+                </m:rPr>
+                <m:t>−</m:t>
+              </m:r>
+              <m:sSup>
+                <m:e>
+                  <m:r>
+                    <m:t>​</m:t>
+                  </m:r>
+                  <m:d>
+                    <m:dPr>
+                      <m:begChr m:val="("/>
+                      <m:sepChr m:val=""/>
+                      <m:endChr m:val=")"/>
+                      <m:grow/>
+                    </m:dPr>
+                    <m:e>
+                      <m:sSub>
+                        <m:e>
+                          <m:r>
+                            <m:t>μ</m:t>
+                          </m:r>
+                        </m:e>
+                        <m:sub>
+                          <m:acc>
+                            <m:accPr>
+                              <m:chr m:val="̂"/>
+                            </m:accPr>
+                            <m:e>
+                              <m:r>
+                                <m:t>θ</m:t>
+                              </m:r>
+                            </m:e>
+                          </m:acc>
+                        </m:sub>
+                      </m:sSub>
+                    </m:e>
+                  </m:d>
+                  <m:r>
+                    <m:t>​</m:t>
+                  </m:r>
+                </m:e>
+                <m:sup>
+                  <m:r>
+                    <m:t>2</m:t>
+                  </m:r>
+                </m:sup>
+              </m:sSup>
+              <m:r>
+                <m:t>&amp;</m:t>
+              </m:r>
+              <m:r>
+                <m:t>&amp;</m:t>
+              </m:r>
+              <m:r>
+                <m:rPr>
+                  <m:nor/>
+                  <m:sty m:val="p"/>
+                </m:rPr>
+                <m:t>(reorder the terms)</m:t>
+              </m:r>
+            </m:e>
+            <m:e>
+              <m:r>
+                <m:t>&amp;</m:t>
+              </m:r>
+              <m:r>
+                <m:rPr>
+                  <m:sty m:val="p"/>
+                </m:rPr>
+                <m:t>=</m:t>
+              </m:r>
+              <m:r>
+                <m:rPr>
+                  <m:sty m:val="p"/>
+                </m:rPr>
+                <m:t>E</m:t>
+              </m:r>
+              <m:r>
+                <m:t>​</m:t>
+              </m:r>
+              <m:d>
+                <m:dPr>
+                  <m:begChr m:val="["/>
+                  <m:sepChr m:val=""/>
+                  <m:endChr m:val="]"/>
+                  <m:grow/>
+                </m:dPr>
+                <m:e>
+                  <m:sSup>
+                    <m:e>
+                      <m:acc>
+                        <m:accPr>
+                          <m:chr m:val="̂"/>
+                        </m:accPr>
+                        <m:e>
+                          <m:r>
+                            <m:t>θ</m:t>
+                          </m:r>
+                        </m:e>
+                      </m:acc>
+                    </m:e>
+                    <m:sup>
+                      <m:r>
+                        <m:t>2</m:t>
+                      </m:r>
+                    </m:sup>
+                  </m:sSup>
+                </m:e>
+              </m:d>
+              <m:r>
+                <m:t>​</m:t>
+              </m:r>
+              <m:r>
+                <m:rPr>
+                  <m:sty m:val="p"/>
+                </m:rPr>
+                <m:t>−</m:t>
+              </m:r>
+              <m:r>
+                <m:t>2</m:t>
+              </m:r>
+              <m:sSub>
+                <m:e>
+                  <m:r>
+                    <m:t>μ</m:t>
+                  </m:r>
+                </m:e>
+                <m:sub>
+                  <m:acc>
+                    <m:accPr>
+                      <m:chr m:val="̂"/>
+                    </m:accPr>
+                    <m:e>
+                      <m:r>
+                        <m:t>θ</m:t>
+                      </m:r>
+                    </m:e>
+                  </m:acc>
+                </m:sub>
+              </m:sSub>
+              <m:r>
+                <m:t>θ</m:t>
+              </m:r>
+              <m:r>
+                <m:rPr>
+                  <m:sty m:val="p"/>
+                </m:rPr>
+                <m:t>+</m:t>
+              </m:r>
+              <m:sSup>
+                <m:e>
+                  <m:r>
+                    <m:t>θ</m:t>
+                  </m:r>
+                </m:e>
+                <m:sup>
+                  <m:r>
+                    <m:t>2</m:t>
+                  </m:r>
+                </m:sup>
+              </m:sSup>
+              <m:r>
+                <m:rPr>
+                  <m:sty m:val="p"/>
+                </m:rPr>
+                <m:t>+</m:t>
+              </m:r>
+              <m:r>
+                <m:t>​</m:t>
+              </m:r>
+              <m:d>
+                <m:dPr>
+                  <m:begChr m:val="("/>
+                  <m:sepChr m:val=""/>
+                  <m:endChr m:val=")"/>
+                  <m:grow/>
+                </m:dPr>
+                <m:e>
+                  <m:sSup>
+                    <m:e>
+                      <m:r>
+                        <m:t>​</m:t>
+                      </m:r>
+                      <m:d>
+                        <m:dPr>
+                          <m:begChr m:val="("/>
+                          <m:sepChr m:val=""/>
+                          <m:endChr m:val=")"/>
+                          <m:grow/>
+                        </m:dPr>
+                        <m:e>
+                          <m:sSub>
+                            <m:e>
+                              <m:r>
+                                <m:t>μ</m:t>
+                              </m:r>
+                            </m:e>
+                            <m:sub>
+                              <m:acc>
+                                <m:accPr>
+                                  <m:chr m:val="̂"/>
+                                </m:accPr>
+                                <m:e>
+                                  <m:r>
+                                    <m:t>θ</m:t>
+                                  </m:r>
+                                </m:e>
+                              </m:acc>
+                            </m:sub>
+                          </m:sSub>
+                        </m:e>
+                      </m:d>
+                      <m:r>
+                        <m:t>​</m:t>
+                      </m:r>
+                    </m:e>
+                    <m:sup>
+                      <m:r>
+                        <m:t>2</m:t>
+                      </m:r>
+                    </m:sup>
+                  </m:sSup>
+                  <m:r>
+                    <m:rPr>
+                      <m:sty m:val="p"/>
+                    </m:rPr>
+                    <m:t>−</m:t>
+                  </m:r>
+                  <m:sSup>
+                    <m:e>
+                      <m:r>
+                        <m:t>​</m:t>
+                      </m:r>
+                      <m:d>
+                        <m:dPr>
+                          <m:begChr m:val="("/>
+                          <m:sepChr m:val=""/>
+                          <m:endChr m:val=")"/>
+                          <m:grow/>
+                        </m:dPr>
+                        <m:e>
+                          <m:sSub>
+                            <m:e>
+                              <m:r>
+                                <m:t>μ</m:t>
+                              </m:r>
+                            </m:e>
+                            <m:sub>
+                              <m:acc>
+                                <m:accPr>
+                                  <m:chr m:val="̂"/>
+                                </m:accPr>
+                                <m:e>
+                                  <m:r>
+                                    <m:t>θ</m:t>
+                                  </m:r>
+                                </m:e>
+                              </m:acc>
+                            </m:sub>
+                          </m:sSub>
+                        </m:e>
+                      </m:d>
+                      <m:r>
+                        <m:t>​</m:t>
+                      </m:r>
+                    </m:e>
+                    <m:sup>
+                      <m:r>
+                        <m:t>2</m:t>
+                      </m:r>
+                    </m:sup>
+                  </m:sSup>
+                </m:e>
+              </m:d>
+              <m:r>
+                <m:t>​</m:t>
+              </m:r>
+              <m:r>
+                <m:t>&amp;</m:t>
+              </m:r>
+              <m:r>
+                <m:t>&amp;</m:t>
+              </m:r>
+              <m:r>
+                <m:rPr>
+                  <m:nor/>
+                  <m:sty m:val="p"/>
+                </m:rPr>
+                <m:t>(group the last two terms)</m:t>
+              </m:r>
+            </m:e>
+            <m:e>
+              <m:r>
+                <m:t>&amp;</m:t>
+              </m:r>
+              <m:r>
+                <m:rPr>
+                  <m:sty m:val="p"/>
+                </m:rPr>
+                <m:t>=</m:t>
+              </m:r>
+              <m:r>
+                <m:rPr>
+                  <m:sty m:val="p"/>
+                </m:rPr>
+                <m:t>E</m:t>
+              </m:r>
+              <m:r>
+                <m:t>​</m:t>
+              </m:r>
+              <m:d>
+                <m:dPr>
+                  <m:begChr m:val="["/>
+                  <m:sepChr m:val=""/>
+                  <m:endChr m:val="]"/>
+                  <m:grow/>
+                </m:dPr>
+                <m:e>
+                  <m:sSup>
+                    <m:e>
+                      <m:acc>
+                        <m:accPr>
+                          <m:chr m:val="̂"/>
+                        </m:accPr>
+                        <m:e>
+                          <m:r>
+                            <m:t>θ</m:t>
+                          </m:r>
+                        </m:e>
+                      </m:acc>
+                    </m:e>
+                    <m:sup>
+                      <m:r>
+                        <m:t>2</m:t>
+                      </m:r>
+                    </m:sup>
+                  </m:sSup>
+                </m:e>
+              </m:d>
+              <m:r>
+                <m:t>​</m:t>
+              </m:r>
+              <m:r>
+                <m:rPr>
+                  <m:sty m:val="p"/>
+                </m:rPr>
+                <m:t>−</m:t>
+              </m:r>
+              <m:r>
+                <m:t>2</m:t>
+              </m:r>
+              <m:sSub>
+                <m:e>
+                  <m:r>
+                    <m:t>μ</m:t>
+                  </m:r>
+                </m:e>
+                <m:sub>
+                  <m:acc>
+                    <m:accPr>
+                      <m:chr m:val="̂"/>
+                    </m:accPr>
+                    <m:e>
+                      <m:r>
+                        <m:t>θ</m:t>
+                      </m:r>
+                    </m:e>
+                  </m:acc>
+                </m:sub>
+              </m:sSub>
+              <m:r>
+                <m:t>θ</m:t>
+              </m:r>
+              <m:r>
+                <m:rPr>
+                  <m:sty m:val="p"/>
+                </m:rPr>
+                <m:t>+</m:t>
+              </m:r>
+              <m:sSup>
+                <m:e>
+                  <m:r>
+                    <m:t>θ</m:t>
+                  </m:r>
+                </m:e>
+                <m:sup>
+                  <m:r>
+                    <m:t>2</m:t>
+                  </m:r>
+                </m:sup>
+              </m:sSup>
+              <m:r>
+                <m:rPr>
+                  <m:sty m:val="p"/>
+                </m:rPr>
+                <m:t>+</m:t>
+              </m:r>
+              <m:r>
+                <m:t>0</m:t>
+              </m:r>
+              <m:r>
+                <m:t>&amp;</m:t>
+              </m:r>
+              <m:r>
+                <m:t>&amp;</m:t>
+              </m:r>
+              <m:r>
+                <m:rPr>
+                  <m:nor/>
+                  <m:sty m:val="p"/>
+                </m:rPr>
+                <m:t>(</m:t>
+              </m:r>
+              <m:r>
+                <m:t>a</m:t>
+              </m:r>
+              <m:r>
+                <m:rPr>
+                  <m:sty m:val="p"/>
+                </m:rPr>
+                <m:t>−</m:t>
+              </m:r>
+              <m:r>
+                <m:t>a</m:t>
+              </m:r>
+              <m:r>
+                <m:rPr>
+                  <m:sty m:val="p"/>
+                </m:rPr>
+                <m:t>=</m:t>
+              </m:r>
+              <m:r>
+                <m:t>0</m:t>
+              </m:r>
+              <m:r>
+                <m:rPr>
+                  <m:nor/>
+                  <m:sty m:val="p"/>
+                </m:rPr>
+                <m:t>)</m:t>
+              </m:r>
+            </m:e>
+            <m:e>
+              <m:r>
+                <m:t>&amp;</m:t>
+              </m:r>
+              <m:r>
+                <m:rPr>
+                  <m:sty m:val="p"/>
+                </m:rPr>
+                <m:t>=</m:t>
+              </m:r>
+              <m:r>
+                <m:rPr>
+                  <m:sty m:val="p"/>
+                </m:rPr>
+                <m:t>E</m:t>
+              </m:r>
+              <m:r>
+                <m:t>​</m:t>
+              </m:r>
+              <m:d>
+                <m:dPr>
+                  <m:begChr m:val="["/>
+                  <m:sepChr m:val=""/>
+                  <m:endChr m:val="]"/>
+                  <m:grow/>
+                </m:dPr>
+                <m:e>
+                  <m:sSup>
+                    <m:e>
+                      <m:acc>
+                        <m:accPr>
+                          <m:chr m:val="̂"/>
+                        </m:accPr>
+                        <m:e>
+                          <m:r>
+                            <m:t>θ</m:t>
+                          </m:r>
+                        </m:e>
+                      </m:acc>
+                    </m:e>
+                    <m:sup>
+                      <m:r>
+                        <m:t>2</m:t>
+                      </m:r>
+                    </m:sup>
+                  </m:sSup>
+                </m:e>
+              </m:d>
+              <m:r>
+                <m:t>​</m:t>
+              </m:r>
+              <m:r>
+                <m:rPr>
+                  <m:sty m:val="p"/>
+                </m:rPr>
+                <m:t>−</m:t>
+              </m:r>
+              <m:r>
+                <m:t>2</m:t>
+              </m:r>
+              <m:sSub>
+                <m:e>
+                  <m:r>
+                    <m:t>μ</m:t>
+                  </m:r>
+                </m:e>
+                <m:sub>
+                  <m:acc>
+                    <m:accPr>
+                      <m:chr m:val="̂"/>
+                    </m:accPr>
+                    <m:e>
+                      <m:r>
+                        <m:t>θ</m:t>
+                      </m:r>
+                    </m:e>
+                  </m:acc>
+                </m:sub>
+              </m:sSub>
+              <m:r>
+                <m:t>θ</m:t>
+              </m:r>
+              <m:r>
+                <m:rPr>
+                  <m:sty m:val="p"/>
+                </m:rPr>
+                <m:t>+</m:t>
+              </m:r>
+              <m:sSup>
+                <m:e>
+                  <m:r>
+                    <m:t>θ</m:t>
+                  </m:r>
+                </m:e>
+                <m:sup>
+                  <m:r>
+                    <m:t>2</m:t>
+                  </m:r>
+                </m:sup>
+              </m:sSup>
+              <m:r>
+                <m:t>&amp;</m:t>
+              </m:r>
+              <m:r>
+                <m:t>&amp;</m:t>
+              </m:r>
+              <m:r>
+                <m:rPr>
+                  <m:nor/>
+                  <m:sty m:val="p"/>
+                </m:rPr>
+                <m:t>(</m:t>
+              </m:r>
+              <m:r>
+                <m:t>a</m:t>
+              </m:r>
+              <m:r>
+                <m:rPr>
+                  <m:sty m:val="p"/>
+                </m:rPr>
+                <m:t>+</m:t>
+              </m:r>
+              <m:r>
+                <m:t>0</m:t>
+              </m:r>
+              <m:r>
+                <m:rPr>
+                  <m:sty m:val="p"/>
+                </m:rPr>
+                <m:t>=</m:t>
+              </m:r>
+              <m:r>
+                <m:t>a</m:t>
+              </m:r>
+              <m:r>
+                <m:rPr>
+                  <m:nor/>
+                  <m:sty m:val="p"/>
+                </m:rPr>
+                <m:t>)</m:t>
+              </m:r>
+            </m:e>
+          </m:eqArr>
+          <m:r>
+            <m:t>  </m:t>
+          </m:r>
+          <m:r>
+            <m:rPr>
+              <m:sty m:val="p"/>
+            </m:rPr>
+            <m:t>(</m:t>
+          </m:r>
+          <m:r>
+            <m:t>3</m:t>
+          </m:r>
+          <m:r>
+            <m:rPr>
+              <m:sty m:val="p"/>
+            </m:rPr>
+            <m:t>)</m:t>
+          </m:r>
+        </m:oMath>
+      </m:oMathPara>
+      <w:bookmarkEnd w:id="60"/>
+    </w:p>
+    <w:bookmarkEnd w:id="61"/>
+    <w:bookmarkStart w:id="62" w:name="thm-bias-sq-plus-var"/>
+    <w:p>
+      <w:pPr>
+        <w:pStyle w:val="FirstParagraph"/>
+      </w:pPr>
+      <w:r>
+        <w:rPr>
+          <w:b/>
+          <w:bCs/>
+        </w:rPr>
+        <w:t xml:space="preserve">Theorem 3 (Expanded squared bias plus variance)</w:t>
+      </w:r>
+      <w:r>
+        <w:t xml:space="preserve"> </w:t>
+      </w:r>
+      <w:r>
+        <w:t xml:space="preserve">For any one-dimensional estimator</w:t>
+      </w:r>
+      <w:r>
+        <w:t xml:space="preserve"> </w:t>
+      </w:r>
+      <m:oMath>
+        <m:acc>
+          <m:accPr>
+            <m:chr m:val="̂"/>
+          </m:accPr>
+          <m:e>
+            <m:r>
+              <m:t>θ</m:t>
+            </m:r>
+          </m:e>
+        </m:acc>
+      </m:oMath>
+      <w:r>
+        <w:t xml:space="preserve"> </w:t>
+      </w:r>
+      <w:r>
+        <w:t xml:space="preserve">of an estimand</w:t>
+      </w:r>
+      <w:r>
+        <w:t xml:space="preserve"> </w:t>
+      </w:r>
+      <m:oMath>
+        <m:r>
+          <m:t>θ</m:t>
+        </m:r>
+      </m:oMath>
+      <w:r>
+        <w:t xml:space="preserve">,</w:t>
+      </w:r>
+      <w:r>
+        <w:t xml:space="preserve"> </w:t>
+      </w:r>
+      <w:r>
+        <w:t xml:space="preserve">the squared bias plus the variance is:</w:t>
+      </w:r>
+    </w:p>
+    <w:p>
+      <w:pPr>
+        <w:pStyle w:val="BodyText"/>
+      </w:pPr>
+      <m:oMathPara>
+        <m:oMathParaPr>
+          <m:jc m:val="center"/>
+        </m:oMathParaPr>
+        <m:oMath>
+          <m:sSup>
+            <m:e>
+              <m:r>
+                <m:t>​</m:t>
+              </m:r>
+              <m:d>
+                <m:dPr>
+                  <m:begChr m:val="("/>
+                  <m:sepChr m:val=""/>
+                  <m:endChr m:val=")"/>
+                  <m:grow/>
+                </m:dPr>
+                <m:e>
+                  <m:r>
+                    <m:rPr>
+                      <m:sty m:val="p"/>
+                    </m:rPr>
+                    <m:t>Bias</m:t>
+                  </m:r>
+                  <m:r>
+                    <m:t>​</m:t>
+                  </m:r>
+                  <m:d>
+                    <m:dPr>
+                      <m:begChr m:val="("/>
+                      <m:sepChr m:val=""/>
+                      <m:endChr m:val=")"/>
+                      <m:grow/>
+                    </m:dPr>
+                    <m:e>
+                      <m:acc>
+                        <m:accPr>
+                          <m:chr m:val="̂"/>
+                        </m:accPr>
+                        <m:e>
+                          <m:r>
+                            <m:t>θ</m:t>
+                          </m:r>
+                        </m:e>
+                      </m:acc>
+                    </m:e>
+                  </m:d>
+                  <m:r>
+                    <m:t>​</m:t>
+                  </m:r>
+                </m:e>
+              </m:d>
+              <m:r>
+                <m:t>​</m:t>
+              </m:r>
+            </m:e>
+            <m:sup>
+              <m:r>
+                <m:t>2</m:t>
+              </m:r>
+            </m:sup>
+          </m:sSup>
+          <m:r>
+            <m:rPr>
+              <m:sty m:val="p"/>
+            </m:rPr>
+            <m:t>+</m:t>
+          </m:r>
+          <m:r>
+            <m:rPr>
+              <m:sty m:val="p"/>
+            </m:rPr>
+            <m:t>Var</m:t>
+          </m:r>
+          <m:r>
+            <m:t>​</m:t>
+          </m:r>
+          <m:d>
+            <m:dPr>
+              <m:begChr m:val="("/>
+              <m:sepChr m:val=""/>
+              <m:endChr m:val=")"/>
+              <m:grow/>
+            </m:dPr>
+            <m:e>
+              <m:acc>
+                <m:accPr>
+                  <m:chr m:val="̂"/>
+                </m:accPr>
+                <m:e>
+                  <m:r>
+                    <m:t>θ</m:t>
+                  </m:r>
+                </m:e>
+              </m:acc>
+            </m:e>
+          </m:d>
+          <m:r>
+            <m:t>​</m:t>
+          </m:r>
+          <m:r>
+            <m:rPr>
+              <m:sty m:val="p"/>
+            </m:rPr>
+            <m:t>=</m:t>
+          </m:r>
+          <m:r>
+            <m:rPr>
+              <m:sty m:val="p"/>
+            </m:rPr>
+            <m:t>E</m:t>
+          </m:r>
+          <m:r>
+            <m:t>​</m:t>
+          </m:r>
+          <m:d>
+            <m:dPr>
+              <m:begChr m:val="["/>
+              <m:sepChr m:val=""/>
+              <m:endChr m:val="]"/>
+              <m:grow/>
+            </m:dPr>
+            <m:e>
+              <m:sSup>
+                <m:e>
+                  <m:acc>
+                    <m:accPr>
+                      <m:chr m:val="̂"/>
+                    </m:accPr>
+                    <m:e>
+                      <m:r>
+                        <m:t>θ</m:t>
+                      </m:r>
+                    </m:e>
+                  </m:acc>
+                </m:e>
+                <m:sup>
+                  <m:r>
+                    <m:t>2</m:t>
+                  </m:r>
+                </m:sup>
+              </m:sSup>
+            </m:e>
+          </m:d>
+          <m:r>
+            <m:t>​</m:t>
+          </m:r>
+          <m:r>
+            <m:rPr>
+              <m:sty m:val="p"/>
+            </m:rPr>
+            <m:t>−</m:t>
+          </m:r>
+          <m:r>
+            <m:t>2</m:t>
+          </m:r>
+          <m:r>
+            <m:rPr>
+              <m:sty m:val="p"/>
+            </m:rPr>
+            <m:t>E</m:t>
+          </m:r>
+          <m:r>
+            <m:t>​</m:t>
+          </m:r>
+          <m:d>
+            <m:dPr>
+              <m:begChr m:val="["/>
+              <m:sepChr m:val=""/>
+              <m:endChr m:val="]"/>
+              <m:grow/>
+            </m:dPr>
+            <m:e>
+              <m:acc>
+                <m:accPr>
+                  <m:chr m:val="̂"/>
+                </m:accPr>
+                <m:e>
+                  <m:r>
+                    <m:t>θ</m:t>
+                  </m:r>
+                </m:e>
+              </m:acc>
+            </m:e>
+          </m:d>
+          <m:r>
+            <m:t>​</m:t>
+          </m:r>
+          <m:r>
+            <m:t>θ</m:t>
+          </m:r>
+          <m:r>
+            <m:rPr>
+              <m:sty m:val="p"/>
+            </m:rPr>
+            <m:t>+</m:t>
+          </m:r>
+          <m:sSup>
+            <m:e>
+              <m:r>
+                <m:t>θ</m:t>
+              </m:r>
+            </m:e>
+            <m:sup>
+              <m:r>
+                <m:t>2</m:t>
+              </m:r>
+            </m:sup>
+          </m:sSup>
+        </m:oMath>
+      </m:oMathPara>
+    </w:p>
+    <w:bookmarkEnd w:id="62"/>
+    <w:p>
+      <w:pPr>
+        <w:pStyle w:val="FirstParagraph"/>
+      </w:pPr>
+      <w:r>
+        <w:rPr>
+          <w:i/>
+          <w:iCs/>
+        </w:rPr>
+        <w:t xml:space="preserve">Proof</w:t>
+      </w:r>
+      <w:r>
+        <w:t xml:space="preserve">. </w:t>
+      </w:r>
+      <w:r>
+        <w:t xml:space="preserve">This is the solution to</w:t>
+      </w:r>
+      <w:r>
+        <w:t xml:space="preserve"> </w:t>
+      </w:r>
+      <w:hyperlink w:anchor="exr-bias-sq-plus-var">
+        <w:r>
+          <w:rPr>
+            <w:rStyle w:val="Hyperlink"/>
+          </w:rPr>
+          <w:t xml:space="preserve">Exercise 3</w:t>
+        </w:r>
+      </w:hyperlink>
+      <w:r>
+        <w:t xml:space="preserve">, worked in</w:t>
+      </w:r>
+      <w:r>
+        <w:t xml:space="preserve"> </w:t>
+      </w:r>
+      <w:hyperlink w:anchor="sol-bias-sq-plus-var">
+        <w:r>
+          <w:rPr>
+            <w:rStyle w:val="Hyperlink"/>
+          </w:rPr>
+          <w:t xml:space="preserve">Solution 3</w:t>
+        </w:r>
+      </w:hyperlink>
+      <w:r>
+        <w:t xml:space="preserve">.</w:t>
+      </w:r>
+      <w:r>
+        <w:t xml:space="preserve"> </w:t>
+      </w:r>
+      <w:r>
+        <w:t xml:space="preserve">It adds the variance to the squared bias of</w:t>
+      </w:r>
+      <w:r>
+        <w:t xml:space="preserve"> </w:t>
+      </w:r>
+      <w:hyperlink w:anchor="thm-sq-bias-expand">
+        <w:r>
+          <w:rPr>
+            <w:rStyle w:val="Hyperlink"/>
+          </w:rPr>
+          <w:t xml:space="preserve">Theorem 2</w:t>
+        </w:r>
+      </w:hyperlink>
+      <w:r>
+        <w:t xml:space="preserve">.</w:t>
+      </w:r>
+    </w:p>
+    <w:bookmarkStart w:id="63" w:name="exr-mse-expand"/>
+    <w:p>
+      <w:pPr>
+        <w:pStyle w:val="BodyText"/>
+      </w:pPr>
+      <w:r>
+        <w:rPr>
+          <w:b/>
+          <w:bCs/>
+        </w:rPr>
+        <w:t xml:space="preserve">Exercise 4 (Expanding the population mean squared error)</w:t>
+      </w:r>
+      <w:r>
+        <w:t xml:space="preserve"> </w:t>
+      </w:r>
+      <w:r>
+        <w:t xml:space="preserve">Derive an expression for the</w:t>
+      </w:r>
+      <w:r>
+        <w:t xml:space="preserve"> </w:t>
+      </w:r>
+      <w:hyperlink w:anchor="def-mse">
+        <w:r>
+          <w:rPr>
+            <w:rStyle w:val="Hyperlink"/>
+          </w:rPr>
+          <w:t xml:space="preserve">pMSE</w:t>
+        </w:r>
+      </w:hyperlink>
+      <w:r>
+        <w:t xml:space="preserve"> </w:t>
+      </w:r>
+      <m:oMath>
+        <m:r>
+          <m:rPr>
+            <m:sty m:val="p"/>
+          </m:rPr>
+          <m:t>pMSE</m:t>
+        </m:r>
+        <m:r>
+          <m:t>​</m:t>
+        </m:r>
+        <m:d>
+          <m:dPr>
+            <m:begChr m:val="("/>
+            <m:sepChr m:val=""/>
+            <m:endChr m:val=")"/>
+            <m:grow/>
+          </m:dPr>
+          <m:e>
+            <m:acc>
+              <m:accPr>
+                <m:chr m:val="̂"/>
+              </m:accPr>
+              <m:e>
+                <m:r>
+                  <m:t>θ</m:t>
+                </m:r>
+              </m:e>
+            </m:acc>
+          </m:e>
+        </m:d>
+        <m:r>
+          <m:t>​</m:t>
+        </m:r>
+      </m:oMath>
+      <w:r>
+        <w:t xml:space="preserve"> </w:t>
+      </w:r>
+      <w:r>
+        <w:t xml:space="preserve">in terms of</w:t>
+      </w:r>
+      <w:r>
+        <w:t xml:space="preserve"> </w:t>
+      </w:r>
+      <m:oMath>
+        <m:r>
+          <m:rPr>
+            <m:sty m:val="p"/>
+          </m:rPr>
+          <m:t>E</m:t>
+        </m:r>
+        <m:r>
+          <m:t>​</m:t>
+        </m:r>
+        <m:d>
+          <m:dPr>
+            <m:begChr m:val="["/>
+            <m:sepChr m:val=""/>
+            <m:endChr m:val="]"/>
+            <m:grow/>
+          </m:dPr>
+          <m:e>
+            <m:sSup>
+              <m:e>
+                <m:acc>
+                  <m:accPr>
+                    <m:chr m:val="̂"/>
+                  </m:accPr>
+                  <m:e>
+                    <m:r>
+                      <m:t>θ</m:t>
+                    </m:r>
+                  </m:e>
+                </m:acc>
+              </m:e>
+              <m:sup>
+                <m:r>
+                  <m:t>2</m:t>
+                </m:r>
+              </m:sup>
+            </m:sSup>
+          </m:e>
+        </m:d>
+        <m:r>
+          <m:t>​</m:t>
+        </m:r>
+      </m:oMath>
+      <w:r>
+        <w:t xml:space="preserve">,</w:t>
+      </w:r>
+      <w:r>
+        <w:t xml:space="preserve"> </w:t>
+      </w:r>
       <m:oMath>
         <m:r>
           <m:rPr>
@@ -10782,29 +10709,23 @@
           <m:t>​</m:t>
         </m:r>
       </m:oMath>
-      <w:ins w:id="62" w:author="PR Preview" w:date="2026-01-01T00:00:00Z">
-        <w:r>
-          <w:t xml:space="preserve">, and the estimand</w:t>
-        </w:r>
-      </w:ins>
-      <w:ins w:id="63" w:author="PR Preview" w:date="2026-01-01T00:00:00Z">
-        <w:r>
-          <w:t xml:space="preserve"> </w:t>
-        </w:r>
-      </w:ins>
+      <w:r>
+        <w:t xml:space="preserve">, and the estimand</w:t>
+      </w:r>
+      <w:r>
+        <w:t xml:space="preserve"> </w:t>
+      </w:r>
       <m:oMath>
         <m:r>
           <m:t>θ</m:t>
         </m:r>
       </m:oMath>
-      <w:ins w:id="64" w:author="PR Preview" w:date="2026-01-01T00:00:00Z">
-        <w:r>
-          <w:t xml:space="preserve">.</w:t>
-        </w:r>
-      </w:ins>
+      <w:r>
+        <w:t xml:space="preserve">.</w:t>
+      </w:r>
     </w:p>
-    <w:bookmarkEnd w:id="62"/>
-    <w:bookmarkStart w:id="63" w:name="sol-mse-expand"/>
+    <w:bookmarkEnd w:id="63"/>
+    <w:bookmarkStart w:id="64" w:name="sol-mse-expand"/>
     <w:p>
       <w:pPr>
         <w:pStyle w:val="BodyText"/>
@@ -11608,8 +11529,8 @@
         </m:oMath>
       </m:oMathPara>
     </w:p>
-    <w:bookmarkEnd w:id="63"/>
-    <w:bookmarkStart w:id="64" w:name="thm-mse-expand"/>
+    <w:bookmarkEnd w:id="64"/>
+    <w:bookmarkStart w:id="65" w:name="thm-mse-expand"/>
     <w:p>
       <w:pPr>
         <w:pStyle w:val="FirstParagraph"/>
@@ -11836,7 +11757,7 @@
         </m:oMath>
       </m:oMathPara>
     </w:p>
-    <w:bookmarkEnd w:id="64"/>
+    <w:bookmarkEnd w:id="65"/>
     <w:p>
       <w:pPr>
         <w:pStyle w:val="FirstParagraph"/>
@@ -11883,7 +11804,7 @@
         <w:t xml:space="preserve">.</w:t>
       </w:r>
     </w:p>
-    <w:bookmarkStart w:id="66" w:name="thm-mse-bias-variance"/>
+    <w:bookmarkStart w:id="67" w:name="thm-mse-bias-variance"/>
     <w:p>
       <w:pPr>
         <w:pStyle w:val="BodyText"/>
@@ -11924,7 +11845,7 @@
       <w:pPr>
         <w:pStyle w:val="BodyText"/>
       </w:pPr>
-      <w:bookmarkStart w:id="65" w:name="eq-mse"/>
+      <w:bookmarkStart w:id="66" w:name="eq-mse"/>
       <m:oMathPara>
         <m:oMathParaPr>
           <m:jc m:val="center"/>
@@ -12083,9 +12004,9 @@
           </m:r>
         </m:oMath>
       </m:oMathPara>
-      <w:bookmarkEnd w:id="65"/>
+      <w:bookmarkEnd w:id="66"/>
     </w:p>
-    <w:bookmarkEnd w:id="66"/>
+    <w:bookmarkEnd w:id="67"/>
     <w:p>
       <w:pPr>
         <w:pStyle w:val="FirstParagraph"/>
@@ -12401,7 +12322,7 @@
         <w:t xml:space="preserve">so they are equal to each other.</w:t>
       </w:r>
     </w:p>
-    <w:bookmarkStart w:id="69" w:name="rem-mse-bias-variance-prediction"/>
+    <w:bookmarkStart w:id="70" w:name="rem-mse-bias-variance-prediction"/>
     <w:p>
       <w:pPr>
         <w:pStyle w:val="BodyText"/>
@@ -12521,7 +12442,7 @@
       <w:r>
         <w:t xml:space="preserve"> </w:t>
       </w:r>
-      <w:hyperlink r:id="rId67">
+      <w:hyperlink r:id="rId68">
         <w:r>
           <w:rPr>
             <w:rStyle w:val="Hyperlink"/>
@@ -12544,7 +12465,7 @@
       <w:r>
         <w:t xml:space="preserve"> </w:t>
       </w:r>
-      <w:hyperlink r:id="rId68">
+      <w:hyperlink r:id="rId69">
         <w:r>
           <w:rPr>
             <w:rStyle w:val="Hyperlink"/>
@@ -12565,8 +12486,8 @@
         <w:t xml:space="preserve">No choice of prediction can remove the extra term.</w:t>
       </w:r>
     </w:p>
-    <w:bookmarkEnd w:id="69"/>
-    <w:bookmarkStart w:id="71" w:name="exm-mse-sample-mean"/>
+    <w:bookmarkEnd w:id="70"/>
+    <w:bookmarkStart w:id="72" w:name="exm-mse-sample-mean"/>
     <w:p>
       <w:pPr>
         <w:pStyle w:val="FirstParagraph"/>
@@ -13502,36 +13423,36 @@
                     </m:rPr>
                     <m:t>Var</m:t>
                   </m:r>
+                  <m:r>
+                    <m:t>​</m:t>
+                  </m:r>
+                  <m:d>
+                    <m:dPr>
+                      <m:begChr m:val="("/>
+                      <m:sepChr m:val=""/>
+                      <m:endChr m:val=")"/>
+                      <m:grow/>
+                    </m:dPr>
+                    <m:e>
+                      <m:sSub>
+                        <m:e>
+                          <m:r>
+                            <m:t>X</m:t>
+                          </m:r>
+                        </m:e>
+                        <m:sub>
+                          <m:r>
+                            <m:t>i</m:t>
+                          </m:r>
+                        </m:sub>
+                      </m:sSub>
+                    </m:e>
+                  </m:d>
+                  <m:r>
+                    <m:t>​</m:t>
+                  </m:r>
                 </m:e>
               </m:nary>
-              <m:r>
-                <m:t>​</m:t>
-              </m:r>
-              <m:d>
-                <m:dPr>
-                  <m:begChr m:val="("/>
-                  <m:sepChr m:val=""/>
-                  <m:endChr m:val=")"/>
-                  <m:grow/>
-                </m:dPr>
-                <m:e>
-                  <m:sSub>
-                    <m:e>
-                      <m:r>
-                        <m:t>X</m:t>
-                      </m:r>
-                    </m:e>
-                    <m:sub>
-                      <m:r>
-                        <m:t>i</m:t>
-                      </m:r>
-                    </m:sub>
-                  </m:sSub>
-                </m:e>
-              </m:d>
-              <m:r>
-                <m:t>​</m:t>
-              </m:r>
               <m:r>
                 <m:t>&amp;</m:t>
               </m:r>
@@ -13932,36 +13853,36 @@
               </m:rPr>
               <m:t>Var</m:t>
             </m:r>
+            <m:r>
+              <m:t>​</m:t>
+            </m:r>
+            <m:d>
+              <m:dPr>
+                <m:begChr m:val="("/>
+                <m:sepChr m:val=""/>
+                <m:endChr m:val=")"/>
+                <m:grow/>
+              </m:dPr>
+              <m:e>
+                <m:sSub>
+                  <m:e>
+                    <m:r>
+                      <m:t>X</m:t>
+                    </m:r>
+                  </m:e>
+                  <m:sub>
+                    <m:r>
+                      <m:t>i</m:t>
+                    </m:r>
+                  </m:sub>
+                </m:sSub>
+              </m:e>
+            </m:d>
+            <m:r>
+              <m:t>​</m:t>
+            </m:r>
           </m:e>
         </m:nary>
-        <m:r>
-          <m:t>​</m:t>
-        </m:r>
-        <m:d>
-          <m:dPr>
-            <m:begChr m:val="("/>
-            <m:sepChr m:val=""/>
-            <m:endChr m:val=")"/>
-            <m:grow/>
-          </m:dPr>
-          <m:e>
-            <m:sSub>
-              <m:e>
-                <m:r>
-                  <m:t>X</m:t>
-                </m:r>
-              </m:e>
-              <m:sub>
-                <m:r>
-                  <m:t>i</m:t>
-                </m:r>
-              </m:sub>
-            </m:sSub>
-          </m:e>
-        </m:d>
-        <m:r>
-          <m:t>​</m:t>
-        </m:r>
       </m:oMath>
       <w:r>
         <w:t xml:space="preserve"> </w:t>
@@ -13978,7 +13899,7 @@
       <w:r>
         <w:t xml:space="preserve"> </w:t>
       </w:r>
-      <w:hyperlink r:id="rId70">
+      <w:hyperlink r:id="rId71">
         <w:r>
           <w:rPr>
             <w:rStyle w:val="Hyperlink"/>
@@ -14276,8 +14197,8 @@
         <w:t xml:space="preserve">’s.</w:t>
       </w:r>
     </w:p>
-    <w:bookmarkEnd w:id="71"/>
-    <w:bookmarkStart w:id="72" w:name="def-rmse"/>
+    <w:bookmarkEnd w:id="72"/>
+    <w:bookmarkStart w:id="73" w:name="def-rmse"/>
     <w:p>
       <w:pPr>
         <w:pStyle w:val="BodyText"/>
@@ -14489,8 +14410,8 @@
         <w:t xml:space="preserve">.</w:t>
       </w:r>
     </w:p>
-    <w:bookmarkEnd w:id="72"/>
-    <w:bookmarkStart w:id="73" w:name="exm-rmse-sample-mean"/>
+    <w:bookmarkEnd w:id="73"/>
+    <w:bookmarkStart w:id="74" w:name="exm-rmse-sample-mean"/>
     <w:p>
       <w:pPr>
         <w:pStyle w:val="BodyText"/>
@@ -14578,8 +14499,8 @@
         <w:t xml:space="preserve">.</w:t>
       </w:r>
     </w:p>
-    <w:bookmarkEnd w:id="73"/>
-    <w:bookmarkStart w:id="74" w:name="rem-rmse-units"/>
+    <w:bookmarkEnd w:id="74"/>
+    <w:bookmarkStart w:id="75" w:name="rem-rmse-units"/>
     <w:p>
       <w:pPr>
         <w:pStyle w:val="BodyText"/>
@@ -14598,7 +14519,7 @@
         <w:t xml:space="preserve">The pRMSE has the same units as the estimand.</w:t>
       </w:r>
     </w:p>
-    <w:bookmarkEnd w:id="74"/>
+    <w:bookmarkEnd w:id="75"/>
     <w:p>
       <w:pPr>
         <w:pStyle w:val="BodyText"/>
@@ -14613,8 +14534,8 @@
         <w:t xml:space="preserve">covers mean squared error.</w:t>
       </w:r>
     </w:p>
-    <w:bookmarkEnd w:id="75"/>
-    <w:bookmarkStart w:id="89" w:name="sec-unbiased-estimators"/>
+    <w:bookmarkEnd w:id="76"/>
+    <w:bookmarkStart w:id="90" w:name="sec-unbiased-estimators"/>
     <w:p>
       <w:pPr>
         <w:pStyle w:val="Heading3"/>
@@ -14623,7 +14544,7 @@
         <w:t xml:space="preserve">3.6 Unbiased estimators</w:t>
       </w:r>
     </w:p>
-    <w:bookmarkStart w:id="76" w:name="def-unbiased"/>
+    <w:bookmarkStart w:id="77" w:name="def-unbiased"/>
     <w:p>
       <w:pPr>
         <w:pStyle w:val="FirstParagraph"/>
@@ -14749,8 +14670,8 @@
         </m:oMath>
       </m:oMathPara>
     </w:p>
-    <w:bookmarkEnd w:id="76"/>
-    <w:bookmarkStart w:id="77" w:name="def-biased"/>
+    <w:bookmarkEnd w:id="77"/>
+    <w:bookmarkStart w:id="78" w:name="def-biased"/>
     <w:p>
       <w:pPr>
         <w:pStyle w:val="FirstParagraph"/>
@@ -14876,8 +14797,8 @@
         </m:oMath>
       </m:oMathPara>
     </w:p>
-    <w:bookmarkEnd w:id="77"/>
-    <w:bookmarkStart w:id="78" w:name="exm-unbiased-sample-mean"/>
+    <w:bookmarkEnd w:id="78"/>
+    <w:bookmarkStart w:id="79" w:name="exm-unbiased-sample-mean"/>
     <w:p>
       <w:pPr>
         <w:pStyle w:val="FirstParagraph"/>
@@ -15091,8 +15012,8 @@
         <w:t xml:space="preserve">.</w:t>
       </w:r>
     </w:p>
-    <w:bookmarkEnd w:id="78"/>
-    <w:bookmarkStart w:id="80" w:name="exm-biased-variance-mle"/>
+    <w:bookmarkEnd w:id="79"/>
+    <w:bookmarkStart w:id="81" w:name="exm-biased-variance-mle"/>
     <w:p>
       <w:pPr>
         <w:pStyle w:val="BodyText"/>
@@ -15270,7 +15191,7 @@
       <w:r>
         <w:t xml:space="preserve"> </w:t>
       </w:r>
-      <w:hyperlink r:id="rId79">
+      <w:hyperlink r:id="rId80">
         <w:r>
           <w:rPr>
             <w:rStyle w:val="Hyperlink"/>
@@ -17818,41 +17739,41 @@
                     </m:rPr>
                     <m:t>E</m:t>
                   </m:r>
+                  <m:r>
+                    <m:t>​</m:t>
+                  </m:r>
+                  <m:d>
+                    <m:dPr>
+                      <m:begChr m:val="["/>
+                      <m:sepChr m:val=""/>
+                      <m:endChr m:val="]"/>
+                      <m:grow/>
+                    </m:dPr>
+                    <m:e>
+                      <m:sSubSup>
+                        <m:e>
+                          <m:r>
+                            <m:t>X</m:t>
+                          </m:r>
+                        </m:e>
+                        <m:sub>
+                          <m:r>
+                            <m:t>i</m:t>
+                          </m:r>
+                        </m:sub>
+                        <m:sup>
+                          <m:r>
+                            <m:t>2</m:t>
+                          </m:r>
+                        </m:sup>
+                      </m:sSubSup>
+                    </m:e>
+                  </m:d>
+                  <m:r>
+                    <m:t>​</m:t>
+                  </m:r>
                 </m:e>
               </m:nary>
-              <m:r>
-                <m:t>​</m:t>
-              </m:r>
-              <m:d>
-                <m:dPr>
-                  <m:begChr m:val="["/>
-                  <m:sepChr m:val=""/>
-                  <m:endChr m:val="]"/>
-                  <m:grow/>
-                </m:dPr>
-                <m:e>
-                  <m:sSubSup>
-                    <m:e>
-                      <m:r>
-                        <m:t>X</m:t>
-                      </m:r>
-                    </m:e>
-                    <m:sub>
-                      <m:r>
-                        <m:t>i</m:t>
-                      </m:r>
-                    </m:sub>
-                    <m:sup>
-                      <m:r>
-                        <m:t>2</m:t>
-                      </m:r>
-                    </m:sup>
-                  </m:sSubSup>
-                </m:e>
-              </m:d>
-              <m:r>
-                <m:t>​</m:t>
-              </m:r>
               <m:r>
                 <m:rPr>
                   <m:sty m:val="p"/>
@@ -17960,41 +17881,41 @@
                     </m:rPr>
                     <m:t>E</m:t>
                   </m:r>
+                  <m:r>
+                    <m:t>​</m:t>
+                  </m:r>
+                  <m:d>
+                    <m:dPr>
+                      <m:begChr m:val="["/>
+                      <m:sepChr m:val=""/>
+                      <m:endChr m:val="]"/>
+                      <m:grow/>
+                    </m:dPr>
+                    <m:e>
+                      <m:sSubSup>
+                        <m:e>
+                          <m:r>
+                            <m:t>X</m:t>
+                          </m:r>
+                        </m:e>
+                        <m:sub>
+                          <m:r>
+                            <m:t>i</m:t>
+                          </m:r>
+                        </m:sub>
+                        <m:sup>
+                          <m:r>
+                            <m:t>2</m:t>
+                          </m:r>
+                        </m:sup>
+                      </m:sSubSup>
+                    </m:e>
+                  </m:d>
+                  <m:r>
+                    <m:t>​</m:t>
+                  </m:r>
                 </m:e>
               </m:nary>
-              <m:r>
-                <m:t>​</m:t>
-              </m:r>
-              <m:d>
-                <m:dPr>
-                  <m:begChr m:val="["/>
-                  <m:sepChr m:val=""/>
-                  <m:endChr m:val="]"/>
-                  <m:grow/>
-                </m:dPr>
-                <m:e>
-                  <m:sSubSup>
-                    <m:e>
-                      <m:r>
-                        <m:t>X</m:t>
-                      </m:r>
-                    </m:e>
-                    <m:sub>
-                      <m:r>
-                        <m:t>i</m:t>
-                      </m:r>
-                    </m:sub>
-                    <m:sup>
-                      <m:r>
-                        <m:t>2</m:t>
-                      </m:r>
-                    </m:sup>
-                  </m:sSubSup>
-                </m:e>
-              </m:d>
-              <m:r>
-                <m:t>​</m:t>
-              </m:r>
               <m:r>
                 <m:rPr>
                   <m:sty m:val="p"/>
@@ -20442,8 +20363,8 @@
         <w:t xml:space="preserve">grows.</w:t>
       </w:r>
     </w:p>
-    <w:bookmarkEnd w:id="80"/>
-    <w:bookmarkStart w:id="81" w:name="exr-unbiased-exp"/>
+    <w:bookmarkEnd w:id="81"/>
+    <w:bookmarkStart w:id="82" w:name="exr-unbiased-exp"/>
     <w:p>
       <w:pPr>
         <w:pStyle w:val="BodyText"/>
@@ -20574,8 +20495,8 @@
         <w:t xml:space="preserve">.</w:t>
       </w:r>
     </w:p>
-    <w:bookmarkEnd w:id="81"/>
-    <w:bookmarkStart w:id="82" w:name="sol-unbiased-exp"/>
+    <w:bookmarkEnd w:id="82"/>
+    <w:bookmarkStart w:id="83" w:name="sol-unbiased-exp"/>
     <w:p>
       <w:pPr>
         <w:pStyle w:val="BodyText"/>
@@ -20800,8 +20721,8 @@
         <w:t xml:space="preserve">.</w:t>
       </w:r>
     </w:p>
-    <w:bookmarkEnd w:id="82"/>
-    <w:bookmarkStart w:id="83" w:name="exr-unbiased-mse"/>
+    <w:bookmarkEnd w:id="83"/>
+    <w:bookmarkStart w:id="84" w:name="exr-unbiased-mse"/>
     <w:p>
       <w:pPr>
         <w:pStyle w:val="BodyText"/>
@@ -20895,8 +20816,8 @@
         <w:t xml:space="preserve">in terms of its variance.</w:t>
       </w:r>
     </w:p>
-    <w:bookmarkEnd w:id="83"/>
-    <w:bookmarkStart w:id="84" w:name="sol-unbiased-mse"/>
+    <w:bookmarkEnd w:id="84"/>
+    <w:bookmarkStart w:id="85" w:name="sol-unbiased-mse"/>
     <w:p>
       <w:pPr>
         <w:pStyle w:val="BodyText"/>
@@ -21235,8 +21156,8 @@
         </m:oMath>
       </m:oMathPara>
     </w:p>
-    <w:bookmarkEnd w:id="84"/>
-    <w:bookmarkStart w:id="87" w:name="thm-unbiased-props"/>
+    <w:bookmarkEnd w:id="85"/>
+    <w:bookmarkStart w:id="88" w:name="thm-unbiased-props"/>
     <w:p>
       <w:pPr>
         <w:pStyle w:val="FirstParagraph"/>
@@ -21308,7 +21229,7 @@
       <w:pPr>
         <w:pStyle w:val="BodyText"/>
       </w:pPr>
-      <w:bookmarkStart w:id="85" w:name="eq-unbiased-exp"/>
+      <w:bookmarkStart w:id="86" w:name="eq-unbiased-exp"/>
       <m:oMathPara>
         <m:oMathParaPr>
           <m:jc m:val="center"/>
@@ -21375,13 +21296,13 @@
           </m:r>
         </m:oMath>
       </m:oMathPara>
-      <w:bookmarkEnd w:id="85"/>
+      <w:bookmarkEnd w:id="86"/>
     </w:p>
     <w:p>
       <w:pPr>
         <w:pStyle w:val="FirstParagraph"/>
       </w:pPr>
-      <w:bookmarkStart w:id="86" w:name="eq-unbiased-mse"/>
+      <w:bookmarkStart w:id="87" w:name="eq-unbiased-mse"/>
       <m:oMathPara>
         <m:oMathParaPr>
           <m:jc m:val="center"/>
@@ -21477,9 +21398,9 @@
           </m:r>
         </m:oMath>
       </m:oMathPara>
-      <w:bookmarkEnd w:id="86"/>
+      <w:bookmarkEnd w:id="87"/>
     </w:p>
-    <w:bookmarkEnd w:id="87"/>
+    <w:bookmarkEnd w:id="88"/>
     <w:p>
       <w:pPr>
         <w:pStyle w:val="FirstParagraph"/>
@@ -21570,7 +21491,7 @@
       <w:r>
         <w:t xml:space="preserve"> </w:t>
       </w:r>
-      <w:hyperlink r:id="rId88">
+      <w:hyperlink r:id="rId89">
         <w:r>
           <w:rPr>
             <w:rStyle w:val="Hyperlink"/>
@@ -21597,8 +21518,8 @@
         <w:t xml:space="preserve">.</w:t>
       </w:r>
     </w:p>
-    <w:bookmarkEnd w:id="89"/>
-    <w:bookmarkStart w:id="92" w:name="mean-absolute-error"/>
+    <w:bookmarkEnd w:id="90"/>
+    <w:bookmarkStart w:id="93" w:name="mean-absolute-error"/>
     <w:p>
       <w:pPr>
         <w:pStyle w:val="Heading3"/>
@@ -21607,7 +21528,7 @@
         <w:t xml:space="preserve">3.7 Population mean absolute error</w:t>
       </w:r>
     </w:p>
-    <w:bookmarkStart w:id="90" w:name="def-mae"/>
+    <w:bookmarkStart w:id="91" w:name="def-mae"/>
     <w:p>
       <w:pPr>
         <w:pStyle w:val="FirstParagraph"/>
@@ -21834,8 +21755,8 @@
         <w:t xml:space="preserve">.</w:t>
       </w:r>
     </w:p>
-    <w:bookmarkEnd w:id="90"/>
-    <w:bookmarkStart w:id="91" w:name="exm-mae-gaussian"/>
+    <w:bookmarkEnd w:id="91"/>
+    <w:bookmarkStart w:id="92" w:name="exm-mae-gaussian"/>
     <w:p>
       <w:pPr>
         <w:pStyle w:val="BodyText"/>
@@ -24241,9 +24162,9 @@
         <w:t xml:space="preserve">).</w:t>
       </w:r>
     </w:p>
-    <w:bookmarkEnd w:id="91"/>
     <w:bookmarkEnd w:id="92"/>
-    <w:bookmarkStart w:id="106" w:name="standard-error"/>
+    <w:bookmarkEnd w:id="93"/>
+    <w:bookmarkStart w:id="107" w:name="standard-error"/>
     <w:p>
       <w:pPr>
         <w:pStyle w:val="Heading3"/>
@@ -24252,7 +24173,7 @@
         <w:t xml:space="preserve">3.8 Standard error</w:t>
       </w:r>
     </w:p>
-    <w:bookmarkStart w:id="94" w:name="def-SE"/>
+    <w:bookmarkStart w:id="95" w:name="def-SE"/>
     <w:p>
       <w:pPr>
         <w:pStyle w:val="FirstParagraph"/>
@@ -24310,7 +24231,7 @@
       <w:r>
         <w:t xml:space="preserve"> </w:t>
       </w:r>
-      <w:hyperlink r:id="rId93">
+      <w:hyperlink r:id="rId94">
         <w:r>
           <w:rPr>
             <w:rStyle w:val="Hyperlink"/>
@@ -24455,8 +24376,8 @@
         <w:t xml:space="preserve">.</w:t>
       </w:r>
     </w:p>
-    <w:bookmarkEnd w:id="94"/>
-    <w:bookmarkStart w:id="95" w:name="exm-SE-sample-mean"/>
+    <w:bookmarkEnd w:id="95"/>
+    <w:bookmarkStart w:id="96" w:name="exm-SE-sample-mean"/>
     <w:p>
       <w:pPr>
         <w:pStyle w:val="BodyText"/>
@@ -24768,8 +24689,8 @@
         <w:t xml:space="preserve">.</w:t>
       </w:r>
     </w:p>
-    <w:bookmarkEnd w:id="95"/>
-    <w:bookmarkStart w:id="96" w:name="exr-se-error-sd"/>
+    <w:bookmarkEnd w:id="96"/>
+    <w:bookmarkStart w:id="97" w:name="exr-se-error-sd"/>
     <w:p>
       <w:pPr>
         <w:pStyle w:val="BodyText"/>
@@ -24790,7 +24711,7 @@
       <w:r>
         <w:t xml:space="preserve"> </w:t>
       </w:r>
-      <w:hyperlink r:id="rId93">
+      <w:hyperlink r:id="rId94">
         <w:r>
           <w:rPr>
             <w:rStyle w:val="Hyperlink"/>
@@ -24891,8 +24812,8 @@
         <w:t xml:space="preserve">.</w:t>
       </w:r>
     </w:p>
-    <w:bookmarkEnd w:id="96"/>
-    <w:bookmarkStart w:id="97" w:name="sol-se-error-sd"/>
+    <w:bookmarkEnd w:id="97"/>
+    <w:bookmarkStart w:id="98" w:name="sol-se-error-sd"/>
     <w:p>
       <w:pPr>
         <w:pStyle w:val="BodyText"/>
@@ -25259,8 +25180,8 @@
         </m:oMath>
       </m:oMathPara>
     </w:p>
-    <w:bookmarkEnd w:id="97"/>
-    <w:bookmarkStart w:id="98" w:name="thm-se-error-sd"/>
+    <w:bookmarkEnd w:id="98"/>
+    <w:bookmarkStart w:id="99" w:name="thm-se-error-sd"/>
     <w:p>
       <w:pPr>
         <w:pStyle w:val="FirstParagraph"/>
@@ -25374,7 +25295,7 @@
         </m:oMath>
       </m:oMathPara>
     </w:p>
-    <w:bookmarkEnd w:id="98"/>
+    <w:bookmarkEnd w:id="99"/>
     <w:p>
       <w:pPr>
         <w:pStyle w:val="FirstParagraph"/>
@@ -25407,7 +25328,7 @@
         <w:t xml:space="preserve">.</w:t>
       </w:r>
     </w:p>
-    <w:bookmarkStart w:id="99" w:name="rem-standard-error-name"/>
+    <w:bookmarkStart w:id="100" w:name="rem-standard-error-name"/>
     <w:p>
       <w:pPr>
         <w:pStyle w:val="BodyText"/>
@@ -25517,8 +25438,8 @@
         <w:t xml:space="preserve">so they come up often enough to deserve their own name.</w:t>
       </w:r>
     </w:p>
-    <w:bookmarkEnd w:id="99"/>
-    <w:bookmarkStart w:id="100" w:name="exr-var-mse-bias"/>
+    <w:bookmarkEnd w:id="100"/>
+    <w:bookmarkStart w:id="101" w:name="exr-var-mse-bias"/>
     <w:p>
       <w:pPr>
         <w:pStyle w:val="BodyText"/>
@@ -25688,8 +25609,8 @@
         <w:t xml:space="preserve">.</w:t>
       </w:r>
     </w:p>
-    <w:bookmarkEnd w:id="100"/>
-    <w:bookmarkStart w:id="101" w:name="sol-var-mse-bias"/>
+    <w:bookmarkEnd w:id="101"/>
+    <w:bookmarkStart w:id="102" w:name="sol-var-mse-bias"/>
     <w:p>
       <w:pPr>
         <w:pStyle w:val="BodyText"/>
@@ -26616,8 +26537,8 @@
         </m:oMath>
       </m:oMathPara>
     </w:p>
-    <w:bookmarkEnd w:id="101"/>
-    <w:bookmarkStart w:id="102" w:name="cor-var-mse-bias"/>
+    <w:bookmarkEnd w:id="102"/>
+    <w:bookmarkStart w:id="103" w:name="cor-var-mse-bias"/>
     <w:p>
       <w:pPr>
         <w:pStyle w:val="FirstParagraph"/>
@@ -26812,7 +26733,7 @@
         </m:oMath>
       </m:oMathPara>
     </w:p>
-    <w:bookmarkEnd w:id="102"/>
+    <w:bookmarkEnd w:id="103"/>
     <w:p>
       <w:pPr>
         <w:pStyle w:val="FirstParagraph"/>
@@ -26845,7 +26766,7 @@
         <w:t xml:space="preserve">.</w:t>
       </w:r>
     </w:p>
-    <w:bookmarkStart w:id="103" w:name="exr-se-rmse-unbiased"/>
+    <w:bookmarkStart w:id="104" w:name="exr-se-rmse-unbiased"/>
     <w:p>
       <w:pPr>
         <w:pStyle w:val="BodyText"/>
@@ -26953,8 +26874,8 @@
         <w:t xml:space="preserve">.</w:t>
       </w:r>
     </w:p>
-    <w:bookmarkEnd w:id="103"/>
-    <w:bookmarkStart w:id="104" w:name="sol-se-rmse-unbiased"/>
+    <w:bookmarkEnd w:id="104"/>
+    <w:bookmarkStart w:id="105" w:name="sol-se-rmse-unbiased"/>
     <w:p>
       <w:pPr>
         <w:pStyle w:val="BodyText"/>
@@ -27217,8 +27138,8 @@
         </m:oMath>
       </m:oMathPara>
     </w:p>
-    <w:bookmarkEnd w:id="104"/>
-    <w:bookmarkStart w:id="105" w:name="cor-se-rmse-unbiased"/>
+    <w:bookmarkEnd w:id="105"/>
+    <w:bookmarkStart w:id="106" w:name="cor-se-rmse-unbiased"/>
     <w:p>
       <w:pPr>
         <w:pStyle w:val="FirstParagraph"/>
@@ -27376,7 +27297,7 @@
         </m:oMath>
       </m:oMathPara>
     </w:p>
-    <w:bookmarkEnd w:id="105"/>
+    <w:bookmarkEnd w:id="106"/>
     <w:p>
       <w:pPr>
         <w:pStyle w:val="FirstParagraph"/>
@@ -27409,9 +27330,9 @@
         <w:t xml:space="preserve">.</w:t>
       </w:r>
     </w:p>
-    <w:bookmarkEnd w:id="106"/>
     <w:bookmarkEnd w:id="107"/>
-    <w:bookmarkStart w:id="140" w:name="references"/>
+    <w:bookmarkEnd w:id="108"/>
+    <w:bookmarkStart w:id="141" w:name="references"/>
     <w:p>
       <w:pPr>
         <w:pStyle w:val="Heading2"/>
@@ -27420,8 +27341,8 @@
         <w:t xml:space="preserve">References</w:t>
       </w:r>
     </w:p>
-    <w:bookmarkStart w:id="139" w:name="refs"/>
-    <w:bookmarkStart w:id="108" w:name="ref-box_draper_1987"/>
+    <w:bookmarkStart w:id="140" w:name="refs"/>
+    <w:bookmarkStart w:id="109" w:name="ref-box_draper_1987"/>
     <w:p>
       <w:pPr>
         <w:pStyle w:val="Bibliography"/>
@@ -27452,8 +27373,8 @@
         <w:t xml:space="preserve">. in Wiley series in probability and mathematical statistics. Applied probability and statistics. New York: Wiley, 1987.</w:t>
       </w:r>
     </w:p>
-    <w:bookmarkEnd w:id="108"/>
-    <w:bookmarkStart w:id="110" w:name="ref-dunn2018generalized"/>
+    <w:bookmarkEnd w:id="109"/>
+    <w:bookmarkStart w:id="111" w:name="ref-dunn2018generalized"/>
     <w:p>
       <w:pPr>
         <w:pStyle w:val="Bibliography"/>
@@ -27500,7 +27421,7 @@
       <w:r>
         <w:t xml:space="preserve"> </w:t>
       </w:r>
-      <w:hyperlink r:id="rId109">
+      <w:hyperlink r:id="rId110">
         <w:r>
           <w:rPr>
             <w:rStyle w:val="Hyperlink"/>
@@ -27512,8 +27433,8 @@
         <w:t xml:space="preserve">.</w:t>
       </w:r>
     </w:p>
-    <w:bookmarkEnd w:id="110"/>
-    <w:bookmarkStart w:id="112" w:name="ref-van2018flexible"/>
+    <w:bookmarkEnd w:id="111"/>
+    <w:bookmarkStart w:id="113" w:name="ref-van2018flexible"/>
     <w:p>
       <w:pPr>
         <w:pStyle w:val="Bibliography"/>
@@ -27546,7 +27467,7 @@
       <w:r>
         <w:t xml:space="preserve"> </w:t>
       </w:r>
-      <w:hyperlink r:id="rId111">
+      <w:hyperlink r:id="rId112">
         <w:r>
           <w:rPr>
             <w:rStyle w:val="Hyperlink"/>
@@ -27555,8 +27476,8 @@
         </w:r>
       </w:hyperlink>
     </w:p>
-    <w:bookmarkEnd w:id="112"/>
-    <w:bookmarkStart w:id="114" w:name="ref-pohl2021estimands"/>
+    <w:bookmarkEnd w:id="113"/>
+    <w:bookmarkStart w:id="115" w:name="ref-pohl2021estimands"/>
     <w:p>
       <w:pPr>
         <w:pStyle w:val="Bibliography"/>
@@ -27622,7 +27543,7 @@
       <w:r>
         <w:t xml:space="preserve"> </w:t>
       </w:r>
-      <w:hyperlink r:id="rId113">
+      <w:hyperlink r:id="rId114">
         <w:r>
           <w:rPr>
             <w:rStyle w:val="Hyperlink"/>
@@ -27634,8 +27555,8 @@
         <w:t xml:space="preserve">.</w:t>
       </w:r>
     </w:p>
-    <w:bookmarkEnd w:id="114"/>
-    <w:bookmarkStart w:id="116" w:name="ref-lawrance2020estimand"/>
+    <w:bookmarkEnd w:id="115"/>
+    <w:bookmarkStart w:id="117" w:name="ref-lawrance2020estimand"/>
     <w:p>
       <w:pPr>
         <w:pStyle w:val="Bibliography"/>
@@ -27687,7 +27608,7 @@
       <w:r>
         <w:t xml:space="preserve"> </w:t>
       </w:r>
-      <w:hyperlink r:id="rId115">
+      <w:hyperlink r:id="rId116">
         <w:r>
           <w:rPr>
             <w:rStyle w:val="Hyperlink"/>
@@ -27699,8 +27620,8 @@
         <w:t xml:space="preserve">.</w:t>
       </w:r>
     </w:p>
-    <w:bookmarkEnd w:id="116"/>
-    <w:bookmarkStart w:id="118" w:name="ref-wikipedia_estimand"/>
+    <w:bookmarkEnd w:id="117"/>
+    <w:bookmarkStart w:id="119" w:name="ref-wikipedia_estimand"/>
     <w:p>
       <w:pPr>
         <w:pStyle w:val="Bibliography"/>
@@ -27747,7 +27668,7 @@
       <w:r>
         <w:t xml:space="preserve"> </w:t>
       </w:r>
-      <w:hyperlink r:id="rId117">
+      <w:hyperlink r:id="rId118">
         <w:r>
           <w:rPr>
             <w:rStyle w:val="Hyperlink"/>
@@ -27756,8 +27677,8 @@
         </w:r>
       </w:hyperlink>
     </w:p>
-    <w:bookmarkEnd w:id="118"/>
-    <w:bookmarkStart w:id="120" w:name="ref-wikipedia_estimator"/>
+    <w:bookmarkEnd w:id="119"/>
+    <w:bookmarkStart w:id="121" w:name="ref-wikipedia_estimator"/>
     <w:p>
       <w:pPr>
         <w:pStyle w:val="Bibliography"/>
@@ -27804,7 +27725,7 @@
       <w:r>
         <w:t xml:space="preserve"> </w:t>
       </w:r>
-      <w:hyperlink r:id="rId119">
+      <w:hyperlink r:id="rId120">
         <w:r>
           <w:rPr>
             <w:rStyle w:val="Hyperlink"/>
@@ -27813,8 +27734,8 @@
         </w:r>
       </w:hyperlink>
     </w:p>
-    <w:bookmarkEnd w:id="120"/>
-    <w:bookmarkStart w:id="122" w:name="ref-wikipedia_sampling_distribution"/>
+    <w:bookmarkEnd w:id="121"/>
+    <w:bookmarkStart w:id="123" w:name="ref-wikipedia_sampling_distribution"/>
     <w:p>
       <w:pPr>
         <w:pStyle w:val="Bibliography"/>
@@ -27861,7 +27782,7 @@
       <w:r>
         <w:t xml:space="preserve"> </w:t>
       </w:r>
-      <w:hyperlink r:id="rId121">
+      <w:hyperlink r:id="rId122">
         <w:r>
           <w:rPr>
             <w:rStyle w:val="Hyperlink"/>
@@ -27870,8 +27791,8 @@
         </w:r>
       </w:hyperlink>
     </w:p>
-    <w:bookmarkEnd w:id="122"/>
-    <w:bookmarkStart w:id="123" w:name="ref-hoggtanis2015"/>
+    <w:bookmarkEnd w:id="123"/>
+    <w:bookmarkStart w:id="124" w:name="ref-hoggtanis2015"/>
     <w:p>
       <w:pPr>
         <w:pStyle w:val="Bibliography"/>
@@ -27902,8 +27823,8 @@
         <w:t xml:space="preserve">, Tenth edition. Boston: Pearson, 2019.</w:t>
       </w:r>
     </w:p>
-    <w:bookmarkEnd w:id="123"/>
-    <w:bookmarkStart w:id="125" w:name="ref-CaseBerg01"/>
+    <w:bookmarkEnd w:id="124"/>
+    <w:bookmarkStart w:id="126" w:name="ref-CaseBerg01"/>
     <w:p>
       <w:pPr>
         <w:pStyle w:val="Bibliography"/>
@@ -27936,7 +27857,7 @@
       <w:r>
         <w:t xml:space="preserve"> </w:t>
       </w:r>
-      <w:hyperlink r:id="rId124">
+      <w:hyperlink r:id="rId125">
         <w:r>
           <w:rPr>
             <w:rStyle w:val="Hyperlink"/>
@@ -27945,8 +27866,8 @@
         </w:r>
       </w:hyperlink>
     </w:p>
-    <w:bookmarkEnd w:id="125"/>
-    <w:bookmarkStart w:id="126" w:name="ref-rice2007mathematical"/>
+    <w:bookmarkEnd w:id="126"/>
+    <w:bookmarkStart w:id="127" w:name="ref-rice2007mathematical"/>
     <w:p>
       <w:pPr>
         <w:pStyle w:val="Bibliography"/>
@@ -27977,8 +27898,8 @@
         <w:t xml:space="preserve">, 3rd ed. Belmont, CA: Cengage Learning, 2007.</w:t>
       </w:r>
     </w:p>
-    <w:bookmarkEnd w:id="126"/>
-    <w:bookmarkStart w:id="128" w:name="ref-wikipedia_bias_of_an_estimator"/>
+    <w:bookmarkEnd w:id="127"/>
+    <w:bookmarkStart w:id="129" w:name="ref-wikipedia_bias_of_an_estimator"/>
     <w:p>
       <w:pPr>
         <w:pStyle w:val="Bibliography"/>
@@ -28025,7 +27946,7 @@
       <w:r>
         <w:t xml:space="preserve"> </w:t>
       </w:r>
-      <w:hyperlink r:id="rId127">
+      <w:hyperlink r:id="rId128">
         <w:r>
           <w:rPr>
             <w:rStyle w:val="Hyperlink"/>
@@ -28034,8 +27955,8 @@
         </w:r>
       </w:hyperlink>
     </w:p>
-    <w:bookmarkEnd w:id="128"/>
-    <w:bookmarkStart w:id="130" w:name="ref-wikipedia_mean_squared_error"/>
+    <w:bookmarkEnd w:id="129"/>
+    <w:bookmarkStart w:id="131" w:name="ref-wikipedia_mean_squared_error"/>
     <w:p>
       <w:pPr>
         <w:pStyle w:val="Bibliography"/>
@@ -28082,7 +28003,7 @@
       <w:r>
         <w:t xml:space="preserve"> </w:t>
       </w:r>
-      <w:hyperlink r:id="rId129">
+      <w:hyperlink r:id="rId130">
         <w:r>
           <w:rPr>
             <w:rStyle w:val="Hyperlink"/>
@@ -28091,8 +28012,8 @@
         </w:r>
       </w:hyperlink>
     </w:p>
-    <w:bookmarkEnd w:id="130"/>
-    <w:bookmarkStart w:id="132" w:name="ref-wikipedia_root_mean_square_deviation"/>
+    <w:bookmarkEnd w:id="131"/>
+    <w:bookmarkStart w:id="133" w:name="ref-wikipedia_root_mean_square_deviation"/>
     <w:p>
       <w:pPr>
         <w:pStyle w:val="Bibliography"/>
@@ -28139,7 +28060,7 @@
       <w:r>
         <w:t xml:space="preserve"> </w:t>
       </w:r>
-      <w:hyperlink r:id="rId131">
+      <w:hyperlink r:id="rId132">
         <w:r>
           <w:rPr>
             <w:rStyle w:val="Hyperlink"/>
@@ -28148,8 +28069,8 @@
         </w:r>
       </w:hyperlink>
     </w:p>
-    <w:bookmarkEnd w:id="132"/>
-    <w:bookmarkStart w:id="134" w:name="ref-fiveminuteai_probstat"/>
+    <w:bookmarkEnd w:id="133"/>
+    <w:bookmarkStart w:id="135" w:name="ref-fiveminuteai_probstat"/>
     <w:p>
       <w:pPr>
         <w:pStyle w:val="Bibliography"/>
@@ -28181,7 +28102,7 @@
       <w:r>
         <w:t xml:space="preserve"> </w:t>
       </w:r>
-      <w:hyperlink r:id="rId133">
+      <w:hyperlink r:id="rId134">
         <w:r>
           <w:rPr>
             <w:rStyle w:val="Hyperlink"/>
@@ -28190,8 +28111,8 @@
         </w:r>
       </w:hyperlink>
     </w:p>
-    <w:bookmarkEnd w:id="134"/>
-    <w:bookmarkStart w:id="136" w:name="ref-wikipedia_mean_absolute_error"/>
+    <w:bookmarkEnd w:id="135"/>
+    <w:bookmarkStart w:id="137" w:name="ref-wikipedia_mean_absolute_error"/>
     <w:p>
       <w:pPr>
         <w:pStyle w:val="Bibliography"/>
@@ -28238,7 +28159,7 @@
       <w:r>
         <w:t xml:space="preserve"> </w:t>
       </w:r>
-      <w:hyperlink r:id="rId135">
+      <w:hyperlink r:id="rId136">
         <w:r>
           <w:rPr>
             <w:rStyle w:val="Hyperlink"/>
@@ -28247,8 +28168,8 @@
         </w:r>
       </w:hyperlink>
     </w:p>
-    <w:bookmarkEnd w:id="136"/>
-    <w:bookmarkStart w:id="138" w:name="ref-wikipedia_standard_error"/>
+    <w:bookmarkEnd w:id="137"/>
+    <w:bookmarkStart w:id="139" w:name="ref-wikipedia_standard_error"/>
     <w:p>
       <w:pPr>
         <w:pStyle w:val="Bibliography"/>
@@ -28295,7 +28216,7 @@
       <w:r>
         <w:t xml:space="preserve"> </w:t>
       </w:r>
-      <w:hyperlink r:id="rId137">
+      <w:hyperlink r:id="rId138">
         <w:r>
           <w:rPr>
             <w:rStyle w:val="Hyperlink"/>
@@ -28304,9 +28225,9 @@
         </w:r>
       </w:hyperlink>
     </w:p>
-    <w:bookmarkEnd w:id="138"/>
     <w:bookmarkEnd w:id="139"/>
     <w:bookmarkEnd w:id="140"/>
+    <w:bookmarkEnd w:id="141"/>
     <w:sectPr>
       <w:footnotePr>
         <w:numRestart w:val="eachSect"/>
